--- a/DVVDS/T1.0/T1.0.docx
+++ b/DVVDS/T1.0/T1.0.docx
@@ -120,7 +120,27 @@
           <w:szCs w:val="24"/>
           <w:lang w:eastAsia="en-US"/>
         </w:rPr>
-        <w:t xml:space="preserve">1]. A diferencia de una computadora de propósito general, un sistema embebido está integrado en el equipo que controla, opera con recursos limitados, es confiable, eficiente energéticamente, arranca rápido y está pensado para funcionar de manera continua. Sus componentes esenciales incluyen un microprocesador, memoria RAM y flash, periféricos (sensores, actuadores, E/S), software especializado, fuente de poder y un circuito de reloj que sincroniza todas las operaciones. </w:t>
+        <w:t xml:space="preserve">1]. A diferencia de una computadora de propósito general, un sistema embebido está integrado en el equipo que controla, opera con recursos limitados, es confiable, eficiente energéticamente, arranca rápido y está pensado para funcionar de manera continua. Sus componentes esenciales incluyen un microprocesador, memoria RAM y </w:t>
+      </w:r>
+      <w:proofErr w:type="gramStart"/>
+      <w:r>
+        <w:rPr>
+          <w:rFonts w:ascii="Times New Roman" w:hAnsi="Times New Roman" w:cs="Times New Roman"/>
+          <w:sz w:val="24"/>
+          <w:szCs w:val="24"/>
+          <w:lang w:eastAsia="en-US"/>
+        </w:rPr>
+        <w:t>flash</w:t>
+      </w:r>
+      <w:proofErr w:type="gramEnd"/>
+      <w:r>
+        <w:rPr>
+          <w:rFonts w:ascii="Times New Roman" w:hAnsi="Times New Roman" w:cs="Times New Roman"/>
+          <w:sz w:val="24"/>
+          <w:szCs w:val="24"/>
+          <w:lang w:eastAsia="en-US"/>
+        </w:rPr>
+        <w:t xml:space="preserve">, periféricos (sensores, actuadores, E/S), software especializado, fuente de poder y un circuito de reloj que sincroniza todas las operaciones. </w:t>
       </w:r>
     </w:p>
     <w:p>
@@ -166,16 +186,116 @@
           <w:szCs w:val="24"/>
           <w:lang w:eastAsia="en-US"/>
         </w:rPr>
-        <w:t>Un ASIC (Application Specific Integrated Circuit) es un circuito integrado diseñado para realizar una única función específica con la máxima eficiencia posible. A diferencia de una CPU o un procesador general, un ASIC no es programable para múltiples tareas: se fabrica para ejecutar solo una operación y hacerlo más rápido, con menor consumo y mayor rendimiento que un chip de propósito general</w:t>
-      </w:r>
-      <w:r>
-        <w:rPr>
-          <w:rFonts w:ascii="Times New Roman" w:hAnsi="Times New Roman" w:cs="Times New Roman"/>
-          <w:sz w:val="24"/>
-          <w:szCs w:val="24"/>
-          <w:lang w:eastAsia="en-US"/>
-        </w:rPr>
-        <w:t>[2]</w:t>
+        <w:t>Un ASIC (</w:t>
+      </w:r>
+      <w:proofErr w:type="spellStart"/>
+      <w:r>
+        <w:rPr>
+          <w:rFonts w:ascii="Times New Roman" w:hAnsi="Times New Roman" w:cs="Times New Roman"/>
+          <w:sz w:val="24"/>
+          <w:szCs w:val="24"/>
+          <w:lang w:eastAsia="en-US"/>
+        </w:rPr>
+        <w:t>Application</w:t>
+      </w:r>
+      <w:proofErr w:type="spellEnd"/>
+      <w:r>
+        <w:rPr>
+          <w:rFonts w:ascii="Times New Roman" w:hAnsi="Times New Roman" w:cs="Times New Roman"/>
+          <w:sz w:val="24"/>
+          <w:szCs w:val="24"/>
+          <w:lang w:eastAsia="en-US"/>
+        </w:rPr>
+        <w:t xml:space="preserve"> </w:t>
+      </w:r>
+      <w:proofErr w:type="spellStart"/>
+      <w:r>
+        <w:rPr>
+          <w:rFonts w:ascii="Times New Roman" w:hAnsi="Times New Roman" w:cs="Times New Roman"/>
+          <w:sz w:val="24"/>
+          <w:szCs w:val="24"/>
+          <w:lang w:eastAsia="en-US"/>
+        </w:rPr>
+        <w:t>Specific</w:t>
+      </w:r>
+      <w:proofErr w:type="spellEnd"/>
+      <w:r>
+        <w:rPr>
+          <w:rFonts w:ascii="Times New Roman" w:hAnsi="Times New Roman" w:cs="Times New Roman"/>
+          <w:sz w:val="24"/>
+          <w:szCs w:val="24"/>
+          <w:lang w:eastAsia="en-US"/>
+        </w:rPr>
+        <w:t xml:space="preserve"> </w:t>
+      </w:r>
+      <w:proofErr w:type="spellStart"/>
+      <w:r>
+        <w:rPr>
+          <w:rFonts w:ascii="Times New Roman" w:hAnsi="Times New Roman" w:cs="Times New Roman"/>
+          <w:sz w:val="24"/>
+          <w:szCs w:val="24"/>
+          <w:lang w:eastAsia="en-US"/>
+        </w:rPr>
+        <w:t>Integrated</w:t>
+      </w:r>
+      <w:proofErr w:type="spellEnd"/>
+      <w:r>
+        <w:rPr>
+          <w:rFonts w:ascii="Times New Roman" w:hAnsi="Times New Roman" w:cs="Times New Roman"/>
+          <w:sz w:val="24"/>
+          <w:szCs w:val="24"/>
+          <w:lang w:eastAsia="en-US"/>
+        </w:rPr>
+        <w:t xml:space="preserve"> </w:t>
+      </w:r>
+      <w:proofErr w:type="spellStart"/>
+      <w:r>
+        <w:rPr>
+          <w:rFonts w:ascii="Times New Roman" w:hAnsi="Times New Roman" w:cs="Times New Roman"/>
+          <w:sz w:val="24"/>
+          <w:szCs w:val="24"/>
+          <w:lang w:eastAsia="en-US"/>
+        </w:rPr>
+        <w:t>Circuit</w:t>
+      </w:r>
+      <w:proofErr w:type="spellEnd"/>
+      <w:r>
+        <w:rPr>
+          <w:rFonts w:ascii="Times New Roman" w:hAnsi="Times New Roman" w:cs="Times New Roman"/>
+          <w:sz w:val="24"/>
+          <w:szCs w:val="24"/>
+          <w:lang w:eastAsia="en-US"/>
+        </w:rPr>
+        <w:t xml:space="preserve">) es un circuito integrado diseñado para realizar una única función específica con la máxima eficiencia posible. A diferencia de una CPU o un procesador general, un ASIC no es programable para múltiples tareas: se fabrica para ejecutar solo una operación y hacerlo más rápido, con menor consumo y mayor rendimiento que un chip de propósito </w:t>
+      </w:r>
+      <w:proofErr w:type="gramStart"/>
+      <w:r>
+        <w:rPr>
+          <w:rFonts w:ascii="Times New Roman" w:hAnsi="Times New Roman" w:cs="Times New Roman"/>
+          <w:sz w:val="24"/>
+          <w:szCs w:val="24"/>
+          <w:lang w:eastAsia="en-US"/>
+        </w:rPr>
+        <w:t>general</w:t>
+      </w:r>
+      <w:r>
+        <w:rPr>
+          <w:rFonts w:ascii="Times New Roman" w:hAnsi="Times New Roman" w:cs="Times New Roman"/>
+          <w:sz w:val="24"/>
+          <w:szCs w:val="24"/>
+          <w:lang w:eastAsia="en-US"/>
+        </w:rPr>
+        <w:t>[</w:t>
+      </w:r>
+      <w:proofErr w:type="gramEnd"/>
+      <w:r>
+        <w:rPr>
+          <w:rFonts w:ascii="Times New Roman" w:hAnsi="Times New Roman" w:cs="Times New Roman"/>
+          <w:sz w:val="24"/>
+          <w:szCs w:val="24"/>
+          <w:lang w:eastAsia="en-US"/>
+        </w:rPr>
+        <w:t>2]</w:t>
       </w:r>
       <w:r>
         <w:rPr>
@@ -208,8 +328,19 @@
           <w:szCs w:val="24"/>
           <w:lang w:eastAsia="en-US"/>
         </w:rPr>
-        <w:t>Ejemplos de ASICs</w:t>
-      </w:r>
+        <w:t xml:space="preserve">Ejemplos de </w:t>
+      </w:r>
+      <w:proofErr w:type="spellStart"/>
+      <w:r>
+        <w:rPr>
+          <w:rFonts w:ascii="Times New Roman" w:hAnsi="Times New Roman" w:cs="Times New Roman"/>
+          <w:sz w:val="24"/>
+          <w:szCs w:val="24"/>
+          <w:lang w:eastAsia="en-US"/>
+        </w:rPr>
+        <w:t>ASICs</w:t>
+      </w:r>
+      <w:proofErr w:type="spellEnd"/>
     </w:p>
     <w:p>
       <w:pPr>
@@ -400,7 +531,27 @@
           <w:szCs w:val="24"/>
           <w:lang w:eastAsia="en-US"/>
         </w:rPr>
-        <w:t>Investiga cuales son las 3 principales fundidoras de silicio (semiconductor foundries) en la actualidad</w:t>
+        <w:t xml:space="preserve">Investiga cuales son las 3 principales fundidoras de silicio (semiconductor </w:t>
+      </w:r>
+      <w:proofErr w:type="spellStart"/>
+      <w:r>
+        <w:rPr>
+          <w:rFonts w:ascii="Times New Roman" w:hAnsi="Times New Roman" w:cs="Times New Roman"/>
+          <w:sz w:val="24"/>
+          <w:szCs w:val="24"/>
+          <w:lang w:eastAsia="en-US"/>
+        </w:rPr>
+        <w:t>foundries</w:t>
+      </w:r>
+      <w:proofErr w:type="spellEnd"/>
+      <w:r>
+        <w:rPr>
+          <w:rFonts w:ascii="Times New Roman" w:hAnsi="Times New Roman" w:cs="Times New Roman"/>
+          <w:sz w:val="24"/>
+          <w:szCs w:val="24"/>
+          <w:lang w:eastAsia="en-US"/>
+        </w:rPr>
+        <w:t>) en la actualidad</w:t>
       </w:r>
       <w:r>
         <w:rPr>
@@ -526,7 +677,87 @@
           <w:szCs w:val="24"/>
           <w:lang w:eastAsia="en-US"/>
         </w:rPr>
-        <w:t>La fuente consultada del libro Circuit Design, Layout, and Simulation de R.J BAKER describe que la lógica CMOS sigue reglas fundamentales.</w:t>
+        <w:t xml:space="preserve">La fuente consultada del libro </w:t>
+      </w:r>
+      <w:proofErr w:type="spellStart"/>
+      <w:r>
+        <w:rPr>
+          <w:rFonts w:ascii="Times New Roman" w:hAnsi="Times New Roman" w:cs="Times New Roman"/>
+          <w:sz w:val="24"/>
+          <w:szCs w:val="24"/>
+          <w:lang w:eastAsia="en-US"/>
+        </w:rPr>
+        <w:t>Circuit</w:t>
+      </w:r>
+      <w:proofErr w:type="spellEnd"/>
+      <w:r>
+        <w:rPr>
+          <w:rFonts w:ascii="Times New Roman" w:hAnsi="Times New Roman" w:cs="Times New Roman"/>
+          <w:sz w:val="24"/>
+          <w:szCs w:val="24"/>
+          <w:lang w:eastAsia="en-US"/>
+        </w:rPr>
+        <w:t xml:space="preserve"> </w:t>
+      </w:r>
+      <w:proofErr w:type="spellStart"/>
+      <w:r>
+        <w:rPr>
+          <w:rFonts w:ascii="Times New Roman" w:hAnsi="Times New Roman" w:cs="Times New Roman"/>
+          <w:sz w:val="24"/>
+          <w:szCs w:val="24"/>
+          <w:lang w:eastAsia="en-US"/>
+        </w:rPr>
+        <w:t>Design</w:t>
+      </w:r>
+      <w:proofErr w:type="spellEnd"/>
+      <w:r>
+        <w:rPr>
+          <w:rFonts w:ascii="Times New Roman" w:hAnsi="Times New Roman" w:cs="Times New Roman"/>
+          <w:sz w:val="24"/>
+          <w:szCs w:val="24"/>
+          <w:lang w:eastAsia="en-US"/>
+        </w:rPr>
+        <w:t xml:space="preserve">, </w:t>
+      </w:r>
+      <w:proofErr w:type="spellStart"/>
+      <w:r>
+        <w:rPr>
+          <w:rFonts w:ascii="Times New Roman" w:hAnsi="Times New Roman" w:cs="Times New Roman"/>
+          <w:sz w:val="24"/>
+          <w:szCs w:val="24"/>
+          <w:lang w:eastAsia="en-US"/>
+        </w:rPr>
+        <w:t>Layout</w:t>
+      </w:r>
+      <w:proofErr w:type="spellEnd"/>
+      <w:r>
+        <w:rPr>
+          <w:rFonts w:ascii="Times New Roman" w:hAnsi="Times New Roman" w:cs="Times New Roman"/>
+          <w:sz w:val="24"/>
+          <w:szCs w:val="24"/>
+          <w:lang w:eastAsia="en-US"/>
+        </w:rPr>
+        <w:t xml:space="preserve">, and </w:t>
+      </w:r>
+      <w:proofErr w:type="spellStart"/>
+      <w:r>
+        <w:rPr>
+          <w:rFonts w:ascii="Times New Roman" w:hAnsi="Times New Roman" w:cs="Times New Roman"/>
+          <w:sz w:val="24"/>
+          <w:szCs w:val="24"/>
+          <w:lang w:eastAsia="en-US"/>
+        </w:rPr>
+        <w:t>Simulation</w:t>
+      </w:r>
+      <w:proofErr w:type="spellEnd"/>
+      <w:r>
+        <w:rPr>
+          <w:rFonts w:ascii="Times New Roman" w:hAnsi="Times New Roman" w:cs="Times New Roman"/>
+          <w:sz w:val="24"/>
+          <w:szCs w:val="24"/>
+          <w:lang w:eastAsia="en-US"/>
+        </w:rPr>
+        <w:t xml:space="preserve"> de R.J BAKER describe que la lógica CMOS sigue reglas fundamentales.</w:t>
       </w:r>
     </w:p>
     <w:p>
@@ -547,8 +778,19 @@
           <w:szCs w:val="24"/>
           <w:lang w:eastAsia="en-US"/>
         </w:rPr>
-        <w:t>PMOS se coloca en la red superior (pull</w:t>
-      </w:r>
+        <w:t>PMOS se coloca en la red superior (</w:t>
+      </w:r>
+      <w:proofErr w:type="spellStart"/>
+      <w:r>
+        <w:rPr>
+          <w:rFonts w:ascii="Times New Roman" w:hAnsi="Times New Roman" w:cs="Times New Roman"/>
+          <w:sz w:val="24"/>
+          <w:szCs w:val="24"/>
+          <w:lang w:eastAsia="en-US"/>
+        </w:rPr>
+        <w:t>pull</w:t>
+      </w:r>
+      <w:proofErr w:type="spellEnd"/>
       <w:r>
         <w:rPr>
           <w:rFonts w:ascii="Times New Roman" w:hAnsi="Times New Roman" w:cs="Times New Roman"/>
@@ -578,7 +820,17 @@
           <w:szCs w:val="24"/>
           <w:lang w:eastAsia="en-US"/>
         </w:rPr>
-        <w:t>NMOS se coloca en la red inferior (pull</w:t>
+        <w:t>NMOS se coloca en la red inferior (</w:t>
+      </w:r>
+      <w:proofErr w:type="spellStart"/>
+      <w:r>
+        <w:rPr>
+          <w:rFonts w:ascii="Times New Roman" w:hAnsi="Times New Roman" w:cs="Times New Roman"/>
+          <w:sz w:val="24"/>
+          <w:szCs w:val="24"/>
+          <w:lang w:eastAsia="en-US"/>
+        </w:rPr>
+        <w:t>pull</w:t>
       </w:r>
       <w:r>
         <w:rPr>
@@ -588,7 +840,17 @@
           <w:lang w:eastAsia="en-US"/>
         </w:rPr>
         <w:noBreakHyphen/>
-        <w:t>down) conectada a GND.</w:t>
+        <w:t>down</w:t>
+      </w:r>
+      <w:proofErr w:type="spellEnd"/>
+      <w:r>
+        <w:rPr>
+          <w:rFonts w:ascii="Times New Roman" w:hAnsi="Times New Roman" w:cs="Times New Roman"/>
+          <w:sz w:val="24"/>
+          <w:szCs w:val="24"/>
+          <w:lang w:eastAsia="en-US"/>
+        </w:rPr>
+        <w:t>) conectada a GND.</w:t>
       </w:r>
     </w:p>
     <w:p>
@@ -623,7 +885,21 @@
         <w:rPr>
           <w:lang w:eastAsia="en-US"/>
         </w:rPr>
-        <w:t xml:space="preserve">Para la not es 1 PMOS EN SERIE A 1 NMOS, cuando la entrada es alta, el NMOS conduce </w:t>
+        <w:t xml:space="preserve">Para la </w:t>
+      </w:r>
+      <w:proofErr w:type="spellStart"/>
+      <w:r>
+        <w:rPr>
+          <w:lang w:eastAsia="en-US"/>
+        </w:rPr>
+        <w:t>not</w:t>
+      </w:r>
+      <w:proofErr w:type="spellEnd"/>
+      <w:r>
+        <w:rPr>
+          <w:lang w:eastAsia="en-US"/>
+        </w:rPr>
+        <w:t xml:space="preserve"> es 1 PMOS EN SERIE A 1 NMOS, cuando la entrada es alta, el NMOS conduce </w:t>
       </w:r>
       <w:r>
         <w:rPr>
@@ -731,28 +1007,79 @@
           <w:szCs w:val="24"/>
           <w:lang w:eastAsia="en-US"/>
         </w:rPr>
-        <w:t xml:space="preserve">¿Qué es Floating-gate transitor, FAMOS, FLOTOX? </w:t>
-      </w:r>
-    </w:p>
-    <w:p>
-      <w:pPr>
-        <w:pStyle w:val="ListParagraph"/>
-        <w:rPr>
-          <w:rFonts w:ascii="Times New Roman" w:hAnsi="Times New Roman" w:cs="Times New Roman"/>
-          <w:sz w:val="24"/>
-          <w:szCs w:val="24"/>
-          <w:lang w:eastAsia="en-US"/>
-        </w:rPr>
-      </w:pPr>
-      <w:r>
-        <w:rPr>
-          <w:rFonts w:ascii="Times New Roman" w:hAnsi="Times New Roman" w:cs="Times New Roman"/>
-          <w:sz w:val="24"/>
-          <w:szCs w:val="24"/>
-          <w:lang w:eastAsia="en-US"/>
-        </w:rPr>
-        <w:t>Un floating</w:t>
-      </w:r>
+        <w:t xml:space="preserve">¿Qué es </w:t>
+      </w:r>
+      <w:proofErr w:type="spellStart"/>
+      <w:r>
+        <w:rPr>
+          <w:rFonts w:ascii="Times New Roman" w:hAnsi="Times New Roman" w:cs="Times New Roman"/>
+          <w:sz w:val="24"/>
+          <w:szCs w:val="24"/>
+          <w:lang w:eastAsia="en-US"/>
+        </w:rPr>
+        <w:t>Floating</w:t>
+      </w:r>
+      <w:proofErr w:type="spellEnd"/>
+      <w:r>
+        <w:rPr>
+          <w:rFonts w:ascii="Times New Roman" w:hAnsi="Times New Roman" w:cs="Times New Roman"/>
+          <w:sz w:val="24"/>
+          <w:szCs w:val="24"/>
+          <w:lang w:eastAsia="en-US"/>
+        </w:rPr>
+        <w:t xml:space="preserve">-gate </w:t>
+      </w:r>
+      <w:proofErr w:type="spellStart"/>
+      <w:r>
+        <w:rPr>
+          <w:rFonts w:ascii="Times New Roman" w:hAnsi="Times New Roman" w:cs="Times New Roman"/>
+          <w:sz w:val="24"/>
+          <w:szCs w:val="24"/>
+          <w:lang w:eastAsia="en-US"/>
+        </w:rPr>
+        <w:t>transitor</w:t>
+      </w:r>
+      <w:proofErr w:type="spellEnd"/>
+      <w:r>
+        <w:rPr>
+          <w:rFonts w:ascii="Times New Roman" w:hAnsi="Times New Roman" w:cs="Times New Roman"/>
+          <w:sz w:val="24"/>
+          <w:szCs w:val="24"/>
+          <w:lang w:eastAsia="en-US"/>
+        </w:rPr>
+        <w:t xml:space="preserve">, FAMOS, FLOTOX? </w:t>
+      </w:r>
+    </w:p>
+    <w:p>
+      <w:pPr>
+        <w:pStyle w:val="ListParagraph"/>
+        <w:rPr>
+          <w:rFonts w:ascii="Times New Roman" w:hAnsi="Times New Roman" w:cs="Times New Roman"/>
+          <w:sz w:val="24"/>
+          <w:szCs w:val="24"/>
+          <w:lang w:eastAsia="en-US"/>
+        </w:rPr>
+      </w:pPr>
+      <w:r>
+        <w:rPr>
+          <w:rFonts w:ascii="Times New Roman" w:hAnsi="Times New Roman" w:cs="Times New Roman"/>
+          <w:sz w:val="24"/>
+          <w:szCs w:val="24"/>
+          <w:lang w:eastAsia="en-US"/>
+        </w:rPr>
+        <w:t xml:space="preserve">Un </w:t>
+      </w:r>
+      <w:proofErr w:type="spellStart"/>
+      <w:r>
+        <w:rPr>
+          <w:rFonts w:ascii="Times New Roman" w:hAnsi="Times New Roman" w:cs="Times New Roman"/>
+          <w:sz w:val="24"/>
+          <w:szCs w:val="24"/>
+          <w:lang w:eastAsia="en-US"/>
+        </w:rPr>
+        <w:t>floating</w:t>
+      </w:r>
+      <w:proofErr w:type="spellEnd"/>
       <w:r>
         <w:rPr>
           <w:rFonts w:ascii="Times New Roman" w:hAnsi="Times New Roman" w:cs="Times New Roman"/>
@@ -801,7 +1128,37 @@
           <w:szCs w:val="24"/>
           <w:lang w:eastAsia="en-US"/>
         </w:rPr>
-        <w:t>El transistor FAMOS es la celda usada en EPROM. Se programa mediante avalanche hot</w:t>
+        <w:t xml:space="preserve">El transistor FAMOS es la celda usada en EPROM. Se programa mediante </w:t>
+      </w:r>
+      <w:proofErr w:type="spellStart"/>
+      <w:r>
+        <w:rPr>
+          <w:rFonts w:ascii="Times New Roman" w:hAnsi="Times New Roman" w:cs="Times New Roman"/>
+          <w:sz w:val="24"/>
+          <w:szCs w:val="24"/>
+          <w:lang w:eastAsia="en-US"/>
+        </w:rPr>
+        <w:t>avalanche</w:t>
+      </w:r>
+      <w:proofErr w:type="spellEnd"/>
+      <w:r>
+        <w:rPr>
+          <w:rFonts w:ascii="Times New Roman" w:hAnsi="Times New Roman" w:cs="Times New Roman"/>
+          <w:sz w:val="24"/>
+          <w:szCs w:val="24"/>
+          <w:lang w:eastAsia="en-US"/>
+        </w:rPr>
+        <w:t xml:space="preserve"> </w:t>
+      </w:r>
+      <w:proofErr w:type="spellStart"/>
+      <w:r>
+        <w:rPr>
+          <w:rFonts w:ascii="Times New Roman" w:hAnsi="Times New Roman" w:cs="Times New Roman"/>
+          <w:sz w:val="24"/>
+          <w:szCs w:val="24"/>
+          <w:lang w:eastAsia="en-US"/>
+        </w:rPr>
+        <w:t>hot</w:t>
       </w:r>
       <w:r>
         <w:rPr>
@@ -811,7 +1168,37 @@
           <w:lang w:eastAsia="en-US"/>
         </w:rPr>
         <w:noBreakHyphen/>
-        <w:t>electron injection aplicando voltajes altos (≈12–25 V). El borrado se realiza mediante luz ultravioleta, que libera la carga atrapada en la compuerta flotante.</w:t>
+        <w:t>electron</w:t>
+      </w:r>
+      <w:proofErr w:type="spellEnd"/>
+      <w:r>
+        <w:rPr>
+          <w:rFonts w:ascii="Times New Roman" w:hAnsi="Times New Roman" w:cs="Times New Roman"/>
+          <w:sz w:val="24"/>
+          <w:szCs w:val="24"/>
+          <w:lang w:eastAsia="en-US"/>
+        </w:rPr>
+        <w:t xml:space="preserve"> </w:t>
+      </w:r>
+      <w:proofErr w:type="spellStart"/>
+      <w:r>
+        <w:rPr>
+          <w:rFonts w:ascii="Times New Roman" w:hAnsi="Times New Roman" w:cs="Times New Roman"/>
+          <w:sz w:val="24"/>
+          <w:szCs w:val="24"/>
+          <w:lang w:eastAsia="en-US"/>
+        </w:rPr>
+        <w:t>injection</w:t>
+      </w:r>
+      <w:proofErr w:type="spellEnd"/>
+      <w:r>
+        <w:rPr>
+          <w:rFonts w:ascii="Times New Roman" w:hAnsi="Times New Roman" w:cs="Times New Roman"/>
+          <w:sz w:val="24"/>
+          <w:szCs w:val="24"/>
+          <w:lang w:eastAsia="en-US"/>
+        </w:rPr>
+        <w:t xml:space="preserve"> aplicando voltajes altos (≈12–25 V). El borrado se realiza mediante luz ultravioleta, que libera la carga atrapada en la compuerta flotante.</w:t>
       </w:r>
       <w:r>
         <w:rPr>
@@ -851,7 +1238,67 @@
           <w:szCs w:val="24"/>
           <w:lang w:eastAsia="en-US"/>
         </w:rPr>
-        <w:t xml:space="preserve">El FLOTOX, es una estructura de transistor de compuerta flotante utilizada en EEPROM y memorias flash, su principal característica es un oxido de túnel delgado entre el canal y la compuerta flotante, eso permite el túnel de fowler-nordhiem, en el cual los electrones atraviesan la barrera del óxico cuando se aplica un campo eléctrico intenso. </w:t>
+        <w:t xml:space="preserve">El FLOTOX, es una estructura de transistor de compuerta flotante utilizada en EEPROM y memorias </w:t>
+      </w:r>
+      <w:proofErr w:type="gramStart"/>
+      <w:r>
+        <w:rPr>
+          <w:rFonts w:ascii="Times New Roman" w:hAnsi="Times New Roman" w:cs="Times New Roman"/>
+          <w:sz w:val="24"/>
+          <w:szCs w:val="24"/>
+          <w:lang w:eastAsia="en-US"/>
+        </w:rPr>
+        <w:t>flash</w:t>
+      </w:r>
+      <w:proofErr w:type="gramEnd"/>
+      <w:r>
+        <w:rPr>
+          <w:rFonts w:ascii="Times New Roman" w:hAnsi="Times New Roman" w:cs="Times New Roman"/>
+          <w:sz w:val="24"/>
+          <w:szCs w:val="24"/>
+          <w:lang w:eastAsia="en-US"/>
+        </w:rPr>
+        <w:t xml:space="preserve">, su principal característica es un oxido de túnel delgado entre el canal y la compuerta flotante, eso permite el túnel de </w:t>
+      </w:r>
+      <w:proofErr w:type="spellStart"/>
+      <w:r>
+        <w:rPr>
+          <w:rFonts w:ascii="Times New Roman" w:hAnsi="Times New Roman" w:cs="Times New Roman"/>
+          <w:sz w:val="24"/>
+          <w:szCs w:val="24"/>
+          <w:lang w:eastAsia="en-US"/>
+        </w:rPr>
+        <w:t>fowler-nordhiem</w:t>
+      </w:r>
+      <w:proofErr w:type="spellEnd"/>
+      <w:r>
+        <w:rPr>
+          <w:rFonts w:ascii="Times New Roman" w:hAnsi="Times New Roman" w:cs="Times New Roman"/>
+          <w:sz w:val="24"/>
+          <w:szCs w:val="24"/>
+          <w:lang w:eastAsia="en-US"/>
+        </w:rPr>
+        <w:t xml:space="preserve">, en el cual los electrones atraviesan la barrera del </w:t>
+      </w:r>
+      <w:proofErr w:type="spellStart"/>
+      <w:r>
+        <w:rPr>
+          <w:rFonts w:ascii="Times New Roman" w:hAnsi="Times New Roman" w:cs="Times New Roman"/>
+          <w:sz w:val="24"/>
+          <w:szCs w:val="24"/>
+          <w:lang w:eastAsia="en-US"/>
+        </w:rPr>
+        <w:t>óxico</w:t>
+      </w:r>
+      <w:proofErr w:type="spellEnd"/>
+      <w:r>
+        <w:rPr>
+          <w:rFonts w:ascii="Times New Roman" w:hAnsi="Times New Roman" w:cs="Times New Roman"/>
+          <w:sz w:val="24"/>
+          <w:szCs w:val="24"/>
+          <w:lang w:eastAsia="en-US"/>
+        </w:rPr>
+        <w:t xml:space="preserve"> cuando se aplica un campo eléctrico intenso. </w:t>
       </w:r>
       <w:r>
         <w:rPr>
@@ -1030,6 +1477,7 @@
         </w:rPr>
         <w:t xml:space="preserve">¿Cuál es la diferencia de un código de </w:t>
       </w:r>
+      <w:proofErr w:type="spellStart"/>
       <w:r>
         <w:rPr>
           <w:rFonts w:ascii="Times New Roman" w:hAnsi="Times New Roman" w:cs="Times New Roman"/>
@@ -1046,7 +1494,17 @@
           <w:szCs w:val="24"/>
           <w:lang w:eastAsia="en-US"/>
         </w:rPr>
-        <w:t>erilog sintetizable y no sintetizable?</w:t>
+        <w:t>erilog</w:t>
+      </w:r>
+      <w:proofErr w:type="spellEnd"/>
+      <w:r>
+        <w:rPr>
+          <w:rFonts w:ascii="Times New Roman" w:hAnsi="Times New Roman" w:cs="Times New Roman"/>
+          <w:sz w:val="24"/>
+          <w:szCs w:val="24"/>
+          <w:lang w:eastAsia="en-US"/>
+        </w:rPr>
+        <w:t xml:space="preserve"> sintetizable y no sintetizable?</w:t>
       </w:r>
     </w:p>
     <w:p>
@@ -1060,7 +1518,147 @@
         <w:rPr>
           <w:lang w:eastAsia="en-US"/>
         </w:rPr>
-        <w:t>Es aquel código de Verilog que se puede convertir en hardware real mediante herramientas de sysntesis, incluye estructuras lógicas físicas, como: always @(posedge clk), eso se convierte en flipflop, assing, en combinacional, case, if, else en sisntetizables.</w:t>
+        <w:t xml:space="preserve">Es aquel código de </w:t>
+      </w:r>
+      <w:proofErr w:type="spellStart"/>
+      <w:r>
+        <w:rPr>
+          <w:lang w:eastAsia="en-US"/>
+        </w:rPr>
+        <w:t>Verilog</w:t>
+      </w:r>
+      <w:proofErr w:type="spellEnd"/>
+      <w:r>
+        <w:rPr>
+          <w:lang w:eastAsia="en-US"/>
+        </w:rPr>
+        <w:t xml:space="preserve"> que se puede convertir en hardware real mediante herramientas de </w:t>
+      </w:r>
+      <w:proofErr w:type="spellStart"/>
+      <w:r>
+        <w:rPr>
+          <w:lang w:eastAsia="en-US"/>
+        </w:rPr>
+        <w:t>sysntesis</w:t>
+      </w:r>
+      <w:proofErr w:type="spellEnd"/>
+      <w:r>
+        <w:rPr>
+          <w:lang w:eastAsia="en-US"/>
+        </w:rPr>
+        <w:t xml:space="preserve">, incluye estructuras lógicas físicas, como: </w:t>
+      </w:r>
+      <w:proofErr w:type="spellStart"/>
+      <w:r>
+        <w:rPr>
+          <w:lang w:eastAsia="en-US"/>
+        </w:rPr>
+        <w:t>always</w:t>
+      </w:r>
+      <w:proofErr w:type="spellEnd"/>
+      <w:r>
+        <w:rPr>
+          <w:lang w:eastAsia="en-US"/>
+        </w:rPr>
+        <w:t xml:space="preserve"> </w:t>
+      </w:r>
+      <w:proofErr w:type="gramStart"/>
+      <w:r>
+        <w:rPr>
+          <w:lang w:eastAsia="en-US"/>
+        </w:rPr>
+        <w:t>@(</w:t>
+      </w:r>
+      <w:proofErr w:type="gramEnd"/>
+      <w:r>
+        <w:rPr>
+          <w:lang w:eastAsia="en-US"/>
+        </w:rPr>
+        <w:t xml:space="preserve">posedge </w:t>
+      </w:r>
+      <w:proofErr w:type="spellStart"/>
+      <w:r>
+        <w:rPr>
+          <w:lang w:eastAsia="en-US"/>
+        </w:rPr>
+        <w:t>clk</w:t>
+      </w:r>
+      <w:proofErr w:type="spellEnd"/>
+      <w:r>
+        <w:rPr>
+          <w:lang w:eastAsia="en-US"/>
+        </w:rPr>
+        <w:t xml:space="preserve">), eso se convierte en </w:t>
+      </w:r>
+      <w:proofErr w:type="spellStart"/>
+      <w:r>
+        <w:rPr>
+          <w:lang w:eastAsia="en-US"/>
+        </w:rPr>
+        <w:t>flipflop</w:t>
+      </w:r>
+      <w:proofErr w:type="spellEnd"/>
+      <w:r>
+        <w:rPr>
+          <w:lang w:eastAsia="en-US"/>
+        </w:rPr>
+        <w:t xml:space="preserve">, </w:t>
+      </w:r>
+      <w:proofErr w:type="spellStart"/>
+      <w:r>
+        <w:rPr>
+          <w:lang w:eastAsia="en-US"/>
+        </w:rPr>
+        <w:t>assing</w:t>
+      </w:r>
+      <w:proofErr w:type="spellEnd"/>
+      <w:r>
+        <w:rPr>
+          <w:lang w:eastAsia="en-US"/>
+        </w:rPr>
+        <w:t xml:space="preserve">, en combinacional, case, </w:t>
+      </w:r>
+      <w:proofErr w:type="spellStart"/>
+      <w:r>
+        <w:rPr>
+          <w:lang w:eastAsia="en-US"/>
+        </w:rPr>
+        <w:t>if</w:t>
+      </w:r>
+      <w:proofErr w:type="spellEnd"/>
+      <w:r>
+        <w:rPr>
+          <w:lang w:eastAsia="en-US"/>
+        </w:rPr>
+        <w:t xml:space="preserve">, </w:t>
+      </w:r>
+      <w:proofErr w:type="spellStart"/>
+      <w:r>
+        <w:rPr>
+          <w:lang w:eastAsia="en-US"/>
+        </w:rPr>
+        <w:t>else</w:t>
+      </w:r>
+      <w:proofErr w:type="spellEnd"/>
+      <w:r>
+        <w:rPr>
+          <w:lang w:eastAsia="en-US"/>
+        </w:rPr>
+        <w:t xml:space="preserve"> en </w:t>
+      </w:r>
+      <w:proofErr w:type="spellStart"/>
+      <w:r>
+        <w:rPr>
+          <w:lang w:eastAsia="en-US"/>
+        </w:rPr>
+        <w:t>sisntetizables</w:t>
+      </w:r>
+      <w:proofErr w:type="spellEnd"/>
+      <w:r>
+        <w:rPr>
+          <w:lang w:eastAsia="en-US"/>
+        </w:rPr>
+        <w:t>.</w:t>
       </w:r>
     </w:p>
     <w:p>
@@ -1082,7 +1680,105 @@
         <w:rPr>
           <w:lang w:eastAsia="en-US"/>
         </w:rPr>
-        <w:t xml:space="preserve">Aquel código no sintetizable es aquel que solo se usa en simulación (testbench), colo lo puede ser un delay, display, monitor, finish, bloques initial que son utilizados en test bench. </w:t>
+        <w:t>Aquel código no sintetizable es aquel que solo se usa en simulación (</w:t>
+      </w:r>
+      <w:proofErr w:type="spellStart"/>
+      <w:r>
+        <w:rPr>
+          <w:lang w:eastAsia="en-US"/>
+        </w:rPr>
+        <w:t>testbench</w:t>
+      </w:r>
+      <w:proofErr w:type="spellEnd"/>
+      <w:r>
+        <w:rPr>
+          <w:lang w:eastAsia="en-US"/>
+        </w:rPr>
+        <w:t xml:space="preserve">), </w:t>
+      </w:r>
+      <w:proofErr w:type="spellStart"/>
+      <w:r>
+        <w:rPr>
+          <w:lang w:eastAsia="en-US"/>
+        </w:rPr>
+        <w:t>colo</w:t>
+      </w:r>
+      <w:proofErr w:type="spellEnd"/>
+      <w:r>
+        <w:rPr>
+          <w:lang w:eastAsia="en-US"/>
+        </w:rPr>
+        <w:t xml:space="preserve"> lo puede ser un </w:t>
+      </w:r>
+      <w:proofErr w:type="spellStart"/>
+      <w:r>
+        <w:rPr>
+          <w:lang w:eastAsia="en-US"/>
+        </w:rPr>
+        <w:t>delay</w:t>
+      </w:r>
+      <w:proofErr w:type="spellEnd"/>
+      <w:r>
+        <w:rPr>
+          <w:lang w:eastAsia="en-US"/>
+        </w:rPr>
+        <w:t xml:space="preserve">, </w:t>
+      </w:r>
+      <w:proofErr w:type="spellStart"/>
+      <w:r>
+        <w:rPr>
+          <w:lang w:eastAsia="en-US"/>
+        </w:rPr>
+        <w:t>display</w:t>
+      </w:r>
+      <w:proofErr w:type="spellEnd"/>
+      <w:r>
+        <w:rPr>
+          <w:lang w:eastAsia="en-US"/>
+        </w:rPr>
+        <w:t xml:space="preserve">, monitor, </w:t>
+      </w:r>
+      <w:proofErr w:type="spellStart"/>
+      <w:r>
+        <w:rPr>
+          <w:lang w:eastAsia="en-US"/>
+        </w:rPr>
+        <w:t>finish</w:t>
+      </w:r>
+      <w:proofErr w:type="spellEnd"/>
+      <w:r>
+        <w:rPr>
+          <w:lang w:eastAsia="en-US"/>
+        </w:rPr>
+        <w:t xml:space="preserve">, bloques </w:t>
+      </w:r>
+      <w:proofErr w:type="spellStart"/>
+      <w:r>
+        <w:rPr>
+          <w:lang w:eastAsia="en-US"/>
+        </w:rPr>
+        <w:t>initial</w:t>
+      </w:r>
+      <w:proofErr w:type="spellEnd"/>
+      <w:r>
+        <w:rPr>
+          <w:lang w:eastAsia="en-US"/>
+        </w:rPr>
+        <w:t xml:space="preserve"> que son utilizados en test </w:t>
+      </w:r>
+      <w:proofErr w:type="spellStart"/>
+      <w:r>
+        <w:rPr>
+          <w:lang w:eastAsia="en-US"/>
+        </w:rPr>
+        <w:t>bench</w:t>
+      </w:r>
+      <w:proofErr w:type="spellEnd"/>
+      <w:r>
+        <w:rPr>
+          <w:lang w:eastAsia="en-US"/>
+        </w:rPr>
+        <w:t xml:space="preserve">. </w:t>
       </w:r>
       <w:r>
         <w:rPr>
@@ -1138,7 +1834,27 @@
           <w:szCs w:val="24"/>
           <w:lang w:eastAsia="en-US"/>
         </w:rPr>
-        <w:t xml:space="preserve">Por sus siglas, FIELD PROGRAMMABLE GATE ARRAY, es un circuito digital reconfigurable compuesto por LUTS, tablas de verdad reprogramables, flipflps, DSP, </w:t>
+        <w:t xml:space="preserve">Por sus siglas, FIELD PROGRAMMABLE GATE ARRAY, es un circuito digital reconfigurable compuesto por LUTS, tablas de verdad reprogramables, </w:t>
+      </w:r>
+      <w:proofErr w:type="spellStart"/>
+      <w:r>
+        <w:rPr>
+          <w:rFonts w:ascii="Times New Roman" w:hAnsi="Times New Roman" w:cs="Times New Roman"/>
+          <w:sz w:val="24"/>
+          <w:szCs w:val="24"/>
+          <w:lang w:eastAsia="en-US"/>
+        </w:rPr>
+        <w:t>flipflps</w:t>
+      </w:r>
+      <w:proofErr w:type="spellEnd"/>
+      <w:r>
+        <w:rPr>
+          <w:rFonts w:ascii="Times New Roman" w:hAnsi="Times New Roman" w:cs="Times New Roman"/>
+          <w:sz w:val="24"/>
+          <w:szCs w:val="24"/>
+          <w:lang w:eastAsia="en-US"/>
+        </w:rPr>
+        <w:t xml:space="preserve">, DSP, </w:t>
       </w:r>
       <w:r>
         <w:rPr>
@@ -1262,6 +1978,7 @@
           <w:szCs w:val="24"/>
         </w:rPr>
       </w:pPr>
+      <w:proofErr w:type="spellStart"/>
       <w:r>
         <w:rPr>
           <w:rFonts w:ascii="Times New Roman" w:hAnsi="Times New Roman" w:cs="Times New Roman"/>
@@ -1278,7 +1995,34 @@
           <w:szCs w:val="24"/>
         </w:rPr>
         <w:noBreakHyphen/>
-        <w:t xml:space="preserve">arquitectura Detallar cada bloque, decidir reutilización o compra de IPs, y definir la frontera hardware/software. </w:t>
+        <w:t>arquitectura</w:t>
+      </w:r>
+      <w:proofErr w:type="spellEnd"/>
+      <w:r>
+        <w:rPr>
+          <w:rFonts w:ascii="Times New Roman" w:hAnsi="Times New Roman" w:cs="Times New Roman"/>
+          <w:sz w:val="24"/>
+          <w:szCs w:val="24"/>
+        </w:rPr>
+        <w:t xml:space="preserve"> Detallar cada bloque, decidir reutilización o compra de </w:t>
+      </w:r>
+      <w:proofErr w:type="spellStart"/>
+      <w:r>
+        <w:rPr>
+          <w:rFonts w:ascii="Times New Roman" w:hAnsi="Times New Roman" w:cs="Times New Roman"/>
+          <w:sz w:val="24"/>
+          <w:szCs w:val="24"/>
+        </w:rPr>
+        <w:t>IPs</w:t>
+      </w:r>
+      <w:proofErr w:type="spellEnd"/>
+      <w:r>
+        <w:rPr>
+          <w:rFonts w:ascii="Times New Roman" w:hAnsi="Times New Roman" w:cs="Times New Roman"/>
+          <w:sz w:val="24"/>
+          <w:szCs w:val="24"/>
+        </w:rPr>
+        <w:t xml:space="preserve">, y definir la frontera hardware/software. </w:t>
       </w:r>
     </w:p>
     <w:p>
@@ -1301,7 +2045,61 @@
           <w:sz w:val="24"/>
           <w:szCs w:val="24"/>
         </w:rPr>
-        <w:t xml:space="preserve">Diseño lógico (RTL) y verificación Codificar el comportamiento del chip en Verilog/VHDL/SystemVerilog y crear testbenches para verificar funcionalidad. </w:t>
+        <w:t xml:space="preserve">Diseño lógico (RTL) y verificación Codificar el comportamiento del chip en </w:t>
+      </w:r>
+      <w:proofErr w:type="spellStart"/>
+      <w:r>
+        <w:rPr>
+          <w:rFonts w:ascii="Times New Roman" w:hAnsi="Times New Roman" w:cs="Times New Roman"/>
+          <w:sz w:val="24"/>
+          <w:szCs w:val="24"/>
+        </w:rPr>
+        <w:t>Verilog</w:t>
+      </w:r>
+      <w:proofErr w:type="spellEnd"/>
+      <w:r>
+        <w:rPr>
+          <w:rFonts w:ascii="Times New Roman" w:hAnsi="Times New Roman" w:cs="Times New Roman"/>
+          <w:sz w:val="24"/>
+          <w:szCs w:val="24"/>
+        </w:rPr>
+        <w:t>/VHDL/</w:t>
+      </w:r>
+      <w:proofErr w:type="spellStart"/>
+      <w:r>
+        <w:rPr>
+          <w:rFonts w:ascii="Times New Roman" w:hAnsi="Times New Roman" w:cs="Times New Roman"/>
+          <w:sz w:val="24"/>
+          <w:szCs w:val="24"/>
+        </w:rPr>
+        <w:t>SystemVerilog</w:t>
+      </w:r>
+      <w:proofErr w:type="spellEnd"/>
+      <w:r>
+        <w:rPr>
+          <w:rFonts w:ascii="Times New Roman" w:hAnsi="Times New Roman" w:cs="Times New Roman"/>
+          <w:sz w:val="24"/>
+          <w:szCs w:val="24"/>
+        </w:rPr>
+        <w:t xml:space="preserve"> y crear </w:t>
+      </w:r>
+      <w:proofErr w:type="spellStart"/>
+      <w:r>
+        <w:rPr>
+          <w:rFonts w:ascii="Times New Roman" w:hAnsi="Times New Roman" w:cs="Times New Roman"/>
+          <w:sz w:val="24"/>
+          <w:szCs w:val="24"/>
+        </w:rPr>
+        <w:t>testbenches</w:t>
+      </w:r>
+      <w:proofErr w:type="spellEnd"/>
+      <w:r>
+        <w:rPr>
+          <w:rFonts w:ascii="Times New Roman" w:hAnsi="Times New Roman" w:cs="Times New Roman"/>
+          <w:sz w:val="24"/>
+          <w:szCs w:val="24"/>
+        </w:rPr>
+        <w:t xml:space="preserve"> para verificar funcionalidad. </w:t>
       </w:r>
     </w:p>
     <w:p>
@@ -1324,7 +2122,53 @@
           <w:sz w:val="24"/>
           <w:szCs w:val="24"/>
         </w:rPr>
-        <w:t xml:space="preserve">Síntesis Convertir el RTL en puertas lógicas reales usando librerías .lib y .lef, optimizando área, potencia y retardo. </w:t>
+        <w:t>Síntesis Convertir el RTL en puertas lógicas reales usando librerías .</w:t>
+      </w:r>
+      <w:proofErr w:type="spellStart"/>
+      <w:r>
+        <w:rPr>
+          <w:rFonts w:ascii="Times New Roman" w:hAnsi="Times New Roman" w:cs="Times New Roman"/>
+          <w:sz w:val="24"/>
+          <w:szCs w:val="24"/>
+        </w:rPr>
+        <w:t>lib</w:t>
+      </w:r>
+      <w:proofErr w:type="spellEnd"/>
+      <w:r>
+        <w:rPr>
+          <w:rFonts w:ascii="Times New Roman" w:hAnsi="Times New Roman" w:cs="Times New Roman"/>
+          <w:sz w:val="24"/>
+          <w:szCs w:val="24"/>
+        </w:rPr>
+        <w:t xml:space="preserve"> </w:t>
+      </w:r>
+      <w:proofErr w:type="gramStart"/>
+      <w:r>
+        <w:rPr>
+          <w:rFonts w:ascii="Times New Roman" w:hAnsi="Times New Roman" w:cs="Times New Roman"/>
+          <w:sz w:val="24"/>
+          <w:szCs w:val="24"/>
+        </w:rPr>
+        <w:t>y .</w:t>
+      </w:r>
+      <w:proofErr w:type="spellStart"/>
+      <w:r>
+        <w:rPr>
+          <w:rFonts w:ascii="Times New Roman" w:hAnsi="Times New Roman" w:cs="Times New Roman"/>
+          <w:sz w:val="24"/>
+          <w:szCs w:val="24"/>
+        </w:rPr>
+        <w:t>lef</w:t>
+      </w:r>
+      <w:proofErr w:type="spellEnd"/>
+      <w:proofErr w:type="gramEnd"/>
+      <w:r>
+        <w:rPr>
+          <w:rFonts w:ascii="Times New Roman" w:hAnsi="Times New Roman" w:cs="Times New Roman"/>
+          <w:sz w:val="24"/>
+          <w:szCs w:val="24"/>
+        </w:rPr>
+        <w:t xml:space="preserve">, optimizando área, potencia y retardo. </w:t>
       </w:r>
     </w:p>
     <w:p>
@@ -1341,13 +2185,23 @@
           <w:szCs w:val="24"/>
         </w:rPr>
       </w:pPr>
-      <w:r>
-        <w:rPr>
-          <w:rFonts w:ascii="Times New Roman" w:hAnsi="Times New Roman" w:cs="Times New Roman"/>
-          <w:sz w:val="24"/>
-          <w:szCs w:val="24"/>
-        </w:rPr>
-        <w:t xml:space="preserve">Floorplanning Dividir el chip en regiones físicas, ubicar macros, planear pines y diseñar la red de potencia. </w:t>
+      <w:proofErr w:type="spellStart"/>
+      <w:r>
+        <w:rPr>
+          <w:rFonts w:ascii="Times New Roman" w:hAnsi="Times New Roman" w:cs="Times New Roman"/>
+          <w:sz w:val="24"/>
+          <w:szCs w:val="24"/>
+        </w:rPr>
+        <w:t>Floorplanning</w:t>
+      </w:r>
+      <w:proofErr w:type="spellEnd"/>
+      <w:r>
+        <w:rPr>
+          <w:rFonts w:ascii="Times New Roman" w:hAnsi="Times New Roman" w:cs="Times New Roman"/>
+          <w:sz w:val="24"/>
+          <w:szCs w:val="24"/>
+        </w:rPr>
+        <w:t xml:space="preserve"> Dividir el chip en regiones físicas, ubicar macros, planear pines y diseñar la red de potencia. </w:t>
       </w:r>
     </w:p>
     <w:p>
@@ -1364,13 +2218,23 @@
           <w:szCs w:val="24"/>
         </w:rPr>
       </w:pPr>
-      <w:r>
-        <w:rPr>
-          <w:rFonts w:ascii="Times New Roman" w:hAnsi="Times New Roman" w:cs="Times New Roman"/>
-          <w:sz w:val="24"/>
-          <w:szCs w:val="24"/>
-        </w:rPr>
-        <w:t xml:space="preserve">Placement Colocar las celdas estándar en posiciones legales minimizando longitud de interconexiones y congestión. </w:t>
+      <w:proofErr w:type="spellStart"/>
+      <w:r>
+        <w:rPr>
+          <w:rFonts w:ascii="Times New Roman" w:hAnsi="Times New Roman" w:cs="Times New Roman"/>
+          <w:sz w:val="24"/>
+          <w:szCs w:val="24"/>
+        </w:rPr>
+        <w:t>Placement</w:t>
+      </w:r>
+      <w:proofErr w:type="spellEnd"/>
+      <w:r>
+        <w:rPr>
+          <w:rFonts w:ascii="Times New Roman" w:hAnsi="Times New Roman" w:cs="Times New Roman"/>
+          <w:sz w:val="24"/>
+          <w:szCs w:val="24"/>
+        </w:rPr>
+        <w:t xml:space="preserve"> Colocar las celdas estándar en posiciones legales minimizando longitud de interconexiones y congestión. </w:t>
       </w:r>
     </w:p>
     <w:p>
@@ -1393,7 +2257,43 @@
           <w:sz w:val="24"/>
           <w:szCs w:val="24"/>
         </w:rPr>
-        <w:t>Clock Tree Synthesis (CTS) Construir el árbol de reloj con buffers para controlar skew y latencia.</w:t>
+        <w:t xml:space="preserve">Clock Tree </w:t>
+      </w:r>
+      <w:proofErr w:type="spellStart"/>
+      <w:r>
+        <w:rPr>
+          <w:rFonts w:ascii="Times New Roman" w:hAnsi="Times New Roman" w:cs="Times New Roman"/>
+          <w:sz w:val="24"/>
+          <w:szCs w:val="24"/>
+        </w:rPr>
+        <w:t>Synthesis</w:t>
+      </w:r>
+      <w:proofErr w:type="spellEnd"/>
+      <w:r>
+        <w:rPr>
+          <w:rFonts w:ascii="Times New Roman" w:hAnsi="Times New Roman" w:cs="Times New Roman"/>
+          <w:sz w:val="24"/>
+          <w:szCs w:val="24"/>
+        </w:rPr>
+        <w:t xml:space="preserve"> (CTS) Construir el árbol de reloj con buffers para controlar </w:t>
+      </w:r>
+      <w:proofErr w:type="spellStart"/>
+      <w:r>
+        <w:rPr>
+          <w:rFonts w:ascii="Times New Roman" w:hAnsi="Times New Roman" w:cs="Times New Roman"/>
+          <w:sz w:val="24"/>
+          <w:szCs w:val="24"/>
+        </w:rPr>
+        <w:t>skew</w:t>
+      </w:r>
+      <w:proofErr w:type="spellEnd"/>
+      <w:r>
+        <w:rPr>
+          <w:rFonts w:ascii="Times New Roman" w:hAnsi="Times New Roman" w:cs="Times New Roman"/>
+          <w:sz w:val="24"/>
+          <w:szCs w:val="24"/>
+        </w:rPr>
+        <w:t xml:space="preserve"> y latencia.</w:t>
       </w:r>
     </w:p>
     <w:p>
@@ -1410,13 +2310,23 @@
           <w:szCs w:val="24"/>
         </w:rPr>
       </w:pPr>
-      <w:r>
-        <w:rPr>
-          <w:rFonts w:ascii="Times New Roman" w:hAnsi="Times New Roman" w:cs="Times New Roman"/>
-          <w:sz w:val="24"/>
-          <w:szCs w:val="24"/>
-        </w:rPr>
-        <w:t xml:space="preserve">Routing Conectar todas las señales usando las capas metálicas, evitando violaciones DRC. </w:t>
+      <w:proofErr w:type="spellStart"/>
+      <w:r>
+        <w:rPr>
+          <w:rFonts w:ascii="Times New Roman" w:hAnsi="Times New Roman" w:cs="Times New Roman"/>
+          <w:sz w:val="24"/>
+          <w:szCs w:val="24"/>
+        </w:rPr>
+        <w:t>Routing</w:t>
+      </w:r>
+      <w:proofErr w:type="spellEnd"/>
+      <w:r>
+        <w:rPr>
+          <w:rFonts w:ascii="Times New Roman" w:hAnsi="Times New Roman" w:cs="Times New Roman"/>
+          <w:sz w:val="24"/>
+          <w:szCs w:val="24"/>
+        </w:rPr>
+        <w:t xml:space="preserve"> Conectar todas las señales usando las capas metálicas, evitando violaciones DRC. </w:t>
       </w:r>
     </w:p>
     <w:p>
@@ -1439,7 +2349,61 @@
           <w:sz w:val="24"/>
           <w:szCs w:val="24"/>
         </w:rPr>
-        <w:t xml:space="preserve">Verificación física y de tiempo Revisar reglas de diseño (DRC, LVS, electromigración, ESD) y asegurar que setup/hold se cumplan. </w:t>
+        <w:t xml:space="preserve">Verificación física y de tiempo Revisar reglas de diseño (DRC, LVS, </w:t>
+      </w:r>
+      <w:proofErr w:type="spellStart"/>
+      <w:r>
+        <w:rPr>
+          <w:rFonts w:ascii="Times New Roman" w:hAnsi="Times New Roman" w:cs="Times New Roman"/>
+          <w:sz w:val="24"/>
+          <w:szCs w:val="24"/>
+        </w:rPr>
+        <w:t>electromigración</w:t>
+      </w:r>
+      <w:proofErr w:type="spellEnd"/>
+      <w:r>
+        <w:rPr>
+          <w:rFonts w:ascii="Times New Roman" w:hAnsi="Times New Roman" w:cs="Times New Roman"/>
+          <w:sz w:val="24"/>
+          <w:szCs w:val="24"/>
+        </w:rPr>
+        <w:t xml:space="preserve">, ESD) y asegurar que </w:t>
+      </w:r>
+      <w:proofErr w:type="spellStart"/>
+      <w:r>
+        <w:rPr>
+          <w:rFonts w:ascii="Times New Roman" w:hAnsi="Times New Roman" w:cs="Times New Roman"/>
+          <w:sz w:val="24"/>
+          <w:szCs w:val="24"/>
+        </w:rPr>
+        <w:t>setup</w:t>
+      </w:r>
+      <w:proofErr w:type="spellEnd"/>
+      <w:r>
+        <w:rPr>
+          <w:rFonts w:ascii="Times New Roman" w:hAnsi="Times New Roman" w:cs="Times New Roman"/>
+          <w:sz w:val="24"/>
+          <w:szCs w:val="24"/>
+        </w:rPr>
+        <w:t>/</w:t>
+      </w:r>
+      <w:proofErr w:type="spellStart"/>
+      <w:r>
+        <w:rPr>
+          <w:rFonts w:ascii="Times New Roman" w:hAnsi="Times New Roman" w:cs="Times New Roman"/>
+          <w:sz w:val="24"/>
+          <w:szCs w:val="24"/>
+        </w:rPr>
+        <w:t>hold</w:t>
+      </w:r>
+      <w:proofErr w:type="spellEnd"/>
+      <w:r>
+        <w:rPr>
+          <w:rFonts w:ascii="Times New Roman" w:hAnsi="Times New Roman" w:cs="Times New Roman"/>
+          <w:sz w:val="24"/>
+          <w:szCs w:val="24"/>
+        </w:rPr>
+        <w:t xml:space="preserve"> se cumplan. </w:t>
       </w:r>
     </w:p>
     <w:p>
@@ -1472,7 +2436,24 @@
           <w:szCs w:val="24"/>
         </w:rPr>
         <w:noBreakHyphen/>
-        <w:t xml:space="preserve">out Entregar el diseño final a la fábrica para generar máscaras y fabricar el chip. </w:t>
+      </w:r>
+      <w:proofErr w:type="spellStart"/>
+      <w:r>
+        <w:rPr>
+          <w:rFonts w:ascii="Times New Roman" w:hAnsi="Times New Roman" w:cs="Times New Roman"/>
+          <w:sz w:val="24"/>
+          <w:szCs w:val="24"/>
+        </w:rPr>
+        <w:t>out</w:t>
+      </w:r>
+      <w:proofErr w:type="spellEnd"/>
+      <w:r>
+        <w:rPr>
+          <w:rFonts w:ascii="Times New Roman" w:hAnsi="Times New Roman" w:cs="Times New Roman"/>
+          <w:sz w:val="24"/>
+          <w:szCs w:val="24"/>
+        </w:rPr>
+        <w:t xml:space="preserve"> Entregar el diseño final a la fábrica para generar máscaras y fabricar el chip. </w:t>
       </w:r>
       <w:r>
         <w:rPr>
@@ -1536,7 +2517,427 @@
           <w:szCs w:val="24"/>
           <w:lang w:eastAsia="en-US"/>
         </w:rPr>
-        <w:t>JTAG es un estándar de prueba y acceso a dispositivos electrónicos definido por IEEE 1149.1, que permite controlar y observar las señales de un circuito mediante un puerto de cuatro hilos llamado TAP, sin necesidad de acceder físicamente a cada pin del componente. Según XJTAG, “JTAG refers to the boundary scan architecture standardised as IEEE 1149.1, defining the Test Access Port (TAP) and associated registers for standardized test access to integrated circuits and circuit board assemblies”, lo que significa que la tecnología fue creada para facilitar el testeo estructural de tarjetas electrónicas y luego se extendió a tareas como programación de FPGAs, depuración de procesadores y diagnóstico de fallas en prototipos y producción.[12]</w:t>
+        <w:t xml:space="preserve">JTAG es un estándar de prueba y acceso a dispositivos electrónicos definido por IEEE 1149.1, que permite controlar y observar las señales de un circuito mediante un puerto de cuatro hilos llamado TAP, sin necesidad de acceder físicamente a cada pin del componente. Según XJTAG, “JTAG </w:t>
+      </w:r>
+      <w:proofErr w:type="spellStart"/>
+      <w:r>
+        <w:rPr>
+          <w:rFonts w:ascii="Times New Roman" w:hAnsi="Times New Roman" w:cs="Times New Roman"/>
+          <w:sz w:val="24"/>
+          <w:szCs w:val="24"/>
+          <w:lang w:eastAsia="en-US"/>
+        </w:rPr>
+        <w:t>refers</w:t>
+      </w:r>
+      <w:proofErr w:type="spellEnd"/>
+      <w:r>
+        <w:rPr>
+          <w:rFonts w:ascii="Times New Roman" w:hAnsi="Times New Roman" w:cs="Times New Roman"/>
+          <w:sz w:val="24"/>
+          <w:szCs w:val="24"/>
+          <w:lang w:eastAsia="en-US"/>
+        </w:rPr>
+        <w:t xml:space="preserve"> </w:t>
+      </w:r>
+      <w:proofErr w:type="spellStart"/>
+      <w:r>
+        <w:rPr>
+          <w:rFonts w:ascii="Times New Roman" w:hAnsi="Times New Roman" w:cs="Times New Roman"/>
+          <w:sz w:val="24"/>
+          <w:szCs w:val="24"/>
+          <w:lang w:eastAsia="en-US"/>
+        </w:rPr>
+        <w:t>to</w:t>
+      </w:r>
+      <w:proofErr w:type="spellEnd"/>
+      <w:r>
+        <w:rPr>
+          <w:rFonts w:ascii="Times New Roman" w:hAnsi="Times New Roman" w:cs="Times New Roman"/>
+          <w:sz w:val="24"/>
+          <w:szCs w:val="24"/>
+          <w:lang w:eastAsia="en-US"/>
+        </w:rPr>
+        <w:t xml:space="preserve"> </w:t>
+      </w:r>
+      <w:proofErr w:type="spellStart"/>
+      <w:r>
+        <w:rPr>
+          <w:rFonts w:ascii="Times New Roman" w:hAnsi="Times New Roman" w:cs="Times New Roman"/>
+          <w:sz w:val="24"/>
+          <w:szCs w:val="24"/>
+          <w:lang w:eastAsia="en-US"/>
+        </w:rPr>
+        <w:t>the</w:t>
+      </w:r>
+      <w:proofErr w:type="spellEnd"/>
+      <w:r>
+        <w:rPr>
+          <w:rFonts w:ascii="Times New Roman" w:hAnsi="Times New Roman" w:cs="Times New Roman"/>
+          <w:sz w:val="24"/>
+          <w:szCs w:val="24"/>
+          <w:lang w:eastAsia="en-US"/>
+        </w:rPr>
+        <w:t xml:space="preserve"> </w:t>
+      </w:r>
+      <w:proofErr w:type="spellStart"/>
+      <w:r>
+        <w:rPr>
+          <w:rFonts w:ascii="Times New Roman" w:hAnsi="Times New Roman" w:cs="Times New Roman"/>
+          <w:sz w:val="24"/>
+          <w:szCs w:val="24"/>
+          <w:lang w:eastAsia="en-US"/>
+        </w:rPr>
+        <w:t>boundary</w:t>
+      </w:r>
+      <w:proofErr w:type="spellEnd"/>
+      <w:r>
+        <w:rPr>
+          <w:rFonts w:ascii="Times New Roman" w:hAnsi="Times New Roman" w:cs="Times New Roman"/>
+          <w:sz w:val="24"/>
+          <w:szCs w:val="24"/>
+          <w:lang w:eastAsia="en-US"/>
+        </w:rPr>
+        <w:t xml:space="preserve"> </w:t>
+      </w:r>
+      <w:proofErr w:type="spellStart"/>
+      <w:r>
+        <w:rPr>
+          <w:rFonts w:ascii="Times New Roman" w:hAnsi="Times New Roman" w:cs="Times New Roman"/>
+          <w:sz w:val="24"/>
+          <w:szCs w:val="24"/>
+          <w:lang w:eastAsia="en-US"/>
+        </w:rPr>
+        <w:t>scan</w:t>
+      </w:r>
+      <w:proofErr w:type="spellEnd"/>
+      <w:r>
+        <w:rPr>
+          <w:rFonts w:ascii="Times New Roman" w:hAnsi="Times New Roman" w:cs="Times New Roman"/>
+          <w:sz w:val="24"/>
+          <w:szCs w:val="24"/>
+          <w:lang w:eastAsia="en-US"/>
+        </w:rPr>
+        <w:t xml:space="preserve"> </w:t>
+      </w:r>
+      <w:proofErr w:type="spellStart"/>
+      <w:r>
+        <w:rPr>
+          <w:rFonts w:ascii="Times New Roman" w:hAnsi="Times New Roman" w:cs="Times New Roman"/>
+          <w:sz w:val="24"/>
+          <w:szCs w:val="24"/>
+          <w:lang w:eastAsia="en-US"/>
+        </w:rPr>
+        <w:t>architecture</w:t>
+      </w:r>
+      <w:proofErr w:type="spellEnd"/>
+      <w:r>
+        <w:rPr>
+          <w:rFonts w:ascii="Times New Roman" w:hAnsi="Times New Roman" w:cs="Times New Roman"/>
+          <w:sz w:val="24"/>
+          <w:szCs w:val="24"/>
+          <w:lang w:eastAsia="en-US"/>
+        </w:rPr>
+        <w:t xml:space="preserve"> </w:t>
+      </w:r>
+      <w:proofErr w:type="spellStart"/>
+      <w:r>
+        <w:rPr>
+          <w:rFonts w:ascii="Times New Roman" w:hAnsi="Times New Roman" w:cs="Times New Roman"/>
+          <w:sz w:val="24"/>
+          <w:szCs w:val="24"/>
+          <w:lang w:eastAsia="en-US"/>
+        </w:rPr>
+        <w:t>standardised</w:t>
+      </w:r>
+      <w:proofErr w:type="spellEnd"/>
+      <w:r>
+        <w:rPr>
+          <w:rFonts w:ascii="Times New Roman" w:hAnsi="Times New Roman" w:cs="Times New Roman"/>
+          <w:sz w:val="24"/>
+          <w:szCs w:val="24"/>
+          <w:lang w:eastAsia="en-US"/>
+        </w:rPr>
+        <w:t xml:space="preserve"> as IEEE 1149.1, </w:t>
+      </w:r>
+      <w:proofErr w:type="spellStart"/>
+      <w:r>
+        <w:rPr>
+          <w:rFonts w:ascii="Times New Roman" w:hAnsi="Times New Roman" w:cs="Times New Roman"/>
+          <w:sz w:val="24"/>
+          <w:szCs w:val="24"/>
+          <w:lang w:eastAsia="en-US"/>
+        </w:rPr>
+        <w:t>defining</w:t>
+      </w:r>
+      <w:proofErr w:type="spellEnd"/>
+      <w:r>
+        <w:rPr>
+          <w:rFonts w:ascii="Times New Roman" w:hAnsi="Times New Roman" w:cs="Times New Roman"/>
+          <w:sz w:val="24"/>
+          <w:szCs w:val="24"/>
+          <w:lang w:eastAsia="en-US"/>
+        </w:rPr>
+        <w:t xml:space="preserve"> </w:t>
+      </w:r>
+      <w:proofErr w:type="spellStart"/>
+      <w:r>
+        <w:rPr>
+          <w:rFonts w:ascii="Times New Roman" w:hAnsi="Times New Roman" w:cs="Times New Roman"/>
+          <w:sz w:val="24"/>
+          <w:szCs w:val="24"/>
+          <w:lang w:eastAsia="en-US"/>
+        </w:rPr>
+        <w:t>the</w:t>
+      </w:r>
+      <w:proofErr w:type="spellEnd"/>
+      <w:r>
+        <w:rPr>
+          <w:rFonts w:ascii="Times New Roman" w:hAnsi="Times New Roman" w:cs="Times New Roman"/>
+          <w:sz w:val="24"/>
+          <w:szCs w:val="24"/>
+          <w:lang w:eastAsia="en-US"/>
+        </w:rPr>
+        <w:t xml:space="preserve"> Test Access Port (TAP) and </w:t>
+      </w:r>
+      <w:proofErr w:type="spellStart"/>
+      <w:r>
+        <w:rPr>
+          <w:rFonts w:ascii="Times New Roman" w:hAnsi="Times New Roman" w:cs="Times New Roman"/>
+          <w:sz w:val="24"/>
+          <w:szCs w:val="24"/>
+          <w:lang w:eastAsia="en-US"/>
+        </w:rPr>
+        <w:t>associated</w:t>
+      </w:r>
+      <w:proofErr w:type="spellEnd"/>
+      <w:r>
+        <w:rPr>
+          <w:rFonts w:ascii="Times New Roman" w:hAnsi="Times New Roman" w:cs="Times New Roman"/>
+          <w:sz w:val="24"/>
+          <w:szCs w:val="24"/>
+          <w:lang w:eastAsia="en-US"/>
+        </w:rPr>
+        <w:t xml:space="preserve"> </w:t>
+      </w:r>
+      <w:proofErr w:type="spellStart"/>
+      <w:r>
+        <w:rPr>
+          <w:rFonts w:ascii="Times New Roman" w:hAnsi="Times New Roman" w:cs="Times New Roman"/>
+          <w:sz w:val="24"/>
+          <w:szCs w:val="24"/>
+          <w:lang w:eastAsia="en-US"/>
+        </w:rPr>
+        <w:t>registers</w:t>
+      </w:r>
+      <w:proofErr w:type="spellEnd"/>
+      <w:r>
+        <w:rPr>
+          <w:rFonts w:ascii="Times New Roman" w:hAnsi="Times New Roman" w:cs="Times New Roman"/>
+          <w:sz w:val="24"/>
+          <w:szCs w:val="24"/>
+          <w:lang w:eastAsia="en-US"/>
+        </w:rPr>
+        <w:t xml:space="preserve"> </w:t>
+      </w:r>
+      <w:proofErr w:type="spellStart"/>
+      <w:r>
+        <w:rPr>
+          <w:rFonts w:ascii="Times New Roman" w:hAnsi="Times New Roman" w:cs="Times New Roman"/>
+          <w:sz w:val="24"/>
+          <w:szCs w:val="24"/>
+          <w:lang w:eastAsia="en-US"/>
+        </w:rPr>
+        <w:t>for</w:t>
+      </w:r>
+      <w:proofErr w:type="spellEnd"/>
+      <w:r>
+        <w:rPr>
+          <w:rFonts w:ascii="Times New Roman" w:hAnsi="Times New Roman" w:cs="Times New Roman"/>
+          <w:sz w:val="24"/>
+          <w:szCs w:val="24"/>
+          <w:lang w:eastAsia="en-US"/>
+        </w:rPr>
+        <w:t xml:space="preserve"> </w:t>
+      </w:r>
+      <w:proofErr w:type="spellStart"/>
+      <w:r>
+        <w:rPr>
+          <w:rFonts w:ascii="Times New Roman" w:hAnsi="Times New Roman" w:cs="Times New Roman"/>
+          <w:sz w:val="24"/>
+          <w:szCs w:val="24"/>
+          <w:lang w:eastAsia="en-US"/>
+        </w:rPr>
+        <w:t>standardized</w:t>
+      </w:r>
+      <w:proofErr w:type="spellEnd"/>
+      <w:r>
+        <w:rPr>
+          <w:rFonts w:ascii="Times New Roman" w:hAnsi="Times New Roman" w:cs="Times New Roman"/>
+          <w:sz w:val="24"/>
+          <w:szCs w:val="24"/>
+          <w:lang w:eastAsia="en-US"/>
+        </w:rPr>
+        <w:t xml:space="preserve"> test </w:t>
+      </w:r>
+      <w:proofErr w:type="spellStart"/>
+      <w:r>
+        <w:rPr>
+          <w:rFonts w:ascii="Times New Roman" w:hAnsi="Times New Roman" w:cs="Times New Roman"/>
+          <w:sz w:val="24"/>
+          <w:szCs w:val="24"/>
+          <w:lang w:eastAsia="en-US"/>
+        </w:rPr>
+        <w:t>access</w:t>
+      </w:r>
+      <w:proofErr w:type="spellEnd"/>
+      <w:r>
+        <w:rPr>
+          <w:rFonts w:ascii="Times New Roman" w:hAnsi="Times New Roman" w:cs="Times New Roman"/>
+          <w:sz w:val="24"/>
+          <w:szCs w:val="24"/>
+          <w:lang w:eastAsia="en-US"/>
+        </w:rPr>
+        <w:t xml:space="preserve"> </w:t>
+      </w:r>
+      <w:proofErr w:type="spellStart"/>
+      <w:r>
+        <w:rPr>
+          <w:rFonts w:ascii="Times New Roman" w:hAnsi="Times New Roman" w:cs="Times New Roman"/>
+          <w:sz w:val="24"/>
+          <w:szCs w:val="24"/>
+          <w:lang w:eastAsia="en-US"/>
+        </w:rPr>
+        <w:t>to</w:t>
+      </w:r>
+      <w:proofErr w:type="spellEnd"/>
+      <w:r>
+        <w:rPr>
+          <w:rFonts w:ascii="Times New Roman" w:hAnsi="Times New Roman" w:cs="Times New Roman"/>
+          <w:sz w:val="24"/>
+          <w:szCs w:val="24"/>
+          <w:lang w:eastAsia="en-US"/>
+        </w:rPr>
+        <w:t xml:space="preserve"> </w:t>
+      </w:r>
+      <w:proofErr w:type="spellStart"/>
+      <w:r>
+        <w:rPr>
+          <w:rFonts w:ascii="Times New Roman" w:hAnsi="Times New Roman" w:cs="Times New Roman"/>
+          <w:sz w:val="24"/>
+          <w:szCs w:val="24"/>
+          <w:lang w:eastAsia="en-US"/>
+        </w:rPr>
+        <w:t>integrated</w:t>
+      </w:r>
+      <w:proofErr w:type="spellEnd"/>
+      <w:r>
+        <w:rPr>
+          <w:rFonts w:ascii="Times New Roman" w:hAnsi="Times New Roman" w:cs="Times New Roman"/>
+          <w:sz w:val="24"/>
+          <w:szCs w:val="24"/>
+          <w:lang w:eastAsia="en-US"/>
+        </w:rPr>
+        <w:t xml:space="preserve"> </w:t>
+      </w:r>
+      <w:proofErr w:type="spellStart"/>
+      <w:r>
+        <w:rPr>
+          <w:rFonts w:ascii="Times New Roman" w:hAnsi="Times New Roman" w:cs="Times New Roman"/>
+          <w:sz w:val="24"/>
+          <w:szCs w:val="24"/>
+          <w:lang w:eastAsia="en-US"/>
+        </w:rPr>
+        <w:t>circuits</w:t>
+      </w:r>
+      <w:proofErr w:type="spellEnd"/>
+      <w:r>
+        <w:rPr>
+          <w:rFonts w:ascii="Times New Roman" w:hAnsi="Times New Roman" w:cs="Times New Roman"/>
+          <w:sz w:val="24"/>
+          <w:szCs w:val="24"/>
+          <w:lang w:eastAsia="en-US"/>
+        </w:rPr>
+        <w:t xml:space="preserve"> and </w:t>
+      </w:r>
+      <w:proofErr w:type="spellStart"/>
+      <w:r>
+        <w:rPr>
+          <w:rFonts w:ascii="Times New Roman" w:hAnsi="Times New Roman" w:cs="Times New Roman"/>
+          <w:sz w:val="24"/>
+          <w:szCs w:val="24"/>
+          <w:lang w:eastAsia="en-US"/>
+        </w:rPr>
+        <w:t>circuit</w:t>
+      </w:r>
+      <w:proofErr w:type="spellEnd"/>
+      <w:r>
+        <w:rPr>
+          <w:rFonts w:ascii="Times New Roman" w:hAnsi="Times New Roman" w:cs="Times New Roman"/>
+          <w:sz w:val="24"/>
+          <w:szCs w:val="24"/>
+          <w:lang w:eastAsia="en-US"/>
+        </w:rPr>
+        <w:t xml:space="preserve"> </w:t>
+      </w:r>
+      <w:proofErr w:type="spellStart"/>
+      <w:r>
+        <w:rPr>
+          <w:rFonts w:ascii="Times New Roman" w:hAnsi="Times New Roman" w:cs="Times New Roman"/>
+          <w:sz w:val="24"/>
+          <w:szCs w:val="24"/>
+          <w:lang w:eastAsia="en-US"/>
+        </w:rPr>
+        <w:t>board</w:t>
+      </w:r>
+      <w:proofErr w:type="spellEnd"/>
+      <w:r>
+        <w:rPr>
+          <w:rFonts w:ascii="Times New Roman" w:hAnsi="Times New Roman" w:cs="Times New Roman"/>
+          <w:sz w:val="24"/>
+          <w:szCs w:val="24"/>
+          <w:lang w:eastAsia="en-US"/>
+        </w:rPr>
+        <w:t xml:space="preserve"> </w:t>
+      </w:r>
+      <w:proofErr w:type="spellStart"/>
+      <w:r>
+        <w:rPr>
+          <w:rFonts w:ascii="Times New Roman" w:hAnsi="Times New Roman" w:cs="Times New Roman"/>
+          <w:sz w:val="24"/>
+          <w:szCs w:val="24"/>
+          <w:lang w:eastAsia="en-US"/>
+        </w:rPr>
+        <w:t>assemblies</w:t>
+      </w:r>
+      <w:proofErr w:type="spellEnd"/>
+      <w:r>
+        <w:rPr>
+          <w:rFonts w:ascii="Times New Roman" w:hAnsi="Times New Roman" w:cs="Times New Roman"/>
+          <w:sz w:val="24"/>
+          <w:szCs w:val="24"/>
+          <w:lang w:eastAsia="en-US"/>
+        </w:rPr>
+        <w:t xml:space="preserve">”, lo que significa que la tecnología fue creada para facilitar el testeo estructural de tarjetas electrónicas y luego se extendió a tareas como programación de </w:t>
+      </w:r>
+      <w:proofErr w:type="spellStart"/>
+      <w:r>
+        <w:rPr>
+          <w:rFonts w:ascii="Times New Roman" w:hAnsi="Times New Roman" w:cs="Times New Roman"/>
+          <w:sz w:val="24"/>
+          <w:szCs w:val="24"/>
+          <w:lang w:eastAsia="en-US"/>
+        </w:rPr>
+        <w:t>FPGAs</w:t>
+      </w:r>
+      <w:proofErr w:type="spellEnd"/>
+      <w:r>
+        <w:rPr>
+          <w:rFonts w:ascii="Times New Roman" w:hAnsi="Times New Roman" w:cs="Times New Roman"/>
+          <w:sz w:val="24"/>
+          <w:szCs w:val="24"/>
+          <w:lang w:eastAsia="en-US"/>
+        </w:rPr>
+        <w:t>, depuración de procesadores y diagnóstico de fallas en prototipos y producción.[12]</w:t>
       </w:r>
     </w:p>
     <w:p>
@@ -1572,7 +2973,27 @@
           <w:szCs w:val="24"/>
           <w:lang w:eastAsia="en-US"/>
         </w:rPr>
-        <w:t>¿Qué es un circuito asincrono?</w:t>
+        <w:t xml:space="preserve">¿Qué es un circuito </w:t>
+      </w:r>
+      <w:proofErr w:type="spellStart"/>
+      <w:r>
+        <w:rPr>
+          <w:rFonts w:ascii="Times New Roman" w:hAnsi="Times New Roman" w:cs="Times New Roman"/>
+          <w:sz w:val="24"/>
+          <w:szCs w:val="24"/>
+          <w:lang w:eastAsia="en-US"/>
+        </w:rPr>
+        <w:t>asincrono</w:t>
+      </w:r>
+      <w:proofErr w:type="spellEnd"/>
+      <w:r>
+        <w:rPr>
+          <w:rFonts w:ascii="Times New Roman" w:hAnsi="Times New Roman" w:cs="Times New Roman"/>
+          <w:sz w:val="24"/>
+          <w:szCs w:val="24"/>
+          <w:lang w:eastAsia="en-US"/>
+        </w:rPr>
+        <w:t>?</w:t>
       </w:r>
     </w:p>
     <w:p>
@@ -1592,7 +3013,34 @@
           <w:sz w:val="24"/>
           <w:szCs w:val="24"/>
         </w:rPr>
-        <w:t>Un circuito síncrono es un sistema digital cuyo funcionamiento depende de una señal de reloj que sincroniza todos los cambios de estado en sus elementos de memoria. Según AcademiaLab, “un circuito síncrono es un circuito digital en el que los cambios en el estado de los elementos de la memoria se sincronizan mediante una señal de reloj”, lo que significa que los flip</w:t>
+        <w:t xml:space="preserve">Un circuito síncrono es un sistema digital cuyo funcionamiento depende de una señal de reloj que sincroniza todos los cambios de estado en sus elementos de memoria. Según </w:t>
+      </w:r>
+      <w:proofErr w:type="spellStart"/>
+      <w:r>
+        <w:rPr>
+          <w:rFonts w:ascii="Times New Roman" w:hAnsi="Times New Roman" w:cs="Times New Roman"/>
+          <w:sz w:val="24"/>
+          <w:szCs w:val="24"/>
+        </w:rPr>
+        <w:t>AcademiaLab</w:t>
+      </w:r>
+      <w:proofErr w:type="spellEnd"/>
+      <w:r>
+        <w:rPr>
+          <w:rFonts w:ascii="Times New Roman" w:hAnsi="Times New Roman" w:cs="Times New Roman"/>
+          <w:sz w:val="24"/>
+          <w:szCs w:val="24"/>
+        </w:rPr>
+        <w:t xml:space="preserve">, “un circuito síncrono es un circuito digital en el que los cambios en el estado de los elementos de la memoria se sincronizan mediante una señal de reloj”, lo que significa que los </w:t>
+      </w:r>
+      <w:proofErr w:type="spellStart"/>
+      <w:r>
+        <w:rPr>
+          <w:rFonts w:ascii="Times New Roman" w:hAnsi="Times New Roman" w:cs="Times New Roman"/>
+          <w:sz w:val="24"/>
+          <w:szCs w:val="24"/>
+        </w:rPr>
+        <w:t>flip</w:t>
       </w:r>
       <w:r>
         <w:rPr>
@@ -1601,7 +3049,16 @@
           <w:szCs w:val="24"/>
         </w:rPr>
         <w:noBreakHyphen/>
-        <w:t>flops solo actualizan su salida cuando reciben un pulso de reloj y permanecen estables entre pulsos. Esta estructura permite que todo el circuito opere de manera predecible, siempre que las señales lleguen a tiempo antes del siguiente ciclo, razón por la cual se requiere un diseño cuidadoso de la red de distribución del reloj y análisis de sincronización estática para garantizar su funcionamiento correcto.[13]</w:t>
+        <w:t>flops</w:t>
+      </w:r>
+      <w:proofErr w:type="spellEnd"/>
+      <w:r>
+        <w:rPr>
+          <w:rFonts w:ascii="Times New Roman" w:hAnsi="Times New Roman" w:cs="Times New Roman"/>
+          <w:sz w:val="24"/>
+          <w:szCs w:val="24"/>
+        </w:rPr>
+        <w:t xml:space="preserve"> solo actualizan su salida cuando reciben un pulso de reloj y permanecen estables entre pulsos. Esta estructura permite que todo el circuito opere de manera predecible, siempre que las señales lleguen a tiempo antes del siguiente ciclo, razón por la cual se requiere un diseño cuidadoso de la red de distribución del reloj y análisis de sincronización estática para garantizar su funcionamiento correcto.[13]</w:t>
       </w:r>
     </w:p>
     <w:p>
@@ -1648,7 +3105,27 @@
           <w:szCs w:val="24"/>
           <w:lang w:eastAsia="en-US"/>
         </w:rPr>
-        <w:t>¿Qué es un circuito sincrono?</w:t>
+        <w:t xml:space="preserve">¿Qué es un circuito </w:t>
+      </w:r>
+      <w:proofErr w:type="spellStart"/>
+      <w:r>
+        <w:rPr>
+          <w:rFonts w:ascii="Times New Roman" w:hAnsi="Times New Roman" w:cs="Times New Roman"/>
+          <w:sz w:val="24"/>
+          <w:szCs w:val="24"/>
+          <w:lang w:eastAsia="en-US"/>
+        </w:rPr>
+        <w:t>sincrono</w:t>
+      </w:r>
+      <w:proofErr w:type="spellEnd"/>
+      <w:r>
+        <w:rPr>
+          <w:rFonts w:ascii="Times New Roman" w:hAnsi="Times New Roman" w:cs="Times New Roman"/>
+          <w:sz w:val="24"/>
+          <w:szCs w:val="24"/>
+          <w:lang w:eastAsia="en-US"/>
+        </w:rPr>
+        <w:t>?</w:t>
       </w:r>
     </w:p>
     <w:p>
@@ -1693,16 +3170,56 @@
           <w:lang w:eastAsia="en-US"/>
         </w:rPr>
         <w:lastRenderedPageBreak/>
-        <w:t>¿Qué es el setup time</w:t>
-      </w:r>
-      <w:r>
-        <w:rPr>
-          <w:rFonts w:ascii="Times New Roman" w:hAnsi="Times New Roman" w:cs="Times New Roman"/>
-          <w:sz w:val="24"/>
-          <w:szCs w:val="24"/>
-          <w:lang w:eastAsia="en-US"/>
-        </w:rPr>
-        <w:t xml:space="preserve"> y el hold time</w:t>
+        <w:t xml:space="preserve">¿Qué es el </w:t>
+      </w:r>
+      <w:proofErr w:type="spellStart"/>
+      <w:r>
+        <w:rPr>
+          <w:rFonts w:ascii="Times New Roman" w:hAnsi="Times New Roman" w:cs="Times New Roman"/>
+          <w:sz w:val="24"/>
+          <w:szCs w:val="24"/>
+          <w:lang w:eastAsia="en-US"/>
+        </w:rPr>
+        <w:t>setup</w:t>
+      </w:r>
+      <w:proofErr w:type="spellEnd"/>
+      <w:r>
+        <w:rPr>
+          <w:rFonts w:ascii="Times New Roman" w:hAnsi="Times New Roman" w:cs="Times New Roman"/>
+          <w:sz w:val="24"/>
+          <w:szCs w:val="24"/>
+          <w:lang w:eastAsia="en-US"/>
+        </w:rPr>
+        <w:t xml:space="preserve"> time</w:t>
+      </w:r>
+      <w:r>
+        <w:rPr>
+          <w:rFonts w:ascii="Times New Roman" w:hAnsi="Times New Roman" w:cs="Times New Roman"/>
+          <w:sz w:val="24"/>
+          <w:szCs w:val="24"/>
+          <w:lang w:eastAsia="en-US"/>
+        </w:rPr>
+        <w:t xml:space="preserve"> y el </w:t>
+      </w:r>
+      <w:proofErr w:type="spellStart"/>
+      <w:r>
+        <w:rPr>
+          <w:rFonts w:ascii="Times New Roman" w:hAnsi="Times New Roman" w:cs="Times New Roman"/>
+          <w:sz w:val="24"/>
+          <w:szCs w:val="24"/>
+          <w:lang w:eastAsia="en-US"/>
+        </w:rPr>
+        <w:t>hold</w:t>
+      </w:r>
+      <w:proofErr w:type="spellEnd"/>
+      <w:r>
+        <w:rPr>
+          <w:rFonts w:ascii="Times New Roman" w:hAnsi="Times New Roman" w:cs="Times New Roman"/>
+          <w:sz w:val="24"/>
+          <w:szCs w:val="24"/>
+          <w:lang w:eastAsia="en-US"/>
+        </w:rPr>
+        <w:t xml:space="preserve"> time</w:t>
       </w:r>
       <w:r>
         <w:rPr>
@@ -1743,7 +3260,57 @@
           <w:szCs w:val="24"/>
           <w:lang w:eastAsia="en-US"/>
         </w:rPr>
-        <w:t>El setup time y el hold time son los dos parámetros fundamentales que garantizan que un flip</w:t>
+        <w:t xml:space="preserve">El </w:t>
+      </w:r>
+      <w:proofErr w:type="spellStart"/>
+      <w:r>
+        <w:rPr>
+          <w:rFonts w:ascii="Times New Roman" w:hAnsi="Times New Roman" w:cs="Times New Roman"/>
+          <w:sz w:val="24"/>
+          <w:szCs w:val="24"/>
+          <w:lang w:eastAsia="en-US"/>
+        </w:rPr>
+        <w:t>setup</w:t>
+      </w:r>
+      <w:proofErr w:type="spellEnd"/>
+      <w:r>
+        <w:rPr>
+          <w:rFonts w:ascii="Times New Roman" w:hAnsi="Times New Roman" w:cs="Times New Roman"/>
+          <w:sz w:val="24"/>
+          <w:szCs w:val="24"/>
+          <w:lang w:eastAsia="en-US"/>
+        </w:rPr>
+        <w:t xml:space="preserve"> time y el </w:t>
+      </w:r>
+      <w:proofErr w:type="spellStart"/>
+      <w:r>
+        <w:rPr>
+          <w:rFonts w:ascii="Times New Roman" w:hAnsi="Times New Roman" w:cs="Times New Roman"/>
+          <w:sz w:val="24"/>
+          <w:szCs w:val="24"/>
+          <w:lang w:eastAsia="en-US"/>
+        </w:rPr>
+        <w:t>hold</w:t>
+      </w:r>
+      <w:proofErr w:type="spellEnd"/>
+      <w:r>
+        <w:rPr>
+          <w:rFonts w:ascii="Times New Roman" w:hAnsi="Times New Roman" w:cs="Times New Roman"/>
+          <w:sz w:val="24"/>
+          <w:szCs w:val="24"/>
+          <w:lang w:eastAsia="en-US"/>
+        </w:rPr>
+        <w:t xml:space="preserve"> time son los dos parámetros fundamentales que garantizan que un </w:t>
+      </w:r>
+      <w:proofErr w:type="spellStart"/>
+      <w:r>
+        <w:rPr>
+          <w:rFonts w:ascii="Times New Roman" w:hAnsi="Times New Roman" w:cs="Times New Roman"/>
+          <w:sz w:val="24"/>
+          <w:szCs w:val="24"/>
+          <w:lang w:eastAsia="en-US"/>
+        </w:rPr>
+        <w:t>flip</w:t>
       </w:r>
       <w:r>
         <w:rPr>
@@ -1753,16 +3320,57 @@
           <w:lang w:eastAsia="en-US"/>
         </w:rPr>
         <w:noBreakHyphen/>
-        <w:t xml:space="preserve">flop capture datos de manera estable. </w:t>
-      </w:r>
-      <w:r>
-        <w:rPr>
-          <w:rFonts w:ascii="Times New Roman" w:hAnsi="Times New Roman" w:cs="Times New Roman"/>
-          <w:sz w:val="24"/>
-          <w:szCs w:val="24"/>
-          <w:lang w:val="en-US" w:eastAsia="en-US"/>
-        </w:rPr>
-        <w:t xml:space="preserve">Según EcrionX, </w:t>
+        <w:t>flop</w:t>
+      </w:r>
+      <w:proofErr w:type="spellEnd"/>
+      <w:r>
+        <w:rPr>
+          <w:rFonts w:ascii="Times New Roman" w:hAnsi="Times New Roman" w:cs="Times New Roman"/>
+          <w:sz w:val="24"/>
+          <w:szCs w:val="24"/>
+          <w:lang w:eastAsia="en-US"/>
+        </w:rPr>
+        <w:t xml:space="preserve"> capture datos de manera estable. </w:t>
+      </w:r>
+      <w:proofErr w:type="spellStart"/>
+      <w:r>
+        <w:rPr>
+          <w:rFonts w:ascii="Times New Roman" w:hAnsi="Times New Roman" w:cs="Times New Roman"/>
+          <w:sz w:val="24"/>
+          <w:szCs w:val="24"/>
+          <w:lang w:val="en-US" w:eastAsia="en-US"/>
+        </w:rPr>
+        <w:t>Según</w:t>
+      </w:r>
+      <w:proofErr w:type="spellEnd"/>
+      <w:r>
+        <w:rPr>
+          <w:rFonts w:ascii="Times New Roman" w:hAnsi="Times New Roman" w:cs="Times New Roman"/>
+          <w:sz w:val="24"/>
+          <w:szCs w:val="24"/>
+          <w:lang w:val="en-US" w:eastAsia="en-US"/>
+        </w:rPr>
+        <w:t xml:space="preserve"> </w:t>
+      </w:r>
+      <w:proofErr w:type="spellStart"/>
+      <w:r>
+        <w:rPr>
+          <w:rFonts w:ascii="Times New Roman" w:hAnsi="Times New Roman" w:cs="Times New Roman"/>
+          <w:sz w:val="24"/>
+          <w:szCs w:val="24"/>
+          <w:lang w:val="en-US" w:eastAsia="en-US"/>
+        </w:rPr>
+        <w:t>EcrionX</w:t>
+      </w:r>
+      <w:proofErr w:type="spellEnd"/>
+      <w:r>
+        <w:rPr>
+          <w:rFonts w:ascii="Times New Roman" w:hAnsi="Times New Roman" w:cs="Times New Roman"/>
+          <w:sz w:val="24"/>
+          <w:szCs w:val="24"/>
+          <w:lang w:val="en-US" w:eastAsia="en-US"/>
+        </w:rPr>
+        <w:t xml:space="preserve">, </w:t>
       </w:r>
       <w:r>
         <w:rPr>
@@ -1773,25 +3381,259 @@
           <w:szCs w:val="24"/>
           <w:lang w:val="en-US" w:eastAsia="en-US"/>
         </w:rPr>
-        <w:t>“Setup time (Tsu) — how long before the clock edge the data must be stable — and Hold time (Th) — how long after the clock edge the data must remain stable”</w:t>
-      </w:r>
-      <w:r>
-        <w:rPr>
-          <w:rFonts w:ascii="Times New Roman" w:hAnsi="Times New Roman" w:cs="Times New Roman"/>
-          <w:sz w:val="24"/>
-          <w:szCs w:val="24"/>
-          <w:lang w:val="en-US" w:eastAsia="en-US"/>
-        </w:rPr>
-        <w:t xml:space="preserve">, y juntos forman la “timing aperture”, la ventana en la que los datos no deben cambiar. </w:t>
-      </w:r>
-      <w:r>
-        <w:rPr>
-          <w:rFonts w:ascii="Times New Roman" w:hAnsi="Times New Roman" w:cs="Times New Roman"/>
-          <w:sz w:val="24"/>
-          <w:szCs w:val="24"/>
-          <w:lang w:eastAsia="en-US"/>
-        </w:rPr>
-        <w:t>Si el dato llega demasiado tarde (violación de setup), el flip</w:t>
+        <w:t xml:space="preserve">“Setup time (Tsu) — how long before the clock </w:t>
+      </w:r>
+      <w:proofErr w:type="gramStart"/>
+      <w:r>
+        <w:rPr>
+          <w:rFonts w:ascii="Times New Roman" w:hAnsi="Times New Roman" w:cs="Times New Roman"/>
+          <w:i/>
+          <w:iCs/>
+          <w:sz w:val="24"/>
+          <w:szCs w:val="24"/>
+          <w:lang w:val="en-US" w:eastAsia="en-US"/>
+        </w:rPr>
+        <w:t>edge</w:t>
+      </w:r>
+      <w:proofErr w:type="gramEnd"/>
+      <w:r>
+        <w:rPr>
+          <w:rFonts w:ascii="Times New Roman" w:hAnsi="Times New Roman" w:cs="Times New Roman"/>
+          <w:i/>
+          <w:iCs/>
+          <w:sz w:val="24"/>
+          <w:szCs w:val="24"/>
+          <w:lang w:val="en-US" w:eastAsia="en-US"/>
+        </w:rPr>
+        <w:t xml:space="preserve"> the data must be stable — and Hold time (Th) — how long after the clock edge the data must remain stable”</w:t>
+      </w:r>
+      <w:r>
+        <w:rPr>
+          <w:rFonts w:ascii="Times New Roman" w:hAnsi="Times New Roman" w:cs="Times New Roman"/>
+          <w:sz w:val="24"/>
+          <w:szCs w:val="24"/>
+          <w:lang w:val="en-US" w:eastAsia="en-US"/>
+        </w:rPr>
+        <w:t xml:space="preserve">, y </w:t>
+      </w:r>
+      <w:proofErr w:type="spellStart"/>
+      <w:r>
+        <w:rPr>
+          <w:rFonts w:ascii="Times New Roman" w:hAnsi="Times New Roman" w:cs="Times New Roman"/>
+          <w:sz w:val="24"/>
+          <w:szCs w:val="24"/>
+          <w:lang w:val="en-US" w:eastAsia="en-US"/>
+        </w:rPr>
+        <w:t>juntos</w:t>
+      </w:r>
+      <w:proofErr w:type="spellEnd"/>
+      <w:r>
+        <w:rPr>
+          <w:rFonts w:ascii="Times New Roman" w:hAnsi="Times New Roman" w:cs="Times New Roman"/>
+          <w:sz w:val="24"/>
+          <w:szCs w:val="24"/>
+          <w:lang w:val="en-US" w:eastAsia="en-US"/>
+        </w:rPr>
+        <w:t xml:space="preserve"> </w:t>
+      </w:r>
+      <w:proofErr w:type="spellStart"/>
+      <w:r>
+        <w:rPr>
+          <w:rFonts w:ascii="Times New Roman" w:hAnsi="Times New Roman" w:cs="Times New Roman"/>
+          <w:sz w:val="24"/>
+          <w:szCs w:val="24"/>
+          <w:lang w:val="en-US" w:eastAsia="en-US"/>
+        </w:rPr>
+        <w:t>forman</w:t>
+      </w:r>
+      <w:proofErr w:type="spellEnd"/>
+      <w:r>
+        <w:rPr>
+          <w:rFonts w:ascii="Times New Roman" w:hAnsi="Times New Roman" w:cs="Times New Roman"/>
+          <w:sz w:val="24"/>
+          <w:szCs w:val="24"/>
+          <w:lang w:val="en-US" w:eastAsia="en-US"/>
+        </w:rPr>
+        <w:t xml:space="preserve"> la “timing aperture”, la </w:t>
+      </w:r>
+      <w:proofErr w:type="spellStart"/>
+      <w:r>
+        <w:rPr>
+          <w:rFonts w:ascii="Times New Roman" w:hAnsi="Times New Roman" w:cs="Times New Roman"/>
+          <w:sz w:val="24"/>
+          <w:szCs w:val="24"/>
+          <w:lang w:val="en-US" w:eastAsia="en-US"/>
+        </w:rPr>
+        <w:t>ventana</w:t>
+      </w:r>
+      <w:proofErr w:type="spellEnd"/>
+      <w:r>
+        <w:rPr>
+          <w:rFonts w:ascii="Times New Roman" w:hAnsi="Times New Roman" w:cs="Times New Roman"/>
+          <w:sz w:val="24"/>
+          <w:szCs w:val="24"/>
+          <w:lang w:val="en-US" w:eastAsia="en-US"/>
+        </w:rPr>
+        <w:t xml:space="preserve"> </w:t>
+      </w:r>
+      <w:proofErr w:type="spellStart"/>
+      <w:r>
+        <w:rPr>
+          <w:rFonts w:ascii="Times New Roman" w:hAnsi="Times New Roman" w:cs="Times New Roman"/>
+          <w:sz w:val="24"/>
+          <w:szCs w:val="24"/>
+          <w:lang w:val="en-US" w:eastAsia="en-US"/>
+        </w:rPr>
+        <w:t>en</w:t>
+      </w:r>
+      <w:proofErr w:type="spellEnd"/>
+      <w:r>
+        <w:rPr>
+          <w:rFonts w:ascii="Times New Roman" w:hAnsi="Times New Roman" w:cs="Times New Roman"/>
+          <w:sz w:val="24"/>
+          <w:szCs w:val="24"/>
+          <w:lang w:val="en-US" w:eastAsia="en-US"/>
+        </w:rPr>
+        <w:t xml:space="preserve"> la </w:t>
+      </w:r>
+      <w:proofErr w:type="spellStart"/>
+      <w:r>
+        <w:rPr>
+          <w:rFonts w:ascii="Times New Roman" w:hAnsi="Times New Roman" w:cs="Times New Roman"/>
+          <w:sz w:val="24"/>
+          <w:szCs w:val="24"/>
+          <w:lang w:val="en-US" w:eastAsia="en-US"/>
+        </w:rPr>
+        <w:t>que</w:t>
+      </w:r>
+      <w:proofErr w:type="spellEnd"/>
+      <w:r>
+        <w:rPr>
+          <w:rFonts w:ascii="Times New Roman" w:hAnsi="Times New Roman" w:cs="Times New Roman"/>
+          <w:sz w:val="24"/>
+          <w:szCs w:val="24"/>
+          <w:lang w:val="en-US" w:eastAsia="en-US"/>
+        </w:rPr>
+        <w:t xml:space="preserve"> </w:t>
+      </w:r>
+      <w:proofErr w:type="spellStart"/>
+      <w:r>
+        <w:rPr>
+          <w:rFonts w:ascii="Times New Roman" w:hAnsi="Times New Roman" w:cs="Times New Roman"/>
+          <w:sz w:val="24"/>
+          <w:szCs w:val="24"/>
+          <w:lang w:val="en-US" w:eastAsia="en-US"/>
+        </w:rPr>
+        <w:t>los</w:t>
+      </w:r>
+      <w:proofErr w:type="spellEnd"/>
+      <w:r>
+        <w:rPr>
+          <w:rFonts w:ascii="Times New Roman" w:hAnsi="Times New Roman" w:cs="Times New Roman"/>
+          <w:sz w:val="24"/>
+          <w:szCs w:val="24"/>
+          <w:lang w:val="en-US" w:eastAsia="en-US"/>
+        </w:rPr>
+        <w:t xml:space="preserve"> </w:t>
+      </w:r>
+      <w:proofErr w:type="spellStart"/>
+      <w:r>
+        <w:rPr>
+          <w:rFonts w:ascii="Times New Roman" w:hAnsi="Times New Roman" w:cs="Times New Roman"/>
+          <w:sz w:val="24"/>
+          <w:szCs w:val="24"/>
+          <w:lang w:val="en-US" w:eastAsia="en-US"/>
+        </w:rPr>
+        <w:t>datos</w:t>
+      </w:r>
+      <w:proofErr w:type="spellEnd"/>
+      <w:r>
+        <w:rPr>
+          <w:rFonts w:ascii="Times New Roman" w:hAnsi="Times New Roman" w:cs="Times New Roman"/>
+          <w:sz w:val="24"/>
+          <w:szCs w:val="24"/>
+          <w:lang w:val="en-US" w:eastAsia="en-US"/>
+        </w:rPr>
+        <w:t xml:space="preserve"> no </w:t>
+      </w:r>
+      <w:proofErr w:type="spellStart"/>
+      <w:r>
+        <w:rPr>
+          <w:rFonts w:ascii="Times New Roman" w:hAnsi="Times New Roman" w:cs="Times New Roman"/>
+          <w:sz w:val="24"/>
+          <w:szCs w:val="24"/>
+          <w:lang w:val="en-US" w:eastAsia="en-US"/>
+        </w:rPr>
+        <w:t>deben</w:t>
+      </w:r>
+      <w:proofErr w:type="spellEnd"/>
+      <w:r>
+        <w:rPr>
+          <w:rFonts w:ascii="Times New Roman" w:hAnsi="Times New Roman" w:cs="Times New Roman"/>
+          <w:sz w:val="24"/>
+          <w:szCs w:val="24"/>
+          <w:lang w:val="en-US" w:eastAsia="en-US"/>
+        </w:rPr>
+        <w:t xml:space="preserve"> </w:t>
+      </w:r>
+      <w:proofErr w:type="spellStart"/>
+      <w:r>
+        <w:rPr>
+          <w:rFonts w:ascii="Times New Roman" w:hAnsi="Times New Roman" w:cs="Times New Roman"/>
+          <w:sz w:val="24"/>
+          <w:szCs w:val="24"/>
+          <w:lang w:val="en-US" w:eastAsia="en-US"/>
+        </w:rPr>
+        <w:t>cambiar</w:t>
+      </w:r>
+      <w:proofErr w:type="spellEnd"/>
+      <w:r>
+        <w:rPr>
+          <w:rFonts w:ascii="Times New Roman" w:hAnsi="Times New Roman" w:cs="Times New Roman"/>
+          <w:sz w:val="24"/>
+          <w:szCs w:val="24"/>
+          <w:lang w:val="en-US" w:eastAsia="en-US"/>
+        </w:rPr>
+        <w:t xml:space="preserve">. </w:t>
+      </w:r>
+      <w:r>
+        <w:rPr>
+          <w:rFonts w:ascii="Times New Roman" w:hAnsi="Times New Roman" w:cs="Times New Roman"/>
+          <w:sz w:val="24"/>
+          <w:szCs w:val="24"/>
+          <w:lang w:eastAsia="en-US"/>
+        </w:rPr>
+        <w:t xml:space="preserve">Si el dato llega demasiado tarde (violación de </w:t>
+      </w:r>
+      <w:proofErr w:type="spellStart"/>
+      <w:r>
+        <w:rPr>
+          <w:rFonts w:ascii="Times New Roman" w:hAnsi="Times New Roman" w:cs="Times New Roman"/>
+          <w:sz w:val="24"/>
+          <w:szCs w:val="24"/>
+          <w:lang w:eastAsia="en-US"/>
+        </w:rPr>
+        <w:t>setup</w:t>
+      </w:r>
+      <w:proofErr w:type="spellEnd"/>
+      <w:r>
+        <w:rPr>
+          <w:rFonts w:ascii="Times New Roman" w:hAnsi="Times New Roman" w:cs="Times New Roman"/>
+          <w:sz w:val="24"/>
+          <w:szCs w:val="24"/>
+          <w:lang w:eastAsia="en-US"/>
+        </w:rPr>
+        <w:t xml:space="preserve">), el </w:t>
+      </w:r>
+      <w:proofErr w:type="spellStart"/>
+      <w:r>
+        <w:rPr>
+          <w:rFonts w:ascii="Times New Roman" w:hAnsi="Times New Roman" w:cs="Times New Roman"/>
+          <w:sz w:val="24"/>
+          <w:szCs w:val="24"/>
+          <w:lang w:eastAsia="en-US"/>
+        </w:rPr>
+        <w:t>flip</w:t>
       </w:r>
       <w:r>
         <w:rPr>
@@ -1801,7 +3643,87 @@
           <w:lang w:eastAsia="en-US"/>
         </w:rPr>
         <w:noBreakHyphen/>
-        <w:t>flop no alcanza a resolver su estado interno; si llega demasiado rápido (violación de hold), el valor nuevo puede filtrarse antes de que el latch se aísle. Ambas violaciones pueden provocar errores lógicos o incluso metastabilidad, donde el flip</w:t>
+        <w:t>flop</w:t>
+      </w:r>
+      <w:proofErr w:type="spellEnd"/>
+      <w:r>
+        <w:rPr>
+          <w:rFonts w:ascii="Times New Roman" w:hAnsi="Times New Roman" w:cs="Times New Roman"/>
+          <w:sz w:val="24"/>
+          <w:szCs w:val="24"/>
+          <w:lang w:eastAsia="en-US"/>
+        </w:rPr>
+        <w:t xml:space="preserve"> no alcanza a resolver su estado interno; si llega demasiado rápido (violación de </w:t>
+      </w:r>
+      <w:proofErr w:type="spellStart"/>
+      <w:r>
+        <w:rPr>
+          <w:rFonts w:ascii="Times New Roman" w:hAnsi="Times New Roman" w:cs="Times New Roman"/>
+          <w:sz w:val="24"/>
+          <w:szCs w:val="24"/>
+          <w:lang w:eastAsia="en-US"/>
+        </w:rPr>
+        <w:t>hold</w:t>
+      </w:r>
+      <w:proofErr w:type="spellEnd"/>
+      <w:r>
+        <w:rPr>
+          <w:rFonts w:ascii="Times New Roman" w:hAnsi="Times New Roman" w:cs="Times New Roman"/>
+          <w:sz w:val="24"/>
+          <w:szCs w:val="24"/>
+          <w:lang w:eastAsia="en-US"/>
+        </w:rPr>
+        <w:t xml:space="preserve">), el valor nuevo puede filtrarse antes de que el </w:t>
+      </w:r>
+      <w:proofErr w:type="spellStart"/>
+      <w:r>
+        <w:rPr>
+          <w:rFonts w:ascii="Times New Roman" w:hAnsi="Times New Roman" w:cs="Times New Roman"/>
+          <w:sz w:val="24"/>
+          <w:szCs w:val="24"/>
+          <w:lang w:eastAsia="en-US"/>
+        </w:rPr>
+        <w:t>latch</w:t>
+      </w:r>
+      <w:proofErr w:type="spellEnd"/>
+      <w:r>
+        <w:rPr>
+          <w:rFonts w:ascii="Times New Roman" w:hAnsi="Times New Roman" w:cs="Times New Roman"/>
+          <w:sz w:val="24"/>
+          <w:szCs w:val="24"/>
+          <w:lang w:eastAsia="en-US"/>
+        </w:rPr>
+        <w:t xml:space="preserve"> se aísle. Ambas violaciones pueden provocar errores lógicos o incluso </w:t>
+      </w:r>
+      <w:proofErr w:type="spellStart"/>
+      <w:r>
+        <w:rPr>
+          <w:rFonts w:ascii="Times New Roman" w:hAnsi="Times New Roman" w:cs="Times New Roman"/>
+          <w:sz w:val="24"/>
+          <w:szCs w:val="24"/>
+          <w:lang w:eastAsia="en-US"/>
+        </w:rPr>
+        <w:t>metastabilidad</w:t>
+      </w:r>
+      <w:proofErr w:type="spellEnd"/>
+      <w:r>
+        <w:rPr>
+          <w:rFonts w:ascii="Times New Roman" w:hAnsi="Times New Roman" w:cs="Times New Roman"/>
+          <w:sz w:val="24"/>
+          <w:szCs w:val="24"/>
+          <w:lang w:eastAsia="en-US"/>
+        </w:rPr>
+        <w:t xml:space="preserve">, donde el </w:t>
+      </w:r>
+      <w:proofErr w:type="spellStart"/>
+      <w:r>
+        <w:rPr>
+          <w:rFonts w:ascii="Times New Roman" w:hAnsi="Times New Roman" w:cs="Times New Roman"/>
+          <w:sz w:val="24"/>
+          <w:szCs w:val="24"/>
+          <w:lang w:eastAsia="en-US"/>
+        </w:rPr>
+        <w:t>flip</w:t>
       </w:r>
       <w:r>
         <w:rPr>
@@ -1811,7 +3733,17 @@
           <w:lang w:eastAsia="en-US"/>
         </w:rPr>
         <w:noBreakHyphen/>
-        <w:t>flop queda en un estado intermedio no válido. [15]</w:t>
+        <w:t>flop</w:t>
+      </w:r>
+      <w:proofErr w:type="spellEnd"/>
+      <w:r>
+        <w:rPr>
+          <w:rFonts w:ascii="Times New Roman" w:hAnsi="Times New Roman" w:cs="Times New Roman"/>
+          <w:sz w:val="24"/>
+          <w:szCs w:val="24"/>
+          <w:lang w:eastAsia="en-US"/>
+        </w:rPr>
+        <w:t xml:space="preserve"> queda en un estado intermedio no válido. [15]</w:t>
       </w:r>
     </w:p>
     <w:p>
@@ -1868,8 +3800,19 @@
           <w:szCs w:val="24"/>
           <w:lang w:eastAsia="en-US"/>
         </w:rPr>
-        <w:t>Qué es una lista de sensibilidad en Verilog</w:t>
-      </w:r>
+        <w:t xml:space="preserve">Qué es una lista de sensibilidad en </w:t>
+      </w:r>
+      <w:proofErr w:type="spellStart"/>
+      <w:r>
+        <w:rPr>
+          <w:rFonts w:ascii="Times New Roman" w:hAnsi="Times New Roman" w:cs="Times New Roman"/>
+          <w:sz w:val="24"/>
+          <w:szCs w:val="24"/>
+          <w:lang w:eastAsia="en-US"/>
+        </w:rPr>
+        <w:t>Verilog</w:t>
+      </w:r>
+      <w:proofErr w:type="spellEnd"/>
       <w:r>
         <w:rPr>
           <w:rFonts w:ascii="Times New Roman" w:hAnsi="Times New Roman" w:cs="Times New Roman"/>
@@ -1898,8 +3841,59 @@
           <w:szCs w:val="24"/>
           <w:lang w:eastAsia="en-US"/>
         </w:rPr>
-        <w:t>Una lista de sensibilidad en Verilog es el conjunto de señales que le indican a un bloque always cuándo debe ejecutarse. Según Coddy, “La sensitivity list es un conjunto de signals o eventos que activan el bloque always. Cuando cualquier señal en la list changes, el bloque executes”, lo que significa que el bloque se vuelve a evaluar cada vez que alguna de esas señales cambia. En lógica combinacional suele usarse always @(*), que incluye automáticamente todas las señales leídas, mientras que en lógica secuencial se emplean listas basadas en flancos como always @(posedge clk) para que el bloque se active únicamente en el borde del reloj.</w:t>
-      </w:r>
+        <w:t xml:space="preserve">Una lista de sensibilidad en </w:t>
+      </w:r>
+      <w:proofErr w:type="spellStart"/>
+      <w:r>
+        <w:rPr>
+          <w:rFonts w:ascii="Times New Roman" w:hAnsi="Times New Roman" w:cs="Times New Roman"/>
+          <w:sz w:val="24"/>
+          <w:szCs w:val="24"/>
+          <w:lang w:eastAsia="en-US"/>
+        </w:rPr>
+        <w:t>Verilog</w:t>
+      </w:r>
+      <w:proofErr w:type="spellEnd"/>
+      <w:r>
+        <w:rPr>
+          <w:rFonts w:ascii="Times New Roman" w:hAnsi="Times New Roman" w:cs="Times New Roman"/>
+          <w:sz w:val="24"/>
+          <w:szCs w:val="24"/>
+          <w:lang w:eastAsia="en-US"/>
+        </w:rPr>
+        <w:t xml:space="preserve"> es el conjunto de señales que le indican a un bloque </w:t>
+      </w:r>
+      <w:proofErr w:type="spellStart"/>
+      <w:r>
+        <w:rPr>
+          <w:rFonts w:ascii="Times New Roman" w:hAnsi="Times New Roman" w:cs="Times New Roman"/>
+          <w:sz w:val="24"/>
+          <w:szCs w:val="24"/>
+          <w:lang w:eastAsia="en-US"/>
+        </w:rPr>
+        <w:t>always</w:t>
+      </w:r>
+      <w:proofErr w:type="spellEnd"/>
+      <w:r>
+        <w:rPr>
+          <w:rFonts w:ascii="Times New Roman" w:hAnsi="Times New Roman" w:cs="Times New Roman"/>
+          <w:sz w:val="24"/>
+          <w:szCs w:val="24"/>
+          <w:lang w:eastAsia="en-US"/>
+        </w:rPr>
+        <w:t xml:space="preserve"> cuándo debe ejecutarse. Según Coddy, “La </w:t>
+      </w:r>
+      <w:proofErr w:type="spellStart"/>
+      <w:r>
+        <w:rPr>
+          <w:rFonts w:ascii="Times New Roman" w:hAnsi="Times New Roman" w:cs="Times New Roman"/>
+          <w:sz w:val="24"/>
+          <w:szCs w:val="24"/>
+          <w:lang w:eastAsia="en-US"/>
+        </w:rPr>
+        <w:t>sensitivity</w:t>
+      </w:r>
+      <w:proofErr w:type="spellEnd"/>
       <w:r>
         <w:rPr>
           <w:rFonts w:ascii="Times New Roman" w:hAnsi="Times New Roman" w:cs="Times New Roman"/>
@@ -1908,6 +3902,226 @@
           <w:lang w:eastAsia="en-US"/>
         </w:rPr>
         <w:t xml:space="preserve"> </w:t>
+      </w:r>
+      <w:proofErr w:type="spellStart"/>
+      <w:r>
+        <w:rPr>
+          <w:rFonts w:ascii="Times New Roman" w:hAnsi="Times New Roman" w:cs="Times New Roman"/>
+          <w:sz w:val="24"/>
+          <w:szCs w:val="24"/>
+          <w:lang w:eastAsia="en-US"/>
+        </w:rPr>
+        <w:t>list</w:t>
+      </w:r>
+      <w:proofErr w:type="spellEnd"/>
+      <w:r>
+        <w:rPr>
+          <w:rFonts w:ascii="Times New Roman" w:hAnsi="Times New Roman" w:cs="Times New Roman"/>
+          <w:sz w:val="24"/>
+          <w:szCs w:val="24"/>
+          <w:lang w:eastAsia="en-US"/>
+        </w:rPr>
+        <w:t xml:space="preserve"> es un conjunto de </w:t>
+      </w:r>
+      <w:proofErr w:type="spellStart"/>
+      <w:r>
+        <w:rPr>
+          <w:rFonts w:ascii="Times New Roman" w:hAnsi="Times New Roman" w:cs="Times New Roman"/>
+          <w:sz w:val="24"/>
+          <w:szCs w:val="24"/>
+          <w:lang w:eastAsia="en-US"/>
+        </w:rPr>
+        <w:t>signals</w:t>
+      </w:r>
+      <w:proofErr w:type="spellEnd"/>
+      <w:r>
+        <w:rPr>
+          <w:rFonts w:ascii="Times New Roman" w:hAnsi="Times New Roman" w:cs="Times New Roman"/>
+          <w:sz w:val="24"/>
+          <w:szCs w:val="24"/>
+          <w:lang w:eastAsia="en-US"/>
+        </w:rPr>
+        <w:t xml:space="preserve"> o eventos que activan el bloque </w:t>
+      </w:r>
+      <w:proofErr w:type="spellStart"/>
+      <w:r>
+        <w:rPr>
+          <w:rFonts w:ascii="Times New Roman" w:hAnsi="Times New Roman" w:cs="Times New Roman"/>
+          <w:sz w:val="24"/>
+          <w:szCs w:val="24"/>
+          <w:lang w:eastAsia="en-US"/>
+        </w:rPr>
+        <w:t>always</w:t>
+      </w:r>
+      <w:proofErr w:type="spellEnd"/>
+      <w:r>
+        <w:rPr>
+          <w:rFonts w:ascii="Times New Roman" w:hAnsi="Times New Roman" w:cs="Times New Roman"/>
+          <w:sz w:val="24"/>
+          <w:szCs w:val="24"/>
+          <w:lang w:eastAsia="en-US"/>
+        </w:rPr>
+        <w:t xml:space="preserve">. Cuando cualquier señal en la </w:t>
+      </w:r>
+      <w:proofErr w:type="spellStart"/>
+      <w:r>
+        <w:rPr>
+          <w:rFonts w:ascii="Times New Roman" w:hAnsi="Times New Roman" w:cs="Times New Roman"/>
+          <w:sz w:val="24"/>
+          <w:szCs w:val="24"/>
+          <w:lang w:eastAsia="en-US"/>
+        </w:rPr>
+        <w:t>list</w:t>
+      </w:r>
+      <w:proofErr w:type="spellEnd"/>
+      <w:r>
+        <w:rPr>
+          <w:rFonts w:ascii="Times New Roman" w:hAnsi="Times New Roman" w:cs="Times New Roman"/>
+          <w:sz w:val="24"/>
+          <w:szCs w:val="24"/>
+          <w:lang w:eastAsia="en-US"/>
+        </w:rPr>
+        <w:t xml:space="preserve"> </w:t>
+      </w:r>
+      <w:proofErr w:type="spellStart"/>
+      <w:r>
+        <w:rPr>
+          <w:rFonts w:ascii="Times New Roman" w:hAnsi="Times New Roman" w:cs="Times New Roman"/>
+          <w:sz w:val="24"/>
+          <w:szCs w:val="24"/>
+          <w:lang w:eastAsia="en-US"/>
+        </w:rPr>
+        <w:t>changes</w:t>
+      </w:r>
+      <w:proofErr w:type="spellEnd"/>
+      <w:r>
+        <w:rPr>
+          <w:rFonts w:ascii="Times New Roman" w:hAnsi="Times New Roman" w:cs="Times New Roman"/>
+          <w:sz w:val="24"/>
+          <w:szCs w:val="24"/>
+          <w:lang w:eastAsia="en-US"/>
+        </w:rPr>
+        <w:t xml:space="preserve">, el bloque </w:t>
+      </w:r>
+      <w:proofErr w:type="spellStart"/>
+      <w:r>
+        <w:rPr>
+          <w:rFonts w:ascii="Times New Roman" w:hAnsi="Times New Roman" w:cs="Times New Roman"/>
+          <w:sz w:val="24"/>
+          <w:szCs w:val="24"/>
+          <w:lang w:eastAsia="en-US"/>
+        </w:rPr>
+        <w:t>executes</w:t>
+      </w:r>
+      <w:proofErr w:type="spellEnd"/>
+      <w:r>
+        <w:rPr>
+          <w:rFonts w:ascii="Times New Roman" w:hAnsi="Times New Roman" w:cs="Times New Roman"/>
+          <w:sz w:val="24"/>
+          <w:szCs w:val="24"/>
+          <w:lang w:eastAsia="en-US"/>
+        </w:rPr>
+        <w:t xml:space="preserve">”, lo que significa que el bloque se vuelve a evaluar cada vez que alguna de esas señales cambia. En lógica combinacional suele usarse </w:t>
+      </w:r>
+      <w:proofErr w:type="spellStart"/>
+      <w:r>
+        <w:rPr>
+          <w:rFonts w:ascii="Times New Roman" w:hAnsi="Times New Roman" w:cs="Times New Roman"/>
+          <w:sz w:val="24"/>
+          <w:szCs w:val="24"/>
+          <w:lang w:eastAsia="en-US"/>
+        </w:rPr>
+        <w:t>always</w:t>
+      </w:r>
+      <w:proofErr w:type="spellEnd"/>
+      <w:r>
+        <w:rPr>
+          <w:rFonts w:ascii="Times New Roman" w:hAnsi="Times New Roman" w:cs="Times New Roman"/>
+          <w:sz w:val="24"/>
+          <w:szCs w:val="24"/>
+          <w:lang w:eastAsia="en-US"/>
+        </w:rPr>
+        <w:t xml:space="preserve"> </w:t>
+      </w:r>
+      <w:proofErr w:type="gramStart"/>
+      <w:r>
+        <w:rPr>
+          <w:rFonts w:ascii="Times New Roman" w:hAnsi="Times New Roman" w:cs="Times New Roman"/>
+          <w:sz w:val="24"/>
+          <w:szCs w:val="24"/>
+          <w:lang w:eastAsia="en-US"/>
+        </w:rPr>
+        <w:t>@(</w:t>
+      </w:r>
+      <w:proofErr w:type="gramEnd"/>
+      <w:r>
+        <w:rPr>
+          <w:rFonts w:ascii="Times New Roman" w:hAnsi="Times New Roman" w:cs="Times New Roman"/>
+          <w:sz w:val="24"/>
+          <w:szCs w:val="24"/>
+          <w:lang w:eastAsia="en-US"/>
+        </w:rPr>
+        <w:t xml:space="preserve">*), que incluye automáticamente todas las señales leídas, mientras que en lógica secuencial se emplean listas basadas en flancos como </w:t>
+      </w:r>
+      <w:proofErr w:type="spellStart"/>
+      <w:r>
+        <w:rPr>
+          <w:rFonts w:ascii="Times New Roman" w:hAnsi="Times New Roman" w:cs="Times New Roman"/>
+          <w:sz w:val="24"/>
+          <w:szCs w:val="24"/>
+          <w:lang w:eastAsia="en-US"/>
+        </w:rPr>
+        <w:t>always</w:t>
+      </w:r>
+      <w:proofErr w:type="spellEnd"/>
+      <w:r>
+        <w:rPr>
+          <w:rFonts w:ascii="Times New Roman" w:hAnsi="Times New Roman" w:cs="Times New Roman"/>
+          <w:sz w:val="24"/>
+          <w:szCs w:val="24"/>
+          <w:lang w:eastAsia="en-US"/>
+        </w:rPr>
+        <w:t xml:space="preserve"> </w:t>
+      </w:r>
+      <w:proofErr w:type="gramStart"/>
+      <w:r>
+        <w:rPr>
+          <w:rFonts w:ascii="Times New Roman" w:hAnsi="Times New Roman" w:cs="Times New Roman"/>
+          <w:sz w:val="24"/>
+          <w:szCs w:val="24"/>
+          <w:lang w:eastAsia="en-US"/>
+        </w:rPr>
+        <w:t>@(</w:t>
+      </w:r>
+      <w:proofErr w:type="gramEnd"/>
+      <w:r>
+        <w:rPr>
+          <w:rFonts w:ascii="Times New Roman" w:hAnsi="Times New Roman" w:cs="Times New Roman"/>
+          <w:sz w:val="24"/>
+          <w:szCs w:val="24"/>
+          <w:lang w:eastAsia="en-US"/>
+        </w:rPr>
+        <w:t xml:space="preserve">posedge </w:t>
+      </w:r>
+      <w:proofErr w:type="spellStart"/>
+      <w:r>
+        <w:rPr>
+          <w:rFonts w:ascii="Times New Roman" w:hAnsi="Times New Roman" w:cs="Times New Roman"/>
+          <w:sz w:val="24"/>
+          <w:szCs w:val="24"/>
+          <w:lang w:eastAsia="en-US"/>
+        </w:rPr>
+        <w:t>clk</w:t>
+      </w:r>
+      <w:proofErr w:type="spellEnd"/>
+      <w:r>
+        <w:rPr>
+          <w:rFonts w:ascii="Times New Roman" w:hAnsi="Times New Roman" w:cs="Times New Roman"/>
+          <w:sz w:val="24"/>
+          <w:szCs w:val="24"/>
+          <w:lang w:eastAsia="en-US"/>
+        </w:rPr>
+        <w:t xml:space="preserve">) para que el bloque se active únicamente en el borde del reloj. </w:t>
       </w:r>
       <w:r>
         <w:rPr>
@@ -1951,7 +4165,27 @@
           <w:szCs w:val="24"/>
           <w:lang w:eastAsia="en-US"/>
         </w:rPr>
-        <w:t>¿Qué es un latch?</w:t>
+        <w:t xml:space="preserve">¿Qué es un </w:t>
+      </w:r>
+      <w:proofErr w:type="spellStart"/>
+      <w:r>
+        <w:rPr>
+          <w:rFonts w:ascii="Times New Roman" w:hAnsi="Times New Roman" w:cs="Times New Roman"/>
+          <w:sz w:val="24"/>
+          <w:szCs w:val="24"/>
+          <w:lang w:eastAsia="en-US"/>
+        </w:rPr>
+        <w:t>latch</w:t>
+      </w:r>
+      <w:proofErr w:type="spellEnd"/>
+      <w:r>
+        <w:rPr>
+          <w:rFonts w:ascii="Times New Roman" w:hAnsi="Times New Roman" w:cs="Times New Roman"/>
+          <w:sz w:val="24"/>
+          <w:szCs w:val="24"/>
+          <w:lang w:eastAsia="en-US"/>
+        </w:rPr>
+        <w:t>?</w:t>
       </w:r>
     </w:p>
     <w:p>
@@ -1971,7 +4205,34 @@
           <w:sz w:val="24"/>
           <w:szCs w:val="24"/>
         </w:rPr>
-        <w:t>Un latch es un circuito biestable capaz de almacenar un bit de información sin necesidad de una señal de reloj. El texto lo describe como “un circuito electrónico biestable asíncrono usado para almacenar información en sistemas lógicos digitales”, lo que significa que su salida cambia inmediatamente cuando cambian sus entradas, a diferencia de un flip</w:t>
+        <w:t xml:space="preserve">Un </w:t>
+      </w:r>
+      <w:proofErr w:type="spellStart"/>
+      <w:r>
+        <w:rPr>
+          <w:rFonts w:ascii="Times New Roman" w:hAnsi="Times New Roman" w:cs="Times New Roman"/>
+          <w:sz w:val="24"/>
+          <w:szCs w:val="24"/>
+        </w:rPr>
+        <w:t>latch</w:t>
+      </w:r>
+      <w:proofErr w:type="spellEnd"/>
+      <w:r>
+        <w:rPr>
+          <w:rFonts w:ascii="Times New Roman" w:hAnsi="Times New Roman" w:cs="Times New Roman"/>
+          <w:sz w:val="24"/>
+          <w:szCs w:val="24"/>
+        </w:rPr>
+        <w:t xml:space="preserve"> es un circuito biestable capaz de almacenar un bit de información sin necesidad de una señal de reloj. El texto lo describe como “un circuito electrónico biestable asíncrono usado para almacenar información en sistemas lógicos digitales”, lo que significa que su salida cambia inmediatamente cuando cambian sus entradas, a diferencia de un </w:t>
+      </w:r>
+      <w:proofErr w:type="spellStart"/>
+      <w:r>
+        <w:rPr>
+          <w:rFonts w:ascii="Times New Roman" w:hAnsi="Times New Roman" w:cs="Times New Roman"/>
+          <w:sz w:val="24"/>
+          <w:szCs w:val="24"/>
+        </w:rPr>
+        <w:t>flip</w:t>
       </w:r>
       <w:r>
         <w:rPr>
@@ -1980,7 +4241,34 @@
           <w:szCs w:val="24"/>
         </w:rPr>
         <w:noBreakHyphen/>
-        <w:t>flop que espera un pulso de reloj. Por esta razón, los latches se utilizan en lógica secuencial donde se requiere retener un valor mientras una señal de control permanece activa.[17]</w:t>
+        <w:t>flop</w:t>
+      </w:r>
+      <w:proofErr w:type="spellEnd"/>
+      <w:r>
+        <w:rPr>
+          <w:rFonts w:ascii="Times New Roman" w:hAnsi="Times New Roman" w:cs="Times New Roman"/>
+          <w:sz w:val="24"/>
+          <w:szCs w:val="24"/>
+        </w:rPr>
+        <w:t xml:space="preserve"> que espera un pulso de reloj. Por esta razón, los </w:t>
+      </w:r>
+      <w:proofErr w:type="spellStart"/>
+      <w:r>
+        <w:rPr>
+          <w:rFonts w:ascii="Times New Roman" w:hAnsi="Times New Roman" w:cs="Times New Roman"/>
+          <w:sz w:val="24"/>
+          <w:szCs w:val="24"/>
+        </w:rPr>
+        <w:t>latches</w:t>
+      </w:r>
+      <w:proofErr w:type="spellEnd"/>
+      <w:r>
+        <w:rPr>
+          <w:rFonts w:ascii="Times New Roman" w:hAnsi="Times New Roman" w:cs="Times New Roman"/>
+          <w:sz w:val="24"/>
+          <w:szCs w:val="24"/>
+        </w:rPr>
+        <w:t xml:space="preserve"> se utilizan en lógica secuencial donde se requiere retener un valor mientras una señal de control permanece activa.[17]</w:t>
       </w:r>
     </w:p>
     <w:p>
@@ -2015,7 +4303,47 @@
           <w:szCs w:val="24"/>
           <w:lang w:eastAsia="en-US"/>
         </w:rPr>
-        <w:t>¿Cuál es la diferencia entre un latch y un flip-flop?</w:t>
+        <w:t xml:space="preserve">¿Cuál es la diferencia entre un </w:t>
+      </w:r>
+      <w:proofErr w:type="spellStart"/>
+      <w:r>
+        <w:rPr>
+          <w:rFonts w:ascii="Times New Roman" w:hAnsi="Times New Roman" w:cs="Times New Roman"/>
+          <w:sz w:val="24"/>
+          <w:szCs w:val="24"/>
+          <w:lang w:eastAsia="en-US"/>
+        </w:rPr>
+        <w:t>latch</w:t>
+      </w:r>
+      <w:proofErr w:type="spellEnd"/>
+      <w:r>
+        <w:rPr>
+          <w:rFonts w:ascii="Times New Roman" w:hAnsi="Times New Roman" w:cs="Times New Roman"/>
+          <w:sz w:val="24"/>
+          <w:szCs w:val="24"/>
+          <w:lang w:eastAsia="en-US"/>
+        </w:rPr>
+        <w:t xml:space="preserve"> y un </w:t>
+      </w:r>
+      <w:proofErr w:type="spellStart"/>
+      <w:r>
+        <w:rPr>
+          <w:rFonts w:ascii="Times New Roman" w:hAnsi="Times New Roman" w:cs="Times New Roman"/>
+          <w:sz w:val="24"/>
+          <w:szCs w:val="24"/>
+          <w:lang w:eastAsia="en-US"/>
+        </w:rPr>
+        <w:t>flip-flop</w:t>
+      </w:r>
+      <w:proofErr w:type="spellEnd"/>
+      <w:r>
+        <w:rPr>
+          <w:rFonts w:ascii="Times New Roman" w:hAnsi="Times New Roman" w:cs="Times New Roman"/>
+          <w:sz w:val="24"/>
+          <w:szCs w:val="24"/>
+          <w:lang w:eastAsia="en-US"/>
+        </w:rPr>
+        <w:t>?</w:t>
       </w:r>
     </w:p>
     <w:p>
@@ -2036,7 +4364,37 @@
           <w:szCs w:val="24"/>
           <w:lang w:eastAsia="en-US"/>
         </w:rPr>
-        <w:t>Un latch y un flip</w:t>
+        <w:t xml:space="preserve">Un </w:t>
+      </w:r>
+      <w:proofErr w:type="spellStart"/>
+      <w:r>
+        <w:rPr>
+          <w:rFonts w:ascii="Times New Roman" w:hAnsi="Times New Roman" w:cs="Times New Roman"/>
+          <w:sz w:val="24"/>
+          <w:szCs w:val="24"/>
+          <w:lang w:eastAsia="en-US"/>
+        </w:rPr>
+        <w:t>latch</w:t>
+      </w:r>
+      <w:proofErr w:type="spellEnd"/>
+      <w:r>
+        <w:rPr>
+          <w:rFonts w:ascii="Times New Roman" w:hAnsi="Times New Roman" w:cs="Times New Roman"/>
+          <w:sz w:val="24"/>
+          <w:szCs w:val="24"/>
+          <w:lang w:eastAsia="en-US"/>
+        </w:rPr>
+        <w:t xml:space="preserve"> y un </w:t>
+      </w:r>
+      <w:proofErr w:type="spellStart"/>
+      <w:r>
+        <w:rPr>
+          <w:rFonts w:ascii="Times New Roman" w:hAnsi="Times New Roman" w:cs="Times New Roman"/>
+          <w:sz w:val="24"/>
+          <w:szCs w:val="24"/>
+          <w:lang w:eastAsia="en-US"/>
+        </w:rPr>
+        <w:t>flip</w:t>
       </w:r>
       <w:r>
         <w:rPr>
@@ -2046,7 +4404,67 @@
           <w:lang w:eastAsia="en-US"/>
         </w:rPr>
         <w:noBreakHyphen/>
-        <w:t>flop son elementos de memoria que almacenan un bit, pero se comportan de manera distinta. El documento explica que “un pestillo funciona usando una señal de habilitación… la salida sigue directamente a la entrada mientras está habilitado”, lo que lo hace sensible al nivel y capaz de cambiar continuamente mientras la señal de control esté activa. En cambio, “el flip-flop funciona usando una señal de reloj… sólo en ese instante lee la entrada y actualiza su salida”, por lo que es activado por flanco, más estable y adecuado para sistemas síncronos donde la temporización debe ser precisa. En resumen: el latch responde de inmediato a sus entradas, mientras que el flip</w:t>
+        <w:t>flop</w:t>
+      </w:r>
+      <w:proofErr w:type="spellEnd"/>
+      <w:r>
+        <w:rPr>
+          <w:rFonts w:ascii="Times New Roman" w:hAnsi="Times New Roman" w:cs="Times New Roman"/>
+          <w:sz w:val="24"/>
+          <w:szCs w:val="24"/>
+          <w:lang w:eastAsia="en-US"/>
+        </w:rPr>
+        <w:t xml:space="preserve"> son elementos de memoria que almacenan un bit, pero se comportan de manera distinta. El documento explica que “un pestillo funciona usando una señal de habilitación… la salida sigue directamente a la entrada mientras está habilitado”, lo que lo hace sensible al nivel y capaz de cambiar continuamente mientras la señal de control esté activa. En cambio, “el </w:t>
+      </w:r>
+      <w:proofErr w:type="spellStart"/>
+      <w:r>
+        <w:rPr>
+          <w:rFonts w:ascii="Times New Roman" w:hAnsi="Times New Roman" w:cs="Times New Roman"/>
+          <w:sz w:val="24"/>
+          <w:szCs w:val="24"/>
+          <w:lang w:eastAsia="en-US"/>
+        </w:rPr>
+        <w:t>flip-flop</w:t>
+      </w:r>
+      <w:proofErr w:type="spellEnd"/>
+      <w:r>
+        <w:rPr>
+          <w:rFonts w:ascii="Times New Roman" w:hAnsi="Times New Roman" w:cs="Times New Roman"/>
+          <w:sz w:val="24"/>
+          <w:szCs w:val="24"/>
+          <w:lang w:eastAsia="en-US"/>
+        </w:rPr>
+        <w:t xml:space="preserve"> funciona usando una señal de reloj… sólo en ese instante lee la entrada y actualiza su salida”, por lo que es activado por flanco, más estable y adecuado para sistemas síncronos donde la temporización debe ser precisa. En resumen: el </w:t>
+      </w:r>
+      <w:proofErr w:type="spellStart"/>
+      <w:r>
+        <w:rPr>
+          <w:rFonts w:ascii="Times New Roman" w:hAnsi="Times New Roman" w:cs="Times New Roman"/>
+          <w:sz w:val="24"/>
+          <w:szCs w:val="24"/>
+          <w:lang w:eastAsia="en-US"/>
+        </w:rPr>
+        <w:t>latch</w:t>
+      </w:r>
+      <w:proofErr w:type="spellEnd"/>
+      <w:r>
+        <w:rPr>
+          <w:rFonts w:ascii="Times New Roman" w:hAnsi="Times New Roman" w:cs="Times New Roman"/>
+          <w:sz w:val="24"/>
+          <w:szCs w:val="24"/>
+          <w:lang w:eastAsia="en-US"/>
+        </w:rPr>
+        <w:t xml:space="preserve"> responde de inmediato a sus entradas, mientras que el </w:t>
+      </w:r>
+      <w:proofErr w:type="spellStart"/>
+      <w:r>
+        <w:rPr>
+          <w:rFonts w:ascii="Times New Roman" w:hAnsi="Times New Roman" w:cs="Times New Roman"/>
+          <w:sz w:val="24"/>
+          <w:szCs w:val="24"/>
+          <w:lang w:eastAsia="en-US"/>
+        </w:rPr>
+        <w:t>flip</w:t>
       </w:r>
       <w:r>
         <w:rPr>
@@ -2056,16 +4474,17 @@
           <w:lang w:eastAsia="en-US"/>
         </w:rPr>
         <w:noBreakHyphen/>
-        <w:t>flop solo cambia en el borde del reloj.</w:t>
-      </w:r>
-      <w:r>
-        <w:rPr>
-          <w:rFonts w:ascii="Times New Roman" w:hAnsi="Times New Roman" w:cs="Times New Roman"/>
-          <w:sz w:val="24"/>
-          <w:szCs w:val="24"/>
-          <w:lang w:eastAsia="en-US"/>
-        </w:rPr>
-        <w:t xml:space="preserve"> [18]</w:t>
+        <w:t>flop</w:t>
+      </w:r>
+      <w:proofErr w:type="spellEnd"/>
+      <w:r>
+        <w:rPr>
+          <w:rFonts w:ascii="Times New Roman" w:hAnsi="Times New Roman" w:cs="Times New Roman"/>
+          <w:sz w:val="24"/>
+          <w:szCs w:val="24"/>
+          <w:lang w:eastAsia="en-US"/>
+        </w:rPr>
+        <w:t xml:space="preserve"> solo cambia en el borde del reloj. [18]</w:t>
       </w:r>
     </w:p>
     <w:p>
@@ -2101,7 +4520,27 @@
           <w:szCs w:val="24"/>
           <w:lang w:eastAsia="en-US"/>
         </w:rPr>
-        <w:t>¿Qué es metastabilidad?</w:t>
+        <w:t xml:space="preserve">¿Qué es </w:t>
+      </w:r>
+      <w:proofErr w:type="spellStart"/>
+      <w:r>
+        <w:rPr>
+          <w:rFonts w:ascii="Times New Roman" w:hAnsi="Times New Roman" w:cs="Times New Roman"/>
+          <w:sz w:val="24"/>
+          <w:szCs w:val="24"/>
+          <w:lang w:eastAsia="en-US"/>
+        </w:rPr>
+        <w:t>metastabilidad</w:t>
+      </w:r>
+      <w:proofErr w:type="spellEnd"/>
+      <w:r>
+        <w:rPr>
+          <w:rFonts w:ascii="Times New Roman" w:hAnsi="Times New Roman" w:cs="Times New Roman"/>
+          <w:sz w:val="24"/>
+          <w:szCs w:val="24"/>
+          <w:lang w:eastAsia="en-US"/>
+        </w:rPr>
+        <w:t>?</w:t>
       </w:r>
     </w:p>
     <w:p>
@@ -2133,7 +4572,37 @@
           <w:szCs w:val="24"/>
           <w:lang w:eastAsia="en-US"/>
         </w:rPr>
-        <w:t>En electrónica digital, la metastabilidad ocurre cuando un biestable —como un flip</w:t>
+        <w:t xml:space="preserve">En electrónica digital, la </w:t>
+      </w:r>
+      <w:proofErr w:type="spellStart"/>
+      <w:r>
+        <w:rPr>
+          <w:rFonts w:ascii="Times New Roman" w:hAnsi="Times New Roman" w:cs="Times New Roman"/>
+          <w:sz w:val="24"/>
+          <w:szCs w:val="24"/>
+          <w:lang w:eastAsia="en-US"/>
+        </w:rPr>
+        <w:t>metastabilidad</w:t>
+      </w:r>
+      <w:proofErr w:type="spellEnd"/>
+      <w:r>
+        <w:rPr>
+          <w:rFonts w:ascii="Times New Roman" w:hAnsi="Times New Roman" w:cs="Times New Roman"/>
+          <w:sz w:val="24"/>
+          <w:szCs w:val="24"/>
+          <w:lang w:eastAsia="en-US"/>
+        </w:rPr>
+        <w:t xml:space="preserve"> ocurre cuando un biestable —como un </w:t>
+      </w:r>
+      <w:proofErr w:type="spellStart"/>
+      <w:r>
+        <w:rPr>
+          <w:rFonts w:ascii="Times New Roman" w:hAnsi="Times New Roman" w:cs="Times New Roman"/>
+          <w:sz w:val="24"/>
+          <w:szCs w:val="24"/>
+          <w:lang w:eastAsia="en-US"/>
+        </w:rPr>
+        <w:t>flip</w:t>
       </w:r>
       <w:r>
         <w:rPr>
@@ -2143,7 +4612,17 @@
           <w:lang w:eastAsia="en-US"/>
         </w:rPr>
         <w:noBreakHyphen/>
-        <w:t xml:space="preserve">flop— recibe una entrada que cambia justo en el instante en que debe muestrearla, provocando que su salida quede en un nivel intermedio no válido. El documento lo describe así: “Si esta señal de entrada conmuta justo en el instante de muestreo, el biestable capturará un valor intermedio entre las tensiones correspondientes a los niveles lógicos 0 y 1. Este estado… se denomina estado metaestable”. Aunque eventualmente el circuito resolverá ese estado hacia un 0 </w:t>
+        <w:t>flop</w:t>
+      </w:r>
+      <w:proofErr w:type="spellEnd"/>
+      <w:r>
+        <w:rPr>
+          <w:rFonts w:ascii="Times New Roman" w:hAnsi="Times New Roman" w:cs="Times New Roman"/>
+          <w:sz w:val="24"/>
+          <w:szCs w:val="24"/>
+          <w:lang w:eastAsia="en-US"/>
+        </w:rPr>
+        <w:t xml:space="preserve">— recibe una entrada que cambia justo en el instante en que debe muestrearla, provocando que su salida quede en un nivel intermedio no válido. El documento lo describe así: “Si esta señal de entrada conmuta justo en el instante de muestreo, el biestable capturará un valor intermedio entre las tensiones correspondientes a los niveles lógicos 0 y 1. Este estado… se denomina estado metaestable”. Aunque eventualmente el circuito resolverá ese estado hacia un 0 </w:t>
       </w:r>
       <w:r>
         <w:rPr>
@@ -2153,7 +4632,17 @@
           <w:lang w:eastAsia="en-US"/>
         </w:rPr>
         <w:lastRenderedPageBreak/>
-        <w:t>o un 1, el tiempo que tarda es impredecible y puede causar fallos, por lo que los diseños síncronos emplean técnicas como sincronizadores de dos flip</w:t>
+        <w:t xml:space="preserve">o un 1, el tiempo que tarda es impredecible y puede causar fallos, por lo que los diseños síncronos emplean técnicas como sincronizadores de dos </w:t>
+      </w:r>
+      <w:proofErr w:type="spellStart"/>
+      <w:r>
+        <w:rPr>
+          <w:rFonts w:ascii="Times New Roman" w:hAnsi="Times New Roman" w:cs="Times New Roman"/>
+          <w:sz w:val="24"/>
+          <w:szCs w:val="24"/>
+          <w:lang w:eastAsia="en-US"/>
+        </w:rPr>
+        <w:t>flip</w:t>
       </w:r>
       <w:r>
         <w:rPr>
@@ -2163,16 +4652,17 @@
           <w:lang w:eastAsia="en-US"/>
         </w:rPr>
         <w:noBreakHyphen/>
-        <w:t>flops para minimizar este riesgo.</w:t>
-      </w:r>
-      <w:r>
-        <w:rPr>
-          <w:rFonts w:ascii="Times New Roman" w:hAnsi="Times New Roman" w:cs="Times New Roman"/>
-          <w:sz w:val="24"/>
-          <w:szCs w:val="24"/>
-          <w:lang w:eastAsia="en-US"/>
-        </w:rPr>
-        <w:t>[19]</w:t>
+        <w:t>flops</w:t>
+      </w:r>
+      <w:proofErr w:type="spellEnd"/>
+      <w:r>
+        <w:rPr>
+          <w:rFonts w:ascii="Times New Roman" w:hAnsi="Times New Roman" w:cs="Times New Roman"/>
+          <w:sz w:val="24"/>
+          <w:szCs w:val="24"/>
+          <w:lang w:eastAsia="en-US"/>
+        </w:rPr>
+        <w:t xml:space="preserve"> para minimizar este riesgo.[19]</w:t>
       </w:r>
     </w:p>
     <w:p>
@@ -2225,7 +4715,27 @@
           <w:szCs w:val="24"/>
           <w:lang w:eastAsia="en-US"/>
         </w:rPr>
-        <w:t xml:space="preserve"> producir metastabilidad en un sistema digital?</w:t>
+        <w:t xml:space="preserve"> producir </w:t>
+      </w:r>
+      <w:proofErr w:type="spellStart"/>
+      <w:r>
+        <w:rPr>
+          <w:rFonts w:ascii="Times New Roman" w:hAnsi="Times New Roman" w:cs="Times New Roman"/>
+          <w:sz w:val="24"/>
+          <w:szCs w:val="24"/>
+          <w:lang w:eastAsia="en-US"/>
+        </w:rPr>
+        <w:t>metastabilidad</w:t>
+      </w:r>
+      <w:proofErr w:type="spellEnd"/>
+      <w:r>
+        <w:rPr>
+          <w:rFonts w:ascii="Times New Roman" w:hAnsi="Times New Roman" w:cs="Times New Roman"/>
+          <w:sz w:val="24"/>
+          <w:szCs w:val="24"/>
+          <w:lang w:eastAsia="en-US"/>
+        </w:rPr>
+        <w:t xml:space="preserve"> en un sistema digital?</w:t>
       </w:r>
     </w:p>
     <w:p>
@@ -2246,7 +4756,37 @@
           <w:szCs w:val="24"/>
           <w:lang w:eastAsia="en-US"/>
         </w:rPr>
-        <w:t>Una violación de tiempo provoca metastabilidad porque el flip</w:t>
+        <w:t xml:space="preserve">Una violación de tiempo provoca </w:t>
+      </w:r>
+      <w:proofErr w:type="spellStart"/>
+      <w:r>
+        <w:rPr>
+          <w:rFonts w:ascii="Times New Roman" w:hAnsi="Times New Roman" w:cs="Times New Roman"/>
+          <w:sz w:val="24"/>
+          <w:szCs w:val="24"/>
+          <w:lang w:eastAsia="en-US"/>
+        </w:rPr>
+        <w:t>metastabilidad</w:t>
+      </w:r>
+      <w:proofErr w:type="spellEnd"/>
+      <w:r>
+        <w:rPr>
+          <w:rFonts w:ascii="Times New Roman" w:hAnsi="Times New Roman" w:cs="Times New Roman"/>
+          <w:sz w:val="24"/>
+          <w:szCs w:val="24"/>
+          <w:lang w:eastAsia="en-US"/>
+        </w:rPr>
+        <w:t xml:space="preserve"> porque el </w:t>
+      </w:r>
+      <w:proofErr w:type="spellStart"/>
+      <w:r>
+        <w:rPr>
+          <w:rFonts w:ascii="Times New Roman" w:hAnsi="Times New Roman" w:cs="Times New Roman"/>
+          <w:sz w:val="24"/>
+          <w:szCs w:val="24"/>
+          <w:lang w:eastAsia="en-US"/>
+        </w:rPr>
+        <w:t>flip</w:t>
       </w:r>
       <w:r>
         <w:rPr>
@@ -2256,7 +4796,27 @@
           <w:lang w:eastAsia="en-US"/>
         </w:rPr>
         <w:noBreakHyphen/>
-        <w:t>flop intenta muestrear la entrada justo cuando esta está cambiando, de modo que no alcanza a decidir entre un 0 y un 1 y queda en un nivel intermedio. La fuente lo explica así: “Si esta señal de entrada conmuta justo en el instante de muestreo, el biestable capturará un valor intermedio… Este estado se denomina estado metaestable”. En ese momento el circuito pierde estabilidad temporal y puede generar errores hasta que el flip</w:t>
+        <w:t>flop</w:t>
+      </w:r>
+      <w:proofErr w:type="spellEnd"/>
+      <w:r>
+        <w:rPr>
+          <w:rFonts w:ascii="Times New Roman" w:hAnsi="Times New Roman" w:cs="Times New Roman"/>
+          <w:sz w:val="24"/>
+          <w:szCs w:val="24"/>
+          <w:lang w:eastAsia="en-US"/>
+        </w:rPr>
+        <w:t xml:space="preserve"> intenta muestrear la entrada justo cuando esta está cambiando, de modo que no alcanza a decidir entre un 0 y un 1 y queda en un nivel intermedio. La fuente lo explica así: “Si esta señal de entrada conmuta justo en el instante de muestreo, el biestable capturará un valor intermedio… Este estado se denomina estado metaestable”. En ese momento el circuito pierde estabilidad temporal y puede generar errores hasta que el </w:t>
+      </w:r>
+      <w:proofErr w:type="spellStart"/>
+      <w:r>
+        <w:rPr>
+          <w:rFonts w:ascii="Times New Roman" w:hAnsi="Times New Roman" w:cs="Times New Roman"/>
+          <w:sz w:val="24"/>
+          <w:szCs w:val="24"/>
+          <w:lang w:eastAsia="en-US"/>
+        </w:rPr>
+        <w:t>flip</w:t>
       </w:r>
       <w:r>
         <w:rPr>
@@ -2266,16 +4826,17 @@
           <w:lang w:eastAsia="en-US"/>
         </w:rPr>
         <w:noBreakHyphen/>
-        <w:t>flop finalmente resuelva su salida.</w:t>
-      </w:r>
-      <w:r>
-        <w:rPr>
-          <w:rFonts w:ascii="Times New Roman" w:hAnsi="Times New Roman" w:cs="Times New Roman"/>
-          <w:sz w:val="24"/>
-          <w:szCs w:val="24"/>
-          <w:lang w:eastAsia="en-US"/>
-        </w:rPr>
-        <w:t xml:space="preserve"> [19]</w:t>
+        <w:t>flop</w:t>
+      </w:r>
+      <w:proofErr w:type="spellEnd"/>
+      <w:r>
+        <w:rPr>
+          <w:rFonts w:ascii="Times New Roman" w:hAnsi="Times New Roman" w:cs="Times New Roman"/>
+          <w:sz w:val="24"/>
+          <w:szCs w:val="24"/>
+          <w:lang w:eastAsia="en-US"/>
+        </w:rPr>
+        <w:t xml:space="preserve"> finalmente resuelva su salida. [19]</w:t>
       </w:r>
     </w:p>
     <w:p>
@@ -2351,7 +4912,34 @@
           <w:sz w:val="24"/>
           <w:szCs w:val="24"/>
         </w:rPr>
-        <w:t>En un sistema combinacional, la salida es únicamente función de las entradas presentes en ese instante; no hay memoria interna. En un sistema secuencial, la salida depende de las entradas actuales y del estado previo, porque incorpora elementos de memoria (latches, flip</w:t>
+        <w:t>En un sistema combinacional, la salida es únicamente función de las entradas presentes en ese instante; no hay memoria interna. En un sistema secuencial, la salida depende de las entradas actuales y del estado previo, porque incorpora elementos de memoria (</w:t>
+      </w:r>
+      <w:proofErr w:type="spellStart"/>
+      <w:r>
+        <w:rPr>
+          <w:rFonts w:ascii="Times New Roman" w:hAnsi="Times New Roman" w:cs="Times New Roman"/>
+          <w:sz w:val="24"/>
+          <w:szCs w:val="24"/>
+        </w:rPr>
+        <w:t>latches</w:t>
+      </w:r>
+      <w:proofErr w:type="spellEnd"/>
+      <w:r>
+        <w:rPr>
+          <w:rFonts w:ascii="Times New Roman" w:hAnsi="Times New Roman" w:cs="Times New Roman"/>
+          <w:sz w:val="24"/>
+          <w:szCs w:val="24"/>
+        </w:rPr>
+        <w:t xml:space="preserve">, </w:t>
+      </w:r>
+      <w:proofErr w:type="spellStart"/>
+      <w:r>
+        <w:rPr>
+          <w:rFonts w:ascii="Times New Roman" w:hAnsi="Times New Roman" w:cs="Times New Roman"/>
+          <w:sz w:val="24"/>
+          <w:szCs w:val="24"/>
+        </w:rPr>
+        <w:t>flip</w:t>
       </w:r>
       <w:r>
         <w:rPr>
@@ -2360,15 +4948,16 @@
           <w:szCs w:val="24"/>
         </w:rPr>
         <w:noBreakHyphen/>
-        <w:t>flops) que guardan información de ciclos anteriores.</w:t>
-      </w:r>
-      <w:r>
-        <w:rPr>
-          <w:rFonts w:ascii="Times New Roman" w:hAnsi="Times New Roman" w:cs="Times New Roman"/>
-          <w:sz w:val="24"/>
-          <w:szCs w:val="24"/>
-        </w:rPr>
-        <w:t xml:space="preserve"> [20]</w:t>
+        <w:t>flops</w:t>
+      </w:r>
+      <w:proofErr w:type="spellEnd"/>
+      <w:r>
+        <w:rPr>
+          <w:rFonts w:ascii="Times New Roman" w:hAnsi="Times New Roman" w:cs="Times New Roman"/>
+          <w:sz w:val="24"/>
+          <w:szCs w:val="24"/>
+        </w:rPr>
+        <w:t>) que guardan información de ciclos anteriores. [20]</w:t>
       </w:r>
     </w:p>
     <w:p>
@@ -2403,7 +4992,47 @@
           <w:szCs w:val="24"/>
           <w:lang w:eastAsia="en-US"/>
         </w:rPr>
-        <w:t>¿Cuál es la diferencia de validación pre-sicilio y post-silicio?</w:t>
+        <w:t xml:space="preserve">¿Cuál es la diferencia de validación </w:t>
+      </w:r>
+      <w:proofErr w:type="spellStart"/>
+      <w:r>
+        <w:rPr>
+          <w:rFonts w:ascii="Times New Roman" w:hAnsi="Times New Roman" w:cs="Times New Roman"/>
+          <w:sz w:val="24"/>
+          <w:szCs w:val="24"/>
+          <w:lang w:eastAsia="en-US"/>
+        </w:rPr>
+        <w:t>pre-sicilio</w:t>
+      </w:r>
+      <w:proofErr w:type="spellEnd"/>
+      <w:r>
+        <w:rPr>
+          <w:rFonts w:ascii="Times New Roman" w:hAnsi="Times New Roman" w:cs="Times New Roman"/>
+          <w:sz w:val="24"/>
+          <w:szCs w:val="24"/>
+          <w:lang w:eastAsia="en-US"/>
+        </w:rPr>
+        <w:t xml:space="preserve"> y </w:t>
+      </w:r>
+      <w:proofErr w:type="spellStart"/>
+      <w:r>
+        <w:rPr>
+          <w:rFonts w:ascii="Times New Roman" w:hAnsi="Times New Roman" w:cs="Times New Roman"/>
+          <w:sz w:val="24"/>
+          <w:szCs w:val="24"/>
+          <w:lang w:eastAsia="en-US"/>
+        </w:rPr>
+        <w:t>post-silicio</w:t>
+      </w:r>
+      <w:proofErr w:type="spellEnd"/>
+      <w:r>
+        <w:rPr>
+          <w:rFonts w:ascii="Times New Roman" w:hAnsi="Times New Roman" w:cs="Times New Roman"/>
+          <w:sz w:val="24"/>
+          <w:szCs w:val="24"/>
+          <w:lang w:eastAsia="en-US"/>
+        </w:rPr>
+        <w:t>?</w:t>
       </w:r>
     </w:p>
     <w:p>
@@ -2424,7 +5053,17 @@
           <w:szCs w:val="24"/>
           <w:lang w:eastAsia="en-US"/>
         </w:rPr>
-        <w:t>La validación pre</w:t>
+        <w:t xml:space="preserve">La validación </w:t>
+      </w:r>
+      <w:proofErr w:type="spellStart"/>
+      <w:r>
+        <w:rPr>
+          <w:rFonts w:ascii="Times New Roman" w:hAnsi="Times New Roman" w:cs="Times New Roman"/>
+          <w:sz w:val="24"/>
+          <w:szCs w:val="24"/>
+          <w:lang w:eastAsia="en-US"/>
+        </w:rPr>
+        <w:t>pre</w:t>
       </w:r>
       <w:r>
         <w:rPr>
@@ -2434,7 +5073,127 @@
           <w:lang w:eastAsia="en-US"/>
         </w:rPr>
         <w:noBreakHyphen/>
-        <w:t>silicon se realiza antes de fabricar el chip y se basa en simulaciones, emulación y verificación formal para comprobar que el diseño funciona como debe; como indica la fuente, “Pre-Silicon Validation… verifica el diseño usando simulaciones, emulation platforms y formal verification techniques antes de que el chip sea fabricado”. En cambio, la validación post</w:t>
+        <w:t>silicon</w:t>
+      </w:r>
+      <w:proofErr w:type="spellEnd"/>
+      <w:r>
+        <w:rPr>
+          <w:rFonts w:ascii="Times New Roman" w:hAnsi="Times New Roman" w:cs="Times New Roman"/>
+          <w:sz w:val="24"/>
+          <w:szCs w:val="24"/>
+          <w:lang w:eastAsia="en-US"/>
+        </w:rPr>
+        <w:t xml:space="preserve"> se realiza antes de fabricar el chip y se basa en simulaciones, emulación y verificación formal para comprobar que el diseño funciona como debe; como indica la fuente, “Pre-Silicon </w:t>
+      </w:r>
+      <w:proofErr w:type="spellStart"/>
+      <w:r>
+        <w:rPr>
+          <w:rFonts w:ascii="Times New Roman" w:hAnsi="Times New Roman" w:cs="Times New Roman"/>
+          <w:sz w:val="24"/>
+          <w:szCs w:val="24"/>
+          <w:lang w:eastAsia="en-US"/>
+        </w:rPr>
+        <w:t>Validation</w:t>
+      </w:r>
+      <w:proofErr w:type="spellEnd"/>
+      <w:r>
+        <w:rPr>
+          <w:rFonts w:ascii="Times New Roman" w:hAnsi="Times New Roman" w:cs="Times New Roman"/>
+          <w:sz w:val="24"/>
+          <w:szCs w:val="24"/>
+          <w:lang w:eastAsia="en-US"/>
+        </w:rPr>
+        <w:t xml:space="preserve">… verifica el diseño usando simulaciones, </w:t>
+      </w:r>
+      <w:proofErr w:type="spellStart"/>
+      <w:r>
+        <w:rPr>
+          <w:rFonts w:ascii="Times New Roman" w:hAnsi="Times New Roman" w:cs="Times New Roman"/>
+          <w:sz w:val="24"/>
+          <w:szCs w:val="24"/>
+          <w:lang w:eastAsia="en-US"/>
+        </w:rPr>
+        <w:t>emulation</w:t>
+      </w:r>
+      <w:proofErr w:type="spellEnd"/>
+      <w:r>
+        <w:rPr>
+          <w:rFonts w:ascii="Times New Roman" w:hAnsi="Times New Roman" w:cs="Times New Roman"/>
+          <w:sz w:val="24"/>
+          <w:szCs w:val="24"/>
+          <w:lang w:eastAsia="en-US"/>
+        </w:rPr>
+        <w:t xml:space="preserve"> </w:t>
+      </w:r>
+      <w:proofErr w:type="spellStart"/>
+      <w:r>
+        <w:rPr>
+          <w:rFonts w:ascii="Times New Roman" w:hAnsi="Times New Roman" w:cs="Times New Roman"/>
+          <w:sz w:val="24"/>
+          <w:szCs w:val="24"/>
+          <w:lang w:eastAsia="en-US"/>
+        </w:rPr>
+        <w:t>platforms</w:t>
+      </w:r>
+      <w:proofErr w:type="spellEnd"/>
+      <w:r>
+        <w:rPr>
+          <w:rFonts w:ascii="Times New Roman" w:hAnsi="Times New Roman" w:cs="Times New Roman"/>
+          <w:sz w:val="24"/>
+          <w:szCs w:val="24"/>
+          <w:lang w:eastAsia="en-US"/>
+        </w:rPr>
+        <w:t xml:space="preserve"> y formal </w:t>
+      </w:r>
+      <w:proofErr w:type="spellStart"/>
+      <w:r>
+        <w:rPr>
+          <w:rFonts w:ascii="Times New Roman" w:hAnsi="Times New Roman" w:cs="Times New Roman"/>
+          <w:sz w:val="24"/>
+          <w:szCs w:val="24"/>
+          <w:lang w:eastAsia="en-US"/>
+        </w:rPr>
+        <w:t>verification</w:t>
+      </w:r>
+      <w:proofErr w:type="spellEnd"/>
+      <w:r>
+        <w:rPr>
+          <w:rFonts w:ascii="Times New Roman" w:hAnsi="Times New Roman" w:cs="Times New Roman"/>
+          <w:sz w:val="24"/>
+          <w:szCs w:val="24"/>
+          <w:lang w:eastAsia="en-US"/>
+        </w:rPr>
+        <w:t xml:space="preserve"> </w:t>
+      </w:r>
+      <w:proofErr w:type="spellStart"/>
+      <w:r>
+        <w:rPr>
+          <w:rFonts w:ascii="Times New Roman" w:hAnsi="Times New Roman" w:cs="Times New Roman"/>
+          <w:sz w:val="24"/>
+          <w:szCs w:val="24"/>
+          <w:lang w:eastAsia="en-US"/>
+        </w:rPr>
+        <w:t>techniques</w:t>
+      </w:r>
+      <w:proofErr w:type="spellEnd"/>
+      <w:r>
+        <w:rPr>
+          <w:rFonts w:ascii="Times New Roman" w:hAnsi="Times New Roman" w:cs="Times New Roman"/>
+          <w:sz w:val="24"/>
+          <w:szCs w:val="24"/>
+          <w:lang w:eastAsia="en-US"/>
+        </w:rPr>
+        <w:t xml:space="preserve"> antes de que el chip sea fabricado”. En cambio, la validación </w:t>
+      </w:r>
+      <w:proofErr w:type="spellStart"/>
+      <w:r>
+        <w:rPr>
+          <w:rFonts w:ascii="Times New Roman" w:hAnsi="Times New Roman" w:cs="Times New Roman"/>
+          <w:sz w:val="24"/>
+          <w:szCs w:val="24"/>
+          <w:lang w:eastAsia="en-US"/>
+        </w:rPr>
+        <w:t>post</w:t>
       </w:r>
       <w:r>
         <w:rPr>
@@ -2444,7 +5203,47 @@
           <w:lang w:eastAsia="en-US"/>
         </w:rPr>
         <w:noBreakHyphen/>
-        <w:t>silicon ocurre después de la fabricación y prueba el chip real bajo condiciones reales, porque “Post-Silicon Validation… se realiza en el hardware físico para asegurar que el chip funciona correctamente en condiciones del mundo real”. En resumen: pre</w:t>
+        <w:t>silicon</w:t>
+      </w:r>
+      <w:proofErr w:type="spellEnd"/>
+      <w:r>
+        <w:rPr>
+          <w:rFonts w:ascii="Times New Roman" w:hAnsi="Times New Roman" w:cs="Times New Roman"/>
+          <w:sz w:val="24"/>
+          <w:szCs w:val="24"/>
+          <w:lang w:eastAsia="en-US"/>
+        </w:rPr>
+        <w:t xml:space="preserve"> ocurre después de la fabricación y prueba el chip real bajo condiciones reales, porque “Post-Silicon </w:t>
+      </w:r>
+      <w:proofErr w:type="spellStart"/>
+      <w:r>
+        <w:rPr>
+          <w:rFonts w:ascii="Times New Roman" w:hAnsi="Times New Roman" w:cs="Times New Roman"/>
+          <w:sz w:val="24"/>
+          <w:szCs w:val="24"/>
+          <w:lang w:eastAsia="en-US"/>
+        </w:rPr>
+        <w:t>Validation</w:t>
+      </w:r>
+      <w:proofErr w:type="spellEnd"/>
+      <w:r>
+        <w:rPr>
+          <w:rFonts w:ascii="Times New Roman" w:hAnsi="Times New Roman" w:cs="Times New Roman"/>
+          <w:sz w:val="24"/>
+          <w:szCs w:val="24"/>
+          <w:lang w:eastAsia="en-US"/>
+        </w:rPr>
+        <w:t xml:space="preserve">… se realiza en el hardware físico para asegurar que el chip funciona correctamente en condiciones del mundo real”. En resumen: </w:t>
+      </w:r>
+      <w:proofErr w:type="spellStart"/>
+      <w:r>
+        <w:rPr>
+          <w:rFonts w:ascii="Times New Roman" w:hAnsi="Times New Roman" w:cs="Times New Roman"/>
+          <w:sz w:val="24"/>
+          <w:szCs w:val="24"/>
+          <w:lang w:eastAsia="en-US"/>
+        </w:rPr>
+        <w:t>pre</w:t>
       </w:r>
       <w:r>
         <w:rPr>
@@ -2454,7 +5253,27 @@
           <w:lang w:eastAsia="en-US"/>
         </w:rPr>
         <w:noBreakHyphen/>
-        <w:t>silicon valida el diseño virtual, post</w:t>
+        <w:t>silicon</w:t>
+      </w:r>
+      <w:proofErr w:type="spellEnd"/>
+      <w:r>
+        <w:rPr>
+          <w:rFonts w:ascii="Times New Roman" w:hAnsi="Times New Roman" w:cs="Times New Roman"/>
+          <w:sz w:val="24"/>
+          <w:szCs w:val="24"/>
+          <w:lang w:eastAsia="en-US"/>
+        </w:rPr>
+        <w:t xml:space="preserve"> valida el diseño virtual, </w:t>
+      </w:r>
+      <w:proofErr w:type="spellStart"/>
+      <w:r>
+        <w:rPr>
+          <w:rFonts w:ascii="Times New Roman" w:hAnsi="Times New Roman" w:cs="Times New Roman"/>
+          <w:sz w:val="24"/>
+          <w:szCs w:val="24"/>
+          <w:lang w:eastAsia="en-US"/>
+        </w:rPr>
+        <w:t>post</w:t>
       </w:r>
       <w:r>
         <w:rPr>
@@ -2464,16 +5283,17 @@
           <w:lang w:eastAsia="en-US"/>
         </w:rPr>
         <w:noBreakHyphen/>
-        <w:t>silicon valida el chip físico.</w:t>
-      </w:r>
-      <w:r>
-        <w:rPr>
-          <w:rFonts w:ascii="Times New Roman" w:hAnsi="Times New Roman" w:cs="Times New Roman"/>
-          <w:sz w:val="24"/>
-          <w:szCs w:val="24"/>
-          <w:lang w:eastAsia="en-US"/>
-        </w:rPr>
-        <w:t xml:space="preserve"> [21]</w:t>
+        <w:t>silicon</w:t>
+      </w:r>
+      <w:proofErr w:type="spellEnd"/>
+      <w:r>
+        <w:rPr>
+          <w:rFonts w:ascii="Times New Roman" w:hAnsi="Times New Roman" w:cs="Times New Roman"/>
+          <w:sz w:val="24"/>
+          <w:szCs w:val="24"/>
+          <w:lang w:eastAsia="en-US"/>
+        </w:rPr>
+        <w:t xml:space="preserve"> valida el chip físico. [21]</w:t>
       </w:r>
     </w:p>
     <w:p>
@@ -2508,7 +5328,27 @@
           <w:szCs w:val="24"/>
           <w:lang w:eastAsia="en-US"/>
         </w:rPr>
-        <w:t>¿Qué es máquina de estados tipo mealy?</w:t>
+        <w:t xml:space="preserve">¿Qué es máquina de estados tipo </w:t>
+      </w:r>
+      <w:proofErr w:type="spellStart"/>
+      <w:r>
+        <w:rPr>
+          <w:rFonts w:ascii="Times New Roman" w:hAnsi="Times New Roman" w:cs="Times New Roman"/>
+          <w:sz w:val="24"/>
+          <w:szCs w:val="24"/>
+          <w:lang w:eastAsia="en-US"/>
+        </w:rPr>
+        <w:t>mealy</w:t>
+      </w:r>
+      <w:proofErr w:type="spellEnd"/>
+      <w:r>
+        <w:rPr>
+          <w:rFonts w:ascii="Times New Roman" w:hAnsi="Times New Roman" w:cs="Times New Roman"/>
+          <w:sz w:val="24"/>
+          <w:szCs w:val="24"/>
+          <w:lang w:eastAsia="en-US"/>
+        </w:rPr>
+        <w:t>?</w:t>
       </w:r>
     </w:p>
     <w:p>
@@ -2528,15 +5368,25 @@
           <w:sz w:val="24"/>
           <w:szCs w:val="24"/>
         </w:rPr>
-        <w:t>Una máquina de estados Mealy es un tipo de FSM en la que las salidas dependen tanto del estado actual como de las entradas, lo que permite reaccionar de forma inmediata sin esperar un flanco de reloj. El documento lo resume así: “En Mealy las salidas dependen del Estado + Entradas… el cambio de salida es inmediato (combinacional)”. Esto hace que las máquinas Mealy sean más rápidas que las de Moore, aunque también más sensibles a variaciones en las señales de entrada y con mayor riesgo de glitches si no se controlan bien los tiempos.</w:t>
-      </w:r>
-      <w:r>
-        <w:rPr>
-          <w:rFonts w:ascii="Times New Roman" w:hAnsi="Times New Roman" w:cs="Times New Roman"/>
-          <w:sz w:val="24"/>
-          <w:szCs w:val="24"/>
-        </w:rPr>
-        <w:t xml:space="preserve"> [22]</w:t>
+        <w:t xml:space="preserve">Una máquina de estados Mealy es un tipo de FSM en la que las salidas dependen tanto del estado actual como de las entradas, lo que permite reaccionar de forma inmediata sin esperar un flanco de reloj. El documento lo resume así: “En Mealy las salidas dependen del Estado + Entradas… el cambio de salida es inmediato (combinacional)”. Esto hace que las máquinas Mealy sean más rápidas que las de Moore, aunque también más sensibles a variaciones en las señales de entrada y con mayor riesgo de </w:t>
+      </w:r>
+      <w:proofErr w:type="spellStart"/>
+      <w:r>
+        <w:rPr>
+          <w:rFonts w:ascii="Times New Roman" w:hAnsi="Times New Roman" w:cs="Times New Roman"/>
+          <w:sz w:val="24"/>
+          <w:szCs w:val="24"/>
+        </w:rPr>
+        <w:t>glitches</w:t>
+      </w:r>
+      <w:proofErr w:type="spellEnd"/>
+      <w:r>
+        <w:rPr>
+          <w:rFonts w:ascii="Times New Roman" w:hAnsi="Times New Roman" w:cs="Times New Roman"/>
+          <w:sz w:val="24"/>
+          <w:szCs w:val="24"/>
+        </w:rPr>
+        <w:t xml:space="preserve"> si no se controlan bien los tiempos. [22]</w:t>
       </w:r>
     </w:p>
     <w:p>
@@ -2632,15 +5482,25 @@
           <w:szCs w:val="24"/>
         </w:rPr>
         <w:lastRenderedPageBreak/>
-        <w:t>salidas de forma indirecta y con un ciclo de retraso. Esto hace que las máquinas de Moore sean más estables y menos propensas a glitches que las de Mealy.</w:t>
-      </w:r>
-      <w:r>
-        <w:rPr>
-          <w:rFonts w:ascii="Times New Roman" w:hAnsi="Times New Roman" w:cs="Times New Roman"/>
-          <w:sz w:val="24"/>
-          <w:szCs w:val="24"/>
-        </w:rPr>
-        <w:t xml:space="preserve"> [23]</w:t>
+        <w:t xml:space="preserve">salidas de forma indirecta y con un ciclo de retraso. Esto hace que las máquinas de Moore sean más estables y menos propensas a </w:t>
+      </w:r>
+      <w:proofErr w:type="spellStart"/>
+      <w:r>
+        <w:rPr>
+          <w:rFonts w:ascii="Times New Roman" w:hAnsi="Times New Roman" w:cs="Times New Roman"/>
+          <w:sz w:val="24"/>
+          <w:szCs w:val="24"/>
+        </w:rPr>
+        <w:t>glitches</w:t>
+      </w:r>
+      <w:proofErr w:type="spellEnd"/>
+      <w:r>
+        <w:rPr>
+          <w:rFonts w:ascii="Times New Roman" w:hAnsi="Times New Roman" w:cs="Times New Roman"/>
+          <w:sz w:val="24"/>
+          <w:szCs w:val="24"/>
+        </w:rPr>
+        <w:t xml:space="preserve"> que las de Mealy. [23]</w:t>
       </w:r>
     </w:p>
     <w:p>
@@ -2760,7 +5620,27 @@
           <w:szCs w:val="24"/>
           <w:lang w:eastAsia="en-US"/>
         </w:rPr>
-        <w:t>¿Qué es SystemVerilog UVM?</w:t>
+        <w:t xml:space="preserve">¿Qué es </w:t>
+      </w:r>
+      <w:proofErr w:type="spellStart"/>
+      <w:r>
+        <w:rPr>
+          <w:rFonts w:ascii="Times New Roman" w:hAnsi="Times New Roman" w:cs="Times New Roman"/>
+          <w:sz w:val="24"/>
+          <w:szCs w:val="24"/>
+          <w:lang w:eastAsia="en-US"/>
+        </w:rPr>
+        <w:t>SystemVerilog</w:t>
+      </w:r>
+      <w:proofErr w:type="spellEnd"/>
+      <w:r>
+        <w:rPr>
+          <w:rFonts w:ascii="Times New Roman" w:hAnsi="Times New Roman" w:cs="Times New Roman"/>
+          <w:sz w:val="24"/>
+          <w:szCs w:val="24"/>
+          <w:lang w:eastAsia="en-US"/>
+        </w:rPr>
+        <w:t xml:space="preserve"> UVM?</w:t>
       </w:r>
     </w:p>
     <w:p>
@@ -2776,13 +5656,149 @@
           <w:szCs w:val="24"/>
         </w:rPr>
       </w:pPr>
-      <w:r>
-        <w:rPr>
-          <w:rFonts w:ascii="Times New Roman" w:hAnsi="Times New Roman" w:cs="Times New Roman"/>
-          <w:sz w:val="24"/>
-          <w:szCs w:val="24"/>
-        </w:rPr>
-        <w:t>SystemVerilog UVM es una metodología estandarizada para verificar diseños digitales y sistemas en chip, basada en SystemVerilog y orientada a crear bancos de pruebas modulares y reutilizables. La fuente lo describe así: “UVM son las siglas de Universal Verification Methodology… una metodología estandarizada para verificar diseños digitales y sistemas en chip (SoC)”, y añade que “proporciona un marco para crear componentes modulares y reutilizables para bancos de pruebas”. En la práctica, UVM organiza la verificación en componentes como drivers, monitores, secuencias y scoreboards, permitiendo construir entornos de verificación escalables y profesionales para ASICs y FPGAs.</w:t>
+      <w:proofErr w:type="spellStart"/>
+      <w:r>
+        <w:rPr>
+          <w:rFonts w:ascii="Times New Roman" w:hAnsi="Times New Roman" w:cs="Times New Roman"/>
+          <w:sz w:val="24"/>
+          <w:szCs w:val="24"/>
+        </w:rPr>
+        <w:t>SystemVerilog</w:t>
+      </w:r>
+      <w:proofErr w:type="spellEnd"/>
+      <w:r>
+        <w:rPr>
+          <w:rFonts w:ascii="Times New Roman" w:hAnsi="Times New Roman" w:cs="Times New Roman"/>
+          <w:sz w:val="24"/>
+          <w:szCs w:val="24"/>
+        </w:rPr>
+        <w:t xml:space="preserve"> UVM es una metodología estandarizada para verificar diseños digitales y sistemas en chip, basada en </w:t>
+      </w:r>
+      <w:proofErr w:type="spellStart"/>
+      <w:r>
+        <w:rPr>
+          <w:rFonts w:ascii="Times New Roman" w:hAnsi="Times New Roman" w:cs="Times New Roman"/>
+          <w:sz w:val="24"/>
+          <w:szCs w:val="24"/>
+        </w:rPr>
+        <w:t>SystemVerilog</w:t>
+      </w:r>
+      <w:proofErr w:type="spellEnd"/>
+      <w:r>
+        <w:rPr>
+          <w:rFonts w:ascii="Times New Roman" w:hAnsi="Times New Roman" w:cs="Times New Roman"/>
+          <w:sz w:val="24"/>
+          <w:szCs w:val="24"/>
+        </w:rPr>
+        <w:t xml:space="preserve"> y orientada a crear bancos de pruebas modulares y reutilizables. La fuente lo describe así: “UVM son las siglas de Universal </w:t>
+      </w:r>
+      <w:proofErr w:type="spellStart"/>
+      <w:r>
+        <w:rPr>
+          <w:rFonts w:ascii="Times New Roman" w:hAnsi="Times New Roman" w:cs="Times New Roman"/>
+          <w:sz w:val="24"/>
+          <w:szCs w:val="24"/>
+        </w:rPr>
+        <w:t>Verification</w:t>
+      </w:r>
+      <w:proofErr w:type="spellEnd"/>
+      <w:r>
+        <w:rPr>
+          <w:rFonts w:ascii="Times New Roman" w:hAnsi="Times New Roman" w:cs="Times New Roman"/>
+          <w:sz w:val="24"/>
+          <w:szCs w:val="24"/>
+        </w:rPr>
+        <w:t xml:space="preserve"> </w:t>
+      </w:r>
+      <w:proofErr w:type="spellStart"/>
+      <w:r>
+        <w:rPr>
+          <w:rFonts w:ascii="Times New Roman" w:hAnsi="Times New Roman" w:cs="Times New Roman"/>
+          <w:sz w:val="24"/>
+          <w:szCs w:val="24"/>
+        </w:rPr>
+        <w:t>Methodology</w:t>
+      </w:r>
+      <w:proofErr w:type="spellEnd"/>
+      <w:r>
+        <w:rPr>
+          <w:rFonts w:ascii="Times New Roman" w:hAnsi="Times New Roman" w:cs="Times New Roman"/>
+          <w:sz w:val="24"/>
+          <w:szCs w:val="24"/>
+        </w:rPr>
+        <w:t>… una metodología estandarizada para verificar diseños digitales y sistemas en chip (</w:t>
+      </w:r>
+      <w:proofErr w:type="spellStart"/>
+      <w:r>
+        <w:rPr>
+          <w:rFonts w:ascii="Times New Roman" w:hAnsi="Times New Roman" w:cs="Times New Roman"/>
+          <w:sz w:val="24"/>
+          <w:szCs w:val="24"/>
+        </w:rPr>
+        <w:t>SoC</w:t>
+      </w:r>
+      <w:proofErr w:type="spellEnd"/>
+      <w:r>
+        <w:rPr>
+          <w:rFonts w:ascii="Times New Roman" w:hAnsi="Times New Roman" w:cs="Times New Roman"/>
+          <w:sz w:val="24"/>
+          <w:szCs w:val="24"/>
+        </w:rPr>
+        <w:t xml:space="preserve">)”, y añade que “proporciona un marco para crear componentes modulares y reutilizables para bancos de pruebas”. En la práctica, UVM organiza la verificación en componentes como drivers, monitores, secuencias y </w:t>
+      </w:r>
+      <w:proofErr w:type="spellStart"/>
+      <w:r>
+        <w:rPr>
+          <w:rFonts w:ascii="Times New Roman" w:hAnsi="Times New Roman" w:cs="Times New Roman"/>
+          <w:sz w:val="24"/>
+          <w:szCs w:val="24"/>
+        </w:rPr>
+        <w:t>scoreboards</w:t>
+      </w:r>
+      <w:proofErr w:type="spellEnd"/>
+      <w:r>
+        <w:rPr>
+          <w:rFonts w:ascii="Times New Roman" w:hAnsi="Times New Roman" w:cs="Times New Roman"/>
+          <w:sz w:val="24"/>
+          <w:szCs w:val="24"/>
+        </w:rPr>
+        <w:t xml:space="preserve">, permitiendo construir entornos de verificación escalables y profesionales para </w:t>
+      </w:r>
+      <w:proofErr w:type="spellStart"/>
+      <w:r>
+        <w:rPr>
+          <w:rFonts w:ascii="Times New Roman" w:hAnsi="Times New Roman" w:cs="Times New Roman"/>
+          <w:sz w:val="24"/>
+          <w:szCs w:val="24"/>
+        </w:rPr>
+        <w:t>ASICs</w:t>
+      </w:r>
+      <w:proofErr w:type="spellEnd"/>
+      <w:r>
+        <w:rPr>
+          <w:rFonts w:ascii="Times New Roman" w:hAnsi="Times New Roman" w:cs="Times New Roman"/>
+          <w:sz w:val="24"/>
+          <w:szCs w:val="24"/>
+        </w:rPr>
+        <w:t xml:space="preserve"> y </w:t>
+      </w:r>
+      <w:proofErr w:type="spellStart"/>
+      <w:r>
+        <w:rPr>
+          <w:rFonts w:ascii="Times New Roman" w:hAnsi="Times New Roman" w:cs="Times New Roman"/>
+          <w:sz w:val="24"/>
+          <w:szCs w:val="24"/>
+        </w:rPr>
+        <w:t>FPGAs</w:t>
+      </w:r>
+      <w:proofErr w:type="spellEnd"/>
+      <w:r>
+        <w:rPr>
+          <w:rFonts w:ascii="Times New Roman" w:hAnsi="Times New Roman" w:cs="Times New Roman"/>
+          <w:sz w:val="24"/>
+          <w:szCs w:val="24"/>
+        </w:rPr>
+        <w:t>.</w:t>
       </w:r>
       <w:r>
         <w:rPr>
@@ -2834,7 +5850,6 @@
           <w:rFonts w:ascii="Times New Roman" w:hAnsi="Times New Roman" w:cs="Times New Roman"/>
           <w:sz w:val="24"/>
           <w:szCs w:val="24"/>
-          <w:lang w:val="en-US"/>
         </w:rPr>
       </w:pPr>
       <w:r>
@@ -2858,7 +5873,6 @@
           <w:rFonts w:ascii="Times New Roman" w:hAnsi="Times New Roman" w:cs="Times New Roman"/>
           <w:sz w:val="24"/>
           <w:szCs w:val="24"/>
-          <w:lang w:val="en-US"/>
         </w:rPr>
         <w:t>[26]</w:t>
       </w:r>
@@ -3038,192 +6052,7 @@
     </w:p>
     <w:p>
       <w:pPr>
-        <w:pStyle w:val="ListParagraph"/>
-        <w:ind w:firstLine="720"/>
-        <w:rPr>
-          <w:rFonts w:ascii="Times New Roman" w:hAnsi="Times New Roman" w:cs="Times New Roman"/>
-          <w:sz w:val="24"/>
-          <w:szCs w:val="24"/>
-          <w:lang w:eastAsia="en-US"/>
-        </w:rPr>
-      </w:pPr>
-    </w:p>
-    <w:p>
-      <w:pPr>
-        <w:pStyle w:val="ListParagraph"/>
-        <w:ind w:firstLine="720"/>
-        <w:rPr>
-          <w:rFonts w:ascii="Times New Roman" w:hAnsi="Times New Roman" w:cs="Times New Roman"/>
-          <w:sz w:val="24"/>
-          <w:szCs w:val="24"/>
-          <w:lang w:eastAsia="en-US"/>
-        </w:rPr>
-      </w:pPr>
-    </w:p>
-    <w:p>
-      <w:pPr>
-        <w:pStyle w:val="ListParagraph"/>
-        <w:ind w:firstLine="720"/>
-        <w:rPr>
-          <w:rFonts w:ascii="Times New Roman" w:hAnsi="Times New Roman" w:cs="Times New Roman"/>
-          <w:sz w:val="24"/>
-          <w:szCs w:val="24"/>
-          <w:lang w:eastAsia="en-US"/>
-        </w:rPr>
-      </w:pPr>
-    </w:p>
-    <w:p>
-      <w:pPr>
-        <w:pStyle w:val="ListParagraph"/>
-        <w:ind w:firstLine="720"/>
-        <w:rPr>
-          <w:rFonts w:ascii="Times New Roman" w:hAnsi="Times New Roman" w:cs="Times New Roman"/>
-          <w:sz w:val="24"/>
-          <w:szCs w:val="24"/>
-          <w:lang w:eastAsia="en-US"/>
-        </w:rPr>
-      </w:pPr>
-    </w:p>
-    <w:p>
-      <w:pPr>
-        <w:pStyle w:val="ListParagraph"/>
-        <w:ind w:firstLine="720"/>
-        <w:rPr>
-          <w:rFonts w:ascii="Times New Roman" w:hAnsi="Times New Roman" w:cs="Times New Roman"/>
-          <w:sz w:val="24"/>
-          <w:szCs w:val="24"/>
-          <w:lang w:eastAsia="en-US"/>
-        </w:rPr>
-      </w:pPr>
-    </w:p>
-    <w:p>
-      <w:pPr>
-        <w:pStyle w:val="ListParagraph"/>
-        <w:ind w:firstLine="720"/>
-        <w:rPr>
-          <w:rFonts w:ascii="Times New Roman" w:hAnsi="Times New Roman" w:cs="Times New Roman"/>
-          <w:sz w:val="24"/>
-          <w:szCs w:val="24"/>
-          <w:lang w:eastAsia="en-US"/>
-        </w:rPr>
-      </w:pPr>
-    </w:p>
-    <w:p>
-      <w:pPr>
-        <w:pStyle w:val="ListParagraph"/>
-        <w:ind w:firstLine="720"/>
-        <w:rPr>
-          <w:rFonts w:ascii="Times New Roman" w:hAnsi="Times New Roman" w:cs="Times New Roman"/>
-          <w:sz w:val="24"/>
-          <w:szCs w:val="24"/>
-          <w:lang w:eastAsia="en-US"/>
-        </w:rPr>
-      </w:pPr>
-    </w:p>
-    <w:p>
-      <w:pPr>
-        <w:pStyle w:val="ListParagraph"/>
-        <w:ind w:firstLine="720"/>
-        <w:rPr>
-          <w:rFonts w:ascii="Times New Roman" w:hAnsi="Times New Roman" w:cs="Times New Roman"/>
-          <w:sz w:val="24"/>
-          <w:szCs w:val="24"/>
-          <w:lang w:eastAsia="en-US"/>
-        </w:rPr>
-      </w:pPr>
-    </w:p>
-    <w:p>
-      <w:pPr>
-        <w:pStyle w:val="ListParagraph"/>
-        <w:ind w:firstLine="720"/>
-        <w:rPr>
-          <w:rFonts w:ascii="Times New Roman" w:hAnsi="Times New Roman" w:cs="Times New Roman"/>
-          <w:sz w:val="24"/>
-          <w:szCs w:val="24"/>
-          <w:lang w:eastAsia="en-US"/>
-        </w:rPr>
-      </w:pPr>
-    </w:p>
-    <w:p>
-      <w:pPr>
-        <w:pStyle w:val="ListParagraph"/>
-        <w:ind w:firstLine="720"/>
-        <w:rPr>
-          <w:rFonts w:ascii="Times New Roman" w:hAnsi="Times New Roman" w:cs="Times New Roman"/>
-          <w:sz w:val="24"/>
-          <w:szCs w:val="24"/>
-          <w:lang w:eastAsia="en-US"/>
-        </w:rPr>
-      </w:pPr>
-    </w:p>
-    <w:p>
-      <w:pPr>
-        <w:pStyle w:val="ListParagraph"/>
-        <w:ind w:firstLine="720"/>
-        <w:rPr>
-          <w:rFonts w:ascii="Times New Roman" w:hAnsi="Times New Roman" w:cs="Times New Roman"/>
-          <w:sz w:val="24"/>
-          <w:szCs w:val="24"/>
-          <w:lang w:eastAsia="en-US"/>
-        </w:rPr>
-      </w:pPr>
-    </w:p>
-    <w:p>
-      <w:pPr>
-        <w:pStyle w:val="ListParagraph"/>
-        <w:ind w:firstLine="720"/>
-        <w:rPr>
-          <w:rFonts w:ascii="Times New Roman" w:hAnsi="Times New Roman" w:cs="Times New Roman"/>
-          <w:sz w:val="24"/>
-          <w:szCs w:val="24"/>
-          <w:lang w:eastAsia="en-US"/>
-        </w:rPr>
-      </w:pPr>
-    </w:p>
-    <w:p>
-      <w:pPr>
-        <w:pStyle w:val="ListParagraph"/>
-        <w:ind w:firstLine="720"/>
-        <w:rPr>
-          <w:rFonts w:ascii="Times New Roman" w:hAnsi="Times New Roman" w:cs="Times New Roman"/>
-          <w:sz w:val="24"/>
-          <w:szCs w:val="24"/>
-          <w:lang w:eastAsia="en-US"/>
-        </w:rPr>
-      </w:pPr>
-    </w:p>
-    <w:p>
-      <w:pPr>
-        <w:pStyle w:val="ListParagraph"/>
-        <w:ind w:firstLine="720"/>
-        <w:rPr>
-          <w:rFonts w:ascii="Times New Roman" w:hAnsi="Times New Roman" w:cs="Times New Roman"/>
-          <w:sz w:val="24"/>
-          <w:szCs w:val="24"/>
-          <w:lang w:eastAsia="en-US"/>
-        </w:rPr>
-      </w:pPr>
-    </w:p>
-    <w:p>
-      <w:pPr>
-        <w:pStyle w:val="ListParagraph"/>
-        <w:ind w:firstLine="720"/>
-        <w:rPr>
-          <w:rFonts w:ascii="Times New Roman" w:hAnsi="Times New Roman" w:cs="Times New Roman"/>
-          <w:sz w:val="24"/>
-          <w:szCs w:val="24"/>
-          <w:lang w:eastAsia="en-US"/>
-        </w:rPr>
-      </w:pPr>
-    </w:p>
-    <w:p>
-      <w:pPr>
-        <w:pStyle w:val="ListParagraph"/>
-        <w:ind w:firstLine="720"/>
-        <w:rPr>
-          <w:rFonts w:ascii="Times New Roman" w:hAnsi="Times New Roman" w:cs="Times New Roman"/>
-          <w:sz w:val="24"/>
-          <w:szCs w:val="24"/>
+        <w:rPr>
           <w:lang w:eastAsia="en-US"/>
         </w:rPr>
       </w:pPr>
@@ -3309,8 +6138,79 @@
         <w:rPr>
           <w:lang w:val="en-US" w:eastAsia="en-US"/>
         </w:rPr>
-        <w:t xml:space="preserve">[2] Geeknetic, “Qué es un ASIC y para qué sirve,” </w:t>
-      </w:r>
+        <w:t xml:space="preserve">[2] </w:t>
+      </w:r>
+      <w:proofErr w:type="spellStart"/>
+      <w:r>
+        <w:rPr>
+          <w:lang w:val="en-US" w:eastAsia="en-US"/>
+        </w:rPr>
+        <w:t>Geeknetic</w:t>
+      </w:r>
+      <w:proofErr w:type="spellEnd"/>
+      <w:r>
+        <w:rPr>
+          <w:lang w:val="en-US" w:eastAsia="en-US"/>
+        </w:rPr>
+        <w:t>, “</w:t>
+      </w:r>
+      <w:proofErr w:type="spellStart"/>
+      <w:r>
+        <w:rPr>
+          <w:lang w:val="en-US" w:eastAsia="en-US"/>
+        </w:rPr>
+        <w:t>Qué</w:t>
+      </w:r>
+      <w:proofErr w:type="spellEnd"/>
+      <w:r>
+        <w:rPr>
+          <w:lang w:val="en-US" w:eastAsia="en-US"/>
+        </w:rPr>
+        <w:t xml:space="preserve"> es </w:t>
+      </w:r>
+      <w:proofErr w:type="gramStart"/>
+      <w:r>
+        <w:rPr>
+          <w:lang w:val="en-US" w:eastAsia="en-US"/>
+        </w:rPr>
+        <w:t>un ASIC</w:t>
+      </w:r>
+      <w:proofErr w:type="gramEnd"/>
+      <w:r>
+        <w:rPr>
+          <w:lang w:val="en-US" w:eastAsia="en-US"/>
+        </w:rPr>
+        <w:t xml:space="preserve"> y para </w:t>
+      </w:r>
+      <w:proofErr w:type="spellStart"/>
+      <w:r>
+        <w:rPr>
+          <w:lang w:val="en-US" w:eastAsia="en-US"/>
+        </w:rPr>
+        <w:t>qué</w:t>
+      </w:r>
+      <w:proofErr w:type="spellEnd"/>
+      <w:r>
+        <w:rPr>
+          <w:lang w:val="en-US" w:eastAsia="en-US"/>
+        </w:rPr>
+        <w:t xml:space="preserve"> </w:t>
+      </w:r>
+      <w:proofErr w:type="spellStart"/>
+      <w:r>
+        <w:rPr>
+          <w:lang w:val="en-US" w:eastAsia="en-US"/>
+        </w:rPr>
+        <w:t>sirve</w:t>
+      </w:r>
+      <w:proofErr w:type="spellEnd"/>
+      <w:r>
+        <w:rPr>
+          <w:lang w:val="en-US" w:eastAsia="en-US"/>
+        </w:rPr>
+        <w:t xml:space="preserve">,” </w:t>
+      </w:r>
+      <w:proofErr w:type="spellStart"/>
       <w:r>
         <w:rPr>
           <w:i/>
@@ -3319,6 +6219,7 @@
         </w:rPr>
         <w:t>Geeknetic</w:t>
       </w:r>
+      <w:proofErr w:type="spellEnd"/>
       <w:r>
         <w:rPr>
           <w:lang w:val="en-US" w:eastAsia="en-US"/>
@@ -3360,8 +6261,23 @@
         <w:rPr>
           <w:lang w:eastAsia="en-US"/>
         </w:rPr>
-        <w:t xml:space="preserve">[3] Electroagenda, “Dispositivos digitales complejos,” </w:t>
-      </w:r>
+        <w:t xml:space="preserve">[3] </w:t>
+      </w:r>
+      <w:proofErr w:type="spellStart"/>
+      <w:r>
+        <w:rPr>
+          <w:lang w:eastAsia="en-US"/>
+        </w:rPr>
+        <w:t>Electroagenda</w:t>
+      </w:r>
+      <w:proofErr w:type="spellEnd"/>
+      <w:r>
+        <w:rPr>
+          <w:lang w:eastAsia="en-US"/>
+        </w:rPr>
+        <w:t xml:space="preserve">, “Dispositivos digitales complejos,” </w:t>
+      </w:r>
+      <w:proofErr w:type="spellStart"/>
       <w:r>
         <w:rPr>
           <w:i/>
@@ -3370,6 +6286,7 @@
         </w:rPr>
         <w:t>Electroagenda</w:t>
       </w:r>
+      <w:proofErr w:type="spellEnd"/>
       <w:r>
         <w:rPr>
           <w:lang w:eastAsia="en-US"/>
@@ -3389,7 +6306,21 @@
         <w:rPr>
           <w:lang w:eastAsia="en-US"/>
         </w:rPr>
-        <w:t xml:space="preserve"> (accessed: 24</w:t>
+        <w:t xml:space="preserve"> (</w:t>
+      </w:r>
+      <w:proofErr w:type="spellStart"/>
+      <w:r>
+        <w:rPr>
+          <w:lang w:eastAsia="en-US"/>
+        </w:rPr>
+        <w:t>accessed</w:t>
+      </w:r>
+      <w:proofErr w:type="spellEnd"/>
+      <w:r>
+        <w:rPr>
+          <w:lang w:eastAsia="en-US"/>
+        </w:rPr>
+        <w:t>: 24</w:t>
       </w:r>
       <w:r>
         <w:rPr>
@@ -3637,15 +6568,53 @@
         <w:rPr>
           <w:lang w:val="en-US" w:eastAsia="en-US"/>
         </w:rPr>
-        <w:t xml:space="preserve">[8] SimPlan AG, “Simulation vs. Emulation – What is what?,” </w:t>
-      </w:r>
+        <w:t xml:space="preserve">[8] </w:t>
+      </w:r>
+      <w:proofErr w:type="spellStart"/>
+      <w:r>
+        <w:rPr>
+          <w:lang w:val="en-US" w:eastAsia="en-US"/>
+        </w:rPr>
+        <w:t>SimPlan</w:t>
+      </w:r>
+      <w:proofErr w:type="spellEnd"/>
+      <w:r>
+        <w:rPr>
+          <w:lang w:val="en-US" w:eastAsia="en-US"/>
+        </w:rPr>
+        <w:t xml:space="preserve"> AG, “Simulation vs. Emulation – What is </w:t>
+      </w:r>
+      <w:proofErr w:type="gramStart"/>
+      <w:r>
+        <w:rPr>
+          <w:lang w:val="en-US" w:eastAsia="en-US"/>
+        </w:rPr>
+        <w:t>what?,</w:t>
+      </w:r>
+      <w:proofErr w:type="gramEnd"/>
+      <w:r>
+        <w:rPr>
+          <w:lang w:val="en-US" w:eastAsia="en-US"/>
+        </w:rPr>
+        <w:t xml:space="preserve">” </w:t>
+      </w:r>
+      <w:proofErr w:type="spellStart"/>
       <w:r>
         <w:rPr>
           <w:i/>
           <w:iCs/>
           <w:lang w:val="en-US" w:eastAsia="en-US"/>
         </w:rPr>
-        <w:t>SimPlan AG</w:t>
+        <w:t>SimPlan</w:t>
+      </w:r>
+      <w:proofErr w:type="spellEnd"/>
+      <w:r>
+        <w:rPr>
+          <w:i/>
+          <w:iCs/>
+          <w:lang w:val="en-US" w:eastAsia="en-US"/>
+        </w:rPr>
+        <w:t xml:space="preserve"> AG</w:t>
       </w:r>
       <w:r>
         <w:rPr>
@@ -3684,13 +6653,23 @@
         </w:rPr>
         <w:t xml:space="preserve">[9] AMD, </w:t>
       </w:r>
+      <w:proofErr w:type="spellStart"/>
       <w:r>
         <w:rPr>
           <w:i/>
           <w:iCs/>
           <w:lang w:val="en-US" w:eastAsia="en-US"/>
         </w:rPr>
-        <w:t>Vivado Design Suite User Guide: Synthesis (UG901)</w:t>
+        <w:t>Vivado</w:t>
+      </w:r>
+      <w:proofErr w:type="spellEnd"/>
+      <w:r>
+        <w:rPr>
+          <w:i/>
+          <w:iCs/>
+          <w:lang w:val="en-US" w:eastAsia="en-US"/>
+        </w:rPr>
+        <w:t xml:space="preserve"> Design Suite User Guide: Synthesis (UG901)</w:t>
       </w:r>
       <w:r>
         <w:rPr>
@@ -3727,13 +6706,29 @@
           <w:iCs/>
           <w:lang w:val="en-US" w:eastAsia="en-US"/>
         </w:rPr>
-        <w:t>Why FPGAs?</w:t>
-      </w:r>
-      <w:r>
-        <w:rPr>
-          <w:lang w:val="en-US" w:eastAsia="en-US"/>
-        </w:rPr>
-        <w:t xml:space="preserve">, Intel Corporation, 2024. Available: </w:t>
+        <w:t xml:space="preserve">Why </w:t>
+      </w:r>
+      <w:proofErr w:type="gramStart"/>
+      <w:r>
+        <w:rPr>
+          <w:i/>
+          <w:iCs/>
+          <w:lang w:val="en-US" w:eastAsia="en-US"/>
+        </w:rPr>
+        <w:t>FPGAs?</w:t>
+      </w:r>
+      <w:r>
+        <w:rPr>
+          <w:lang w:val="en-US" w:eastAsia="en-US"/>
+        </w:rPr>
+        <w:t>,</w:t>
+      </w:r>
+      <w:proofErr w:type="gramEnd"/>
+      <w:r>
+        <w:rPr>
+          <w:lang w:val="en-US" w:eastAsia="en-US"/>
+        </w:rPr>
+        <w:t xml:space="preserve"> Intel Corporation, 2024. Available: </w:t>
       </w:r>
       <w:hyperlink r:id="rId16" w:history="1">
         <w:r>
@@ -3764,7 +6759,21 @@
         <w:rPr>
           <w:lang w:val="en-US" w:eastAsia="en-US"/>
         </w:rPr>
-        <w:t xml:space="preserve">[11] AnySilicon, “ASIC Design Flow – The Ultimate Guide,” 2024. Available: </w:t>
+        <w:t xml:space="preserve">[11] </w:t>
+      </w:r>
+      <w:proofErr w:type="spellStart"/>
+      <w:r>
+        <w:rPr>
+          <w:lang w:val="en-US" w:eastAsia="en-US"/>
+        </w:rPr>
+        <w:t>AnySilicon</w:t>
+      </w:r>
+      <w:proofErr w:type="spellEnd"/>
+      <w:r>
+        <w:rPr>
+          <w:lang w:val="en-US" w:eastAsia="en-US"/>
+        </w:rPr>
+        <w:t xml:space="preserve">, “ASIC Design Flow – The Ultimate Guide,” 2024. Available: </w:t>
       </w:r>
       <w:hyperlink r:id="rId17" w:history="1">
         <w:r>
@@ -3797,19 +6806,45 @@
         </w:rPr>
         <w:t xml:space="preserve">[12] XJTAG, </w:t>
       </w:r>
+      <w:proofErr w:type="gramStart"/>
       <w:r>
         <w:rPr>
           <w:i/>
           <w:iCs/>
           <w:lang w:val="en-US" w:eastAsia="en-US"/>
         </w:rPr>
-        <w:t>What is JTAG?</w:t>
-      </w:r>
-      <w:r>
-        <w:rPr>
-          <w:lang w:val="en-US" w:eastAsia="en-US"/>
-        </w:rPr>
-        <w:t xml:space="preserve">, 2024. Available: </w:t>
+        <w:t>What</w:t>
+      </w:r>
+      <w:proofErr w:type="gramEnd"/>
+      <w:r>
+        <w:rPr>
+          <w:i/>
+          <w:iCs/>
+          <w:lang w:val="en-US" w:eastAsia="en-US"/>
+        </w:rPr>
+        <w:t xml:space="preserve"> is </w:t>
+      </w:r>
+      <w:proofErr w:type="gramStart"/>
+      <w:r>
+        <w:rPr>
+          <w:i/>
+          <w:iCs/>
+          <w:lang w:val="en-US" w:eastAsia="en-US"/>
+        </w:rPr>
+        <w:t>JTAG?</w:t>
+      </w:r>
+      <w:r>
+        <w:rPr>
+          <w:lang w:val="en-US" w:eastAsia="en-US"/>
+        </w:rPr>
+        <w:t>,</w:t>
+      </w:r>
+      <w:proofErr w:type="gramEnd"/>
+      <w:r>
+        <w:rPr>
+          <w:lang w:val="en-US" w:eastAsia="en-US"/>
+        </w:rPr>
+        <w:t xml:space="preserve"> 2024. Available: </w:t>
       </w:r>
       <w:hyperlink r:id="rId18" w:history="1">
         <w:r>
@@ -3840,7 +6875,21 @@
         <w:rPr>
           <w:lang w:eastAsia="en-US"/>
         </w:rPr>
-        <w:t xml:space="preserve">[13] AcademiaLab, </w:t>
+        <w:t xml:space="preserve">[13] </w:t>
+      </w:r>
+      <w:proofErr w:type="spellStart"/>
+      <w:r>
+        <w:rPr>
+          <w:lang w:eastAsia="en-US"/>
+        </w:rPr>
+        <w:t>AcademiaLab</w:t>
+      </w:r>
+      <w:proofErr w:type="spellEnd"/>
+      <w:r>
+        <w:rPr>
+          <w:lang w:eastAsia="en-US"/>
+        </w:rPr>
+        <w:t xml:space="preserve">, </w:t>
       </w:r>
       <w:r>
         <w:rPr>
@@ -3854,7 +6903,21 @@
         <w:rPr>
           <w:lang w:eastAsia="en-US"/>
         </w:rPr>
-        <w:t xml:space="preserve">, 2024. Available: </w:t>
+        <w:t xml:space="preserve">, 2024. </w:t>
+      </w:r>
+      <w:proofErr w:type="spellStart"/>
+      <w:r>
+        <w:rPr>
+          <w:lang w:eastAsia="en-US"/>
+        </w:rPr>
+        <w:t>Available</w:t>
+      </w:r>
+      <w:proofErr w:type="spellEnd"/>
+      <w:r>
+        <w:rPr>
+          <w:lang w:eastAsia="en-US"/>
+        </w:rPr>
+        <w:t xml:space="preserve">: </w:t>
       </w:r>
       <w:hyperlink r:id="rId19" w:history="1">
         <w:r>
@@ -3885,7 +6948,21 @@
         <w:rPr>
           <w:lang w:eastAsia="en-US"/>
         </w:rPr>
-        <w:t xml:space="preserve">[14] AcademiaLab, </w:t>
+        <w:t xml:space="preserve">[14] </w:t>
+      </w:r>
+      <w:proofErr w:type="spellStart"/>
+      <w:r>
+        <w:rPr>
+          <w:lang w:eastAsia="en-US"/>
+        </w:rPr>
+        <w:t>AcademiaLab</w:t>
+      </w:r>
+      <w:proofErr w:type="spellEnd"/>
+      <w:r>
+        <w:rPr>
+          <w:lang w:eastAsia="en-US"/>
+        </w:rPr>
+        <w:t xml:space="preserve">, </w:t>
       </w:r>
       <w:r>
         <w:rPr>
@@ -3899,7 +6976,21 @@
         <w:rPr>
           <w:lang w:eastAsia="en-US"/>
         </w:rPr>
-        <w:t xml:space="preserve">, 2024. Available: </w:t>
+        <w:t xml:space="preserve">, 2024. </w:t>
+      </w:r>
+      <w:proofErr w:type="spellStart"/>
+      <w:r>
+        <w:rPr>
+          <w:lang w:eastAsia="en-US"/>
+        </w:rPr>
+        <w:t>Available</w:t>
+      </w:r>
+      <w:proofErr w:type="spellEnd"/>
+      <w:r>
+        <w:rPr>
+          <w:lang w:eastAsia="en-US"/>
+        </w:rPr>
+        <w:t xml:space="preserve">: </w:t>
       </w:r>
       <w:hyperlink r:id="rId20" w:history="1">
         <w:r>
@@ -3922,12 +7013,29 @@
     <w:p>
       <w:pPr>
         <w:ind w:left="720"/>
-      </w:pPr>
-      <w:r>
-        <w:rPr>
-          <w:lang w:val="en-US" w:eastAsia="en-US"/>
-        </w:rPr>
-        <w:t xml:space="preserve">[15] EcrionX, </w:t>
+        <w:rPr>
+          <w:lang w:val="en-US"/>
+        </w:rPr>
+      </w:pPr>
+      <w:r>
+        <w:rPr>
+          <w:lang w:val="en-US" w:eastAsia="en-US"/>
+        </w:rPr>
+        <w:t xml:space="preserve">[15] </w:t>
+      </w:r>
+      <w:proofErr w:type="spellStart"/>
+      <w:r>
+        <w:rPr>
+          <w:lang w:val="en-US" w:eastAsia="en-US"/>
+        </w:rPr>
+        <w:t>EcrionX</w:t>
+      </w:r>
+      <w:proofErr w:type="spellEnd"/>
+      <w:r>
+        <w:rPr>
+          <w:lang w:val="en-US" w:eastAsia="en-US"/>
+        </w:rPr>
+        <w:t xml:space="preserve">, </w:t>
       </w:r>
       <w:r>
         <w:rPr>
@@ -3956,6 +7064,9 @@
     <w:p>
       <w:pPr>
         <w:ind w:left="720"/>
+        <w:rPr>
+          <w:lang w:val="en-US"/>
+        </w:rPr>
       </w:pPr>
     </w:p>
     <w:p>
@@ -3991,8 +7102,18 @@
           <w:iCs/>
           <w:lang w:eastAsia="en-US"/>
         </w:rPr>
-        <w:t>Lista de sensibilidad – Verilog</w:t>
-      </w:r>
+        <w:t xml:space="preserve">Lista de sensibilidad – </w:t>
+      </w:r>
+      <w:proofErr w:type="spellStart"/>
+      <w:r>
+        <w:rPr>
+          <w:i/>
+          <w:iCs/>
+          <w:lang w:eastAsia="en-US"/>
+        </w:rPr>
+        <w:t>Verilog</w:t>
+      </w:r>
+      <w:proofErr w:type="spellEnd"/>
       <w:r>
         <w:rPr>
           <w:lang w:eastAsia="en-US"/>
@@ -4026,12 +7147,30 @@
     <w:p>
       <w:pPr>
         <w:ind w:left="720"/>
-      </w:pPr>
-      <w:r>
-        <w:rPr>
-          <w:lang w:eastAsia="en-US"/>
-        </w:rPr>
-        <w:t xml:space="preserve">[17] García Flores, “¿Qué es un latch y cómo funciona?”, </w:t>
+        <w:rPr>
+          <w:lang w:val="en-US"/>
+        </w:rPr>
+      </w:pPr>
+      <w:r>
+        <w:rPr>
+          <w:lang w:eastAsia="en-US"/>
+        </w:rPr>
+        <w:lastRenderedPageBreak/>
+        <w:t xml:space="preserve">[17] García Flores, “¿Qué es un </w:t>
+      </w:r>
+      <w:proofErr w:type="spellStart"/>
+      <w:r>
+        <w:rPr>
+          <w:lang w:eastAsia="en-US"/>
+        </w:rPr>
+        <w:t>latch</w:t>
+      </w:r>
+      <w:proofErr w:type="spellEnd"/>
+      <w:r>
+        <w:rPr>
+          <w:lang w:eastAsia="en-US"/>
+        </w:rPr>
+        <w:t xml:space="preserve"> y cómo funciona?”, </w:t>
       </w:r>
       <w:r>
         <w:rPr>
@@ -4089,6 +7228,9 @@
     <w:p>
       <w:pPr>
         <w:ind w:left="720"/>
+        <w:rPr>
+          <w:lang w:val="en-US"/>
+        </w:rPr>
       </w:pPr>
     </w:p>
     <w:p>
@@ -4102,19 +7244,7 @@
         <w:rPr>
           <w:lang w:val="en-US"/>
         </w:rPr>
-        <w:t>[1</w:t>
-      </w:r>
-      <w:r>
-        <w:rPr>
-          <w:lang w:val="en-US"/>
-        </w:rPr>
-        <w:t>8</w:t>
-      </w:r>
-      <w:r>
-        <w:rPr>
-          <w:lang w:val="en-US"/>
-        </w:rPr>
-        <w:t xml:space="preserve">] </w:t>
+        <w:t xml:space="preserve">[18] </w:t>
       </w:r>
       <w:r>
         <w:rPr>
@@ -4169,26 +7299,14 @@
         </w:tabs>
         <w:ind w:left="720"/>
         <w:rPr>
-          <w:lang w:val="en-US" w:eastAsia="en-US"/>
-        </w:rPr>
-      </w:pPr>
-      <w:r>
-        <w:rPr>
-          <w:lang w:eastAsia="en-US"/>
-        </w:rPr>
-        <w:t>[1</w:t>
-      </w:r>
-      <w:r>
-        <w:rPr>
-          <w:lang w:eastAsia="en-US"/>
-        </w:rPr>
-        <w:t>9</w:t>
-      </w:r>
-      <w:r>
-        <w:rPr>
-          <w:lang w:eastAsia="en-US"/>
-        </w:rPr>
-        <w:t xml:space="preserve">] </w:t>
+          <w:lang w:eastAsia="en-US"/>
+        </w:rPr>
+      </w:pPr>
+      <w:r>
+        <w:rPr>
+          <w:lang w:eastAsia="en-US"/>
+        </w:rPr>
+        <w:t xml:space="preserve">[19] </w:t>
       </w:r>
       <w:r>
         <w:rPr>
@@ -4213,6 +7331,7 @@
         </w:rPr>
         <w:t xml:space="preserve">, </w:t>
       </w:r>
+      <w:proofErr w:type="spellStart"/>
       <w:r>
         <w:rPr>
           <w:i/>
@@ -4221,11 +7340,26 @@
         </w:rPr>
         <w:t>Metaestabilidad</w:t>
       </w:r>
-      <w:r>
-        <w:rPr>
-          <w:lang w:eastAsia="en-US"/>
-        </w:rPr>
-        <w:t xml:space="preserve">, 2010. Available: </w:t>
+      <w:proofErr w:type="spellEnd"/>
+      <w:r>
+        <w:rPr>
+          <w:lang w:eastAsia="en-US"/>
+        </w:rPr>
+        <w:t xml:space="preserve">, 2010. </w:t>
+      </w:r>
+      <w:proofErr w:type="spellStart"/>
+      <w:r>
+        <w:rPr>
+          <w:lang w:eastAsia="en-US"/>
+        </w:rPr>
+        <w:t>Available</w:t>
+      </w:r>
+      <w:proofErr w:type="spellEnd"/>
+      <w:r>
+        <w:rPr>
+          <w:lang w:eastAsia="en-US"/>
+        </w:rPr>
+        <w:t xml:space="preserve">: </w:t>
       </w:r>
       <w:hyperlink r:id="rId25" w:history="1">
         <w:r>
@@ -4238,7 +7372,7 @@
       </w:hyperlink>
       <w:r>
         <w:rPr>
-          <w:lang w:val="en-US" w:eastAsia="en-US"/>
+          <w:lang w:eastAsia="en-US"/>
         </w:rPr>
         <w:tab/>
       </w:r>
@@ -4250,7 +7384,7 @@
         </w:tabs>
         <w:ind w:left="720"/>
         <w:rPr>
-          <w:lang w:val="en-US" w:eastAsia="en-US"/>
+          <w:lang w:eastAsia="en-US"/>
         </w:rPr>
       </w:pPr>
     </w:p>
@@ -4268,20 +7402,9 @@
         <w:rPr>
           <w:lang w:eastAsia="en-US"/>
         </w:rPr>
-        <w:t>[</w:t>
-      </w:r>
-      <w:r>
-        <w:rPr>
-          <w:lang w:eastAsia="en-US"/>
-        </w:rPr>
-        <w:t>20</w:t>
-      </w:r>
-      <w:r>
-        <w:rPr>
-          <w:lang w:eastAsia="en-US"/>
-        </w:rPr>
-        <w:t xml:space="preserve">] </w:t>
-      </w:r>
+        <w:t xml:space="preserve">[20] </w:t>
+      </w:r>
+      <w:proofErr w:type="spellStart"/>
       <w:r>
         <w:rPr>
           <w:b/>
@@ -4290,6 +7413,7 @@
         </w:rPr>
         <w:t>GauthMath</w:t>
       </w:r>
+      <w:proofErr w:type="spellEnd"/>
       <w:r>
         <w:rPr>
           <w:lang w:eastAsia="en-US"/>
@@ -4351,20 +7475,9 @@
         <w:rPr>
           <w:lang w:val="en-US" w:eastAsia="en-US"/>
         </w:rPr>
-        <w:t>[</w:t>
-      </w:r>
-      <w:r>
-        <w:rPr>
-          <w:lang w:val="en-US" w:eastAsia="en-US"/>
-        </w:rPr>
-        <w:t>2</w:t>
-      </w:r>
-      <w:r>
-        <w:rPr>
-          <w:lang w:val="en-US" w:eastAsia="en-US"/>
-        </w:rPr>
-        <w:t xml:space="preserve">1] </w:t>
-      </w:r>
+        <w:t xml:space="preserve">[21] </w:t>
+      </w:r>
+      <w:proofErr w:type="spellStart"/>
       <w:r>
         <w:rPr>
           <w:b/>
@@ -4373,6 +7486,7 @@
         </w:rPr>
         <w:t>JastTech</w:t>
       </w:r>
+      <w:proofErr w:type="spellEnd"/>
       <w:r>
         <w:rPr>
           <w:lang w:val="en-US" w:eastAsia="en-US"/>
@@ -4428,19 +7542,7 @@
         <w:rPr>
           <w:lang w:eastAsia="en-US"/>
         </w:rPr>
-        <w:t>[</w:t>
-      </w:r>
-      <w:r>
-        <w:rPr>
-          <w:lang w:eastAsia="en-US"/>
-        </w:rPr>
-        <w:t>22</w:t>
-      </w:r>
-      <w:r>
-        <w:rPr>
-          <w:lang w:eastAsia="en-US"/>
-        </w:rPr>
-        <w:t xml:space="preserve">] </w:t>
+        <w:t xml:space="preserve">[22] </w:t>
       </w:r>
       <w:r>
         <w:rPr>
@@ -4511,20 +7613,9 @@
         <w:rPr>
           <w:lang w:eastAsia="en-US"/>
         </w:rPr>
-        <w:t>[</w:t>
-      </w:r>
-      <w:r>
-        <w:rPr>
-          <w:lang w:eastAsia="en-US"/>
-        </w:rPr>
-        <w:t>23</w:t>
-      </w:r>
-      <w:r>
-        <w:rPr>
-          <w:lang w:eastAsia="en-US"/>
-        </w:rPr>
-        <w:t xml:space="preserve">] </w:t>
-      </w:r>
+        <w:t xml:space="preserve">[23] </w:t>
+      </w:r>
+      <w:proofErr w:type="spellStart"/>
       <w:r>
         <w:rPr>
           <w:b/>
@@ -4533,6 +7624,7 @@
         </w:rPr>
         <w:t>AcademiaLab</w:t>
       </w:r>
+      <w:proofErr w:type="spellEnd"/>
       <w:r>
         <w:rPr>
           <w:lang w:eastAsia="en-US"/>
@@ -4551,7 +7643,21 @@
         <w:rPr>
           <w:lang w:eastAsia="en-US"/>
         </w:rPr>
-        <w:t xml:space="preserve">, 2024. Available: </w:t>
+        <w:t xml:space="preserve">, 2024. </w:t>
+      </w:r>
+      <w:proofErr w:type="spellStart"/>
+      <w:r>
+        <w:rPr>
+          <w:lang w:eastAsia="en-US"/>
+        </w:rPr>
+        <w:t>Available</w:t>
+      </w:r>
+      <w:proofErr w:type="spellEnd"/>
+      <w:r>
+        <w:rPr>
+          <w:lang w:eastAsia="en-US"/>
+        </w:rPr>
+        <w:t xml:space="preserve">: </w:t>
       </w:r>
       <w:hyperlink r:id="rId29" w:history="1">
         <w:r>
@@ -4634,7 +7740,21 @@
         <w:rPr>
           <w:lang w:eastAsia="en-US"/>
         </w:rPr>
-        <w:t>, GuíaHardware, 19</w:t>
+        <w:t xml:space="preserve">, </w:t>
+      </w:r>
+      <w:proofErr w:type="spellStart"/>
+      <w:r>
+        <w:rPr>
+          <w:lang w:eastAsia="en-US"/>
+        </w:rPr>
+        <w:t>GuíaHardware</w:t>
+      </w:r>
+      <w:proofErr w:type="spellEnd"/>
+      <w:r>
+        <w:rPr>
+          <w:lang w:eastAsia="en-US"/>
+        </w:rPr>
+        <w:t>, 19</w:t>
       </w:r>
       <w:r>
         <w:rPr>
@@ -4648,7 +7768,21 @@
           <w:lang w:eastAsia="en-US"/>
         </w:rPr>
         <w:noBreakHyphen/>
-        <w:t xml:space="preserve">2024. Available: </w:t>
+        <w:t xml:space="preserve">2024. </w:t>
+      </w:r>
+      <w:proofErr w:type="spellStart"/>
+      <w:r>
+        <w:rPr>
+          <w:lang w:eastAsia="en-US"/>
+        </w:rPr>
+        <w:t>Available</w:t>
+      </w:r>
+      <w:proofErr w:type="spellEnd"/>
+      <w:r>
+        <w:rPr>
+          <w:lang w:eastAsia="en-US"/>
+        </w:rPr>
+        <w:t xml:space="preserve">: </w:t>
       </w:r>
       <w:hyperlink r:id="rId30" w:history="1">
         <w:r>
@@ -4699,6 +7833,7 @@
         </w:rPr>
         <w:t xml:space="preserve">] </w:t>
       </w:r>
+      <w:proofErr w:type="spellStart"/>
       <w:r>
         <w:rPr>
           <w:b/>
@@ -4707,6 +7842,7 @@
         </w:rPr>
         <w:t>Electratraining</w:t>
       </w:r>
+      <w:proofErr w:type="spellEnd"/>
       <w:r>
         <w:rPr>
           <w:lang w:eastAsia="en-US"/>
@@ -4725,7 +7861,21 @@
         <w:rPr>
           <w:lang w:eastAsia="en-US"/>
         </w:rPr>
-        <w:t xml:space="preserve">, 2025. Available: </w:t>
+        <w:t xml:space="preserve">, 2025. </w:t>
+      </w:r>
+      <w:proofErr w:type="spellStart"/>
+      <w:r>
+        <w:rPr>
+          <w:lang w:eastAsia="en-US"/>
+        </w:rPr>
+        <w:t>Available</w:t>
+      </w:r>
+      <w:proofErr w:type="spellEnd"/>
+      <w:r>
+        <w:rPr>
+          <w:lang w:eastAsia="en-US"/>
+        </w:rPr>
+        <w:t xml:space="preserve">: </w:t>
       </w:r>
       <w:hyperlink r:id="rId31" w:history="1">
         <w:r>
@@ -4795,7 +7945,6 @@
         <w:rPr>
           <w:lang w:eastAsia="en-US"/>
         </w:rPr>
-        <w:lastRenderedPageBreak/>
         <w:t>[</w:t>
       </w:r>
       <w:r>
@@ -4959,12 +8108,14 @@
         </w:rPr>
         <w:t xml:space="preserve">Documento en </w:t>
       </w:r>
+      <w:proofErr w:type="spellStart"/>
       <w:r>
         <w:rPr>
           <w:lang w:eastAsia="en-US"/>
         </w:rPr>
         <w:t>GitLab</w:t>
       </w:r>
+      <w:proofErr w:type="spellEnd"/>
       <w:r>
         <w:rPr>
           <w:lang w:eastAsia="en-US"/>
@@ -4977,12 +8128,14 @@
         </w:rPr>
         <w:t xml:space="preserve">l próximo </w:t>
       </w:r>
+      <w:proofErr w:type="gramStart"/>
       <w:r>
         <w:rPr>
           <w:lang w:eastAsia="en-US"/>
         </w:rPr>
         <w:t>Lunes</w:t>
       </w:r>
+      <w:proofErr w:type="gramEnd"/>
       <w:r>
         <w:rPr>
           <w:lang w:eastAsia="en-US"/>
@@ -6361,6 +9514,7 @@
   <w:style w:type="character" w:default="1" w:styleId="DefaultParagraphFont">
     <w:name w:val="Default Paragraph Font"/>
     <w:uiPriority w:val="1"/>
+    <w:semiHidden/>
     <w:unhideWhenUsed/>
   </w:style>
   <w:style w:type="table" w:default="1" w:styleId="TableNormal">
